--- a/Rapid Cortex Internal Docs/Hiring Documents/Draft_NexCortIQ_Sales_Contractor_Agreement.docx
+++ b/Rapid Cortex Internal Docs/Hiring Documents/Draft_NexCortIQ_Sales_Contractor_Agreement.docx
@@ -4,7 +4,9 @@
   <w:body>
     <w:p>
       <w:pPr>
-        <w:spacing w:before="60"/>
+        <w:rPr>
+          <w:rFonts w:ascii="Calibri" w:hAnsi="Calibri" w:cs="Calibri"/>
+        </w:rPr>
       </w:pPr>
       <w:r>
         <w:rPr>
@@ -25,40 +27,89 @@
     </w:p>
     <w:p>
       <w:pPr>
-        <w:spacing w:before="80"/>
-      </w:pPr>
-      <w:r>
-        <w:rPr>
-          <w:rFonts w:ascii="Calibri" w:eastAsia="Calibri" w:hAnsi="Calibri" w:cs="Calibri"/>
-          <w:color w:val="1A1A2E"/>
-        </w:rPr>
-        <w:t>Dear [Contractor Name],</w:t>
-      </w:r>
-    </w:p>
-    <w:p>
-      <w:pPr>
-        <w:spacing w:before="80"/>
         <w:ind w:firstLine="720"/>
-      </w:pPr>
-      <w:r>
-        <w:rPr>
-          <w:rFonts w:ascii="Calibri" w:eastAsia="Calibri" w:hAnsi="Calibri" w:cs="Calibri"/>
-          <w:color w:val="1A1A2E"/>
-        </w:rPr>
-        <w:t>On behalf of Apps on Demand LLC ("Company"), operator of NexCort iQ, we are pleased to extend this Independent Sales Contractor Agreement ("Agreement") for you to join our Commission Sales Team as an Independent Sales Contractor.</w:t>
-      </w:r>
-    </w:p>
-    <w:p>
-      <w:pPr>
-        <w:spacing w:before="80"/>
+        <w:rPr>
+          <w:rFonts w:ascii="Calibri" w:hAnsi="Calibri" w:cs="Calibri"/>
+        </w:rPr>
+      </w:pPr>
+      <w:r>
+        <w:rPr>
+          <w:rFonts w:ascii="Calibri" w:eastAsia="Calibri" w:hAnsi="Calibri" w:cs="Calibri"/>
+          <w:color w:val="1A1A2E"/>
+        </w:rPr>
+        <w:t xml:space="preserve">On behalf of Apps on Demand LLC ("Company"), operator of </w:t>
+      </w:r>
+      <w:proofErr w:type="spellStart"/>
+      <w:r>
+        <w:rPr>
+          <w:rFonts w:ascii="Calibri" w:eastAsia="Calibri" w:hAnsi="Calibri" w:cs="Calibri"/>
+          <w:color w:val="1A1A2E"/>
+        </w:rPr>
+        <w:t>NexCort</w:t>
+      </w:r>
+      <w:proofErr w:type="spellEnd"/>
+      <w:r>
+        <w:rPr>
+          <w:rFonts w:ascii="Calibri" w:eastAsia="Calibri" w:hAnsi="Calibri" w:cs="Calibri"/>
+          <w:color w:val="1A1A2E"/>
+        </w:rPr>
+        <w:t xml:space="preserve"> </w:t>
+      </w:r>
+      <w:proofErr w:type="spellStart"/>
+      <w:r>
+        <w:rPr>
+          <w:rFonts w:ascii="Calibri" w:eastAsia="Calibri" w:hAnsi="Calibri" w:cs="Calibri"/>
+          <w:color w:val="1A1A2E"/>
+        </w:rPr>
+        <w:t>iQ</w:t>
+      </w:r>
+      <w:proofErr w:type="spellEnd"/>
+      <w:r>
+        <w:rPr>
+          <w:rFonts w:ascii="Calibri" w:eastAsia="Calibri" w:hAnsi="Calibri" w:cs="Calibri"/>
+          <w:color w:val="1A1A2E"/>
+        </w:rPr>
+        <w:t>, we are pleased to extend this Independent Sales Contractor Agreement ("Agreement") for you to join our Commission Sales Team as an Independent Sales Contractor.</w:t>
+      </w:r>
+    </w:p>
+    <w:p>
+      <w:pPr>
         <w:ind w:firstLine="720"/>
-      </w:pPr>
-      <w:r>
-        <w:rPr>
-          <w:rFonts w:ascii="Calibri" w:eastAsia="Calibri" w:hAnsi="Calibri" w:cs="Calibri"/>
-          <w:color w:val="1A1A2E"/>
-        </w:rPr>
-        <w:t>NexCort iQ is a next-generation operational intelligence platform built for 911 centers, emergency communications centers, campus safety organizations, and venue security operations. Our mission is to deliver intelligence at the speed of response</w:t>
+        <w:rPr>
+          <w:rFonts w:ascii="Calibri" w:hAnsi="Calibri" w:cs="Calibri"/>
+        </w:rPr>
+      </w:pPr>
+      <w:proofErr w:type="spellStart"/>
+      <w:r>
+        <w:rPr>
+          <w:rFonts w:ascii="Calibri" w:eastAsia="Calibri" w:hAnsi="Calibri" w:cs="Calibri"/>
+          <w:color w:val="1A1A2E"/>
+        </w:rPr>
+        <w:t>NexCort</w:t>
+      </w:r>
+      <w:proofErr w:type="spellEnd"/>
+      <w:r>
+        <w:rPr>
+          <w:rFonts w:ascii="Calibri" w:eastAsia="Calibri" w:hAnsi="Calibri" w:cs="Calibri"/>
+          <w:color w:val="1A1A2E"/>
+        </w:rPr>
+        <w:t xml:space="preserve"> </w:t>
+      </w:r>
+      <w:proofErr w:type="spellStart"/>
+      <w:r>
+        <w:rPr>
+          <w:rFonts w:ascii="Calibri" w:eastAsia="Calibri" w:hAnsi="Calibri" w:cs="Calibri"/>
+          <w:color w:val="1A1A2E"/>
+        </w:rPr>
+        <w:t>iQ</w:t>
+      </w:r>
+      <w:proofErr w:type="spellEnd"/>
+      <w:r>
+        <w:rPr>
+          <w:rFonts w:ascii="Calibri" w:eastAsia="Calibri" w:hAnsi="Calibri" w:cs="Calibri"/>
+          <w:color w:val="1A1A2E"/>
+        </w:rPr>
+        <w:t xml:space="preserve"> is a next-generation operational intelligence platform built for 911 centers, emergency communications centers, campus safety organizations, and venue security operations. Our mission is to deliver intelligence at the speed of response</w:t>
       </w:r>
       <w:r>
         <w:rPr>
@@ -77,21 +128,57 @@
     </w:p>
     <w:p>
       <w:pPr>
-        <w:spacing w:before="80"/>
         <w:ind w:firstLine="720"/>
-      </w:pPr>
-      <w:r>
-        <w:rPr>
-          <w:rFonts w:ascii="Calibri" w:eastAsia="Calibri" w:hAnsi="Calibri" w:cs="Calibri"/>
-          <w:color w:val="1A1A2E"/>
-        </w:rPr>
-        <w:t>This Agreement governs the terms under which you will represent NexCort iQ in the marketplace, develop new business relationships, and earn commission-based compensation based on closed and collected contracts.</w:t>
+        <w:rPr>
+          <w:rFonts w:ascii="Calibri" w:hAnsi="Calibri" w:cs="Calibri"/>
+        </w:rPr>
+      </w:pPr>
+      <w:r>
+        <w:rPr>
+          <w:rFonts w:ascii="Calibri" w:eastAsia="Calibri" w:hAnsi="Calibri" w:cs="Calibri"/>
+          <w:color w:val="1A1A2E"/>
+        </w:rPr>
+        <w:t xml:space="preserve">This Agreement governs the terms under which you will represent </w:t>
+      </w:r>
+      <w:proofErr w:type="spellStart"/>
+      <w:r>
+        <w:rPr>
+          <w:rFonts w:ascii="Calibri" w:eastAsia="Calibri" w:hAnsi="Calibri" w:cs="Calibri"/>
+          <w:color w:val="1A1A2E"/>
+        </w:rPr>
+        <w:t>NexCort</w:t>
+      </w:r>
+      <w:proofErr w:type="spellEnd"/>
+      <w:r>
+        <w:rPr>
+          <w:rFonts w:ascii="Calibri" w:eastAsia="Calibri" w:hAnsi="Calibri" w:cs="Calibri"/>
+          <w:color w:val="1A1A2E"/>
+        </w:rPr>
+        <w:t xml:space="preserve"> </w:t>
+      </w:r>
+      <w:proofErr w:type="spellStart"/>
+      <w:r>
+        <w:rPr>
+          <w:rFonts w:ascii="Calibri" w:eastAsia="Calibri" w:hAnsi="Calibri" w:cs="Calibri"/>
+          <w:color w:val="1A1A2E"/>
+        </w:rPr>
+        <w:t>iQ</w:t>
+      </w:r>
+      <w:proofErr w:type="spellEnd"/>
+      <w:r>
+        <w:rPr>
+          <w:rFonts w:ascii="Calibri" w:eastAsia="Calibri" w:hAnsi="Calibri" w:cs="Calibri"/>
+          <w:color w:val="1A1A2E"/>
+        </w:rPr>
+        <w:t xml:space="preserve"> in the marketplace, develop new business relationships, and earn commission-based compensation based on closed and collected contracts.</w:t>
       </w:r>
     </w:p>
     <w:p>
       <w:pPr>
         <w:shd w:val="clear" w:color="auto" w:fill="0D2657"/>
-        <w:spacing w:before="240"/>
+        <w:rPr>
+          <w:rFonts w:ascii="Calibri" w:hAnsi="Calibri" w:cs="Calibri"/>
+        </w:rPr>
       </w:pPr>
       <w:r>
         <w:rPr>
@@ -100,19 +187,73 @@
           <w:bCs/>
           <w:color w:val="FFFFFF"/>
         </w:rPr>
-        <w:t xml:space="preserve">  1  ·  Role &amp; Market Focus  </w:t>
-      </w:r>
-    </w:p>
-    <w:p>
-      <w:pPr>
-        <w:spacing w:before="80"/>
-      </w:pPr>
-      <w:r>
-        <w:rPr>
-          <w:rFonts w:ascii="Calibri" w:eastAsia="Calibri" w:hAnsi="Calibri" w:cs="Calibri"/>
-          <w:color w:val="1A1A2E"/>
-        </w:rPr>
-        <w:t>You are engaged as an Independent Sales Contractor responsible for identifying, qualifying, and closing new customer accounts for NexCort iQ. Your authorized market focus will include one or more of the following verticals as agreed between the parties:</w:t>
+        <w:t xml:space="preserve">  </w:t>
+      </w:r>
+      <w:proofErr w:type="gramStart"/>
+      <w:r>
+        <w:rPr>
+          <w:rFonts w:ascii="Calibri" w:eastAsia="Calibri" w:hAnsi="Calibri" w:cs="Calibri"/>
+          <w:b/>
+          <w:bCs/>
+          <w:color w:val="FFFFFF"/>
+        </w:rPr>
+        <w:t>1  ·</w:t>
+      </w:r>
+      <w:proofErr w:type="gramEnd"/>
+      <w:r>
+        <w:rPr>
+          <w:rFonts w:ascii="Calibri" w:eastAsia="Calibri" w:hAnsi="Calibri" w:cs="Calibri"/>
+          <w:b/>
+          <w:bCs/>
+          <w:color w:val="FFFFFF"/>
+        </w:rPr>
+        <w:t xml:space="preserve">  Role &amp; Market Focus  </w:t>
+      </w:r>
+    </w:p>
+    <w:p>
+      <w:pPr>
+        <w:rPr>
+          <w:rFonts w:ascii="Calibri" w:hAnsi="Calibri" w:cs="Calibri"/>
+        </w:rPr>
+      </w:pPr>
+      <w:r>
+        <w:rPr>
+          <w:rFonts w:ascii="Calibri" w:eastAsia="Calibri" w:hAnsi="Calibri" w:cs="Calibri"/>
+          <w:color w:val="1A1A2E"/>
+        </w:rPr>
+        <w:t xml:space="preserve">You are engaged as an Independent Sales Contractor responsible for identifying, qualifying, and closing new customer accounts for </w:t>
+      </w:r>
+      <w:proofErr w:type="spellStart"/>
+      <w:r>
+        <w:rPr>
+          <w:rFonts w:ascii="Calibri" w:eastAsia="Calibri" w:hAnsi="Calibri" w:cs="Calibri"/>
+          <w:color w:val="1A1A2E"/>
+        </w:rPr>
+        <w:t>NexCort</w:t>
+      </w:r>
+      <w:proofErr w:type="spellEnd"/>
+      <w:r>
+        <w:rPr>
+          <w:rFonts w:ascii="Calibri" w:eastAsia="Calibri" w:hAnsi="Calibri" w:cs="Calibri"/>
+          <w:color w:val="1A1A2E"/>
+        </w:rPr>
+        <w:t xml:space="preserve"> </w:t>
+      </w:r>
+      <w:proofErr w:type="spellStart"/>
+      <w:r>
+        <w:rPr>
+          <w:rFonts w:ascii="Calibri" w:eastAsia="Calibri" w:hAnsi="Calibri" w:cs="Calibri"/>
+          <w:color w:val="1A1A2E"/>
+        </w:rPr>
+        <w:t>iQ</w:t>
+      </w:r>
+      <w:proofErr w:type="spellEnd"/>
+      <w:r>
+        <w:rPr>
+          <w:rFonts w:ascii="Calibri" w:eastAsia="Calibri" w:hAnsi="Calibri" w:cs="Calibri"/>
+          <w:color w:val="1A1A2E"/>
+        </w:rPr>
+        <w:t>. Your authorized market focus will include one or more of the following verticals as agreed between the parties:</w:t>
       </w:r>
     </w:p>
     <w:p>
@@ -122,7 +263,9 @@
           <w:ilvl w:val="0"/>
           <w:numId w:val="1"/>
         </w:numPr>
-        <w:spacing w:before="60"/>
+        <w:rPr>
+          <w:rFonts w:ascii="Calibri" w:hAnsi="Calibri" w:cs="Calibri"/>
+        </w:rPr>
       </w:pPr>
       <w:r>
         <w:rPr>
@@ -139,7 +282,9 @@
           <w:ilvl w:val="0"/>
           <w:numId w:val="1"/>
         </w:numPr>
-        <w:spacing w:before="60"/>
+        <w:rPr>
+          <w:rFonts w:ascii="Calibri" w:hAnsi="Calibri" w:cs="Calibri"/>
+        </w:rPr>
       </w:pPr>
       <w:r>
         <w:rPr>
@@ -156,7 +301,9 @@
           <w:ilvl w:val="0"/>
           <w:numId w:val="1"/>
         </w:numPr>
-        <w:spacing w:before="60"/>
+        <w:rPr>
+          <w:rFonts w:ascii="Calibri" w:hAnsi="Calibri" w:cs="Calibri"/>
+        </w:rPr>
       </w:pPr>
       <w:r>
         <w:rPr>
@@ -173,7 +320,6 @@
           <w:ilvl w:val="0"/>
           <w:numId w:val="1"/>
         </w:numPr>
-        <w:spacing w:before="60"/>
         <w:rPr>
           <w:rFonts w:ascii="Calibri" w:hAnsi="Calibri" w:cs="Calibri"/>
         </w:rPr>
@@ -190,39 +336,47 @@
           <w:rFonts w:ascii="Calibri" w:hAnsi="Calibri" w:cs="Calibri"/>
           <w:color w:val="000000"/>
         </w:rPr>
-        <w:t>RC Transit brings NexCort iQ's QR, NFC, and SMS incident reporting to public transportation</w:t>
-      </w:r>
+        <w:t xml:space="preserve">RC Transit brings </w:t>
+      </w:r>
+      <w:proofErr w:type="spellStart"/>
       <w:r>
         <w:rPr>
           <w:rFonts w:ascii="Calibri" w:hAnsi="Calibri" w:cs="Calibri"/>
           <w:color w:val="000000"/>
         </w:rPr>
-        <w:t xml:space="preserve">, </w:t>
-      </w:r>
+        <w:t>NexCort</w:t>
+      </w:r>
+      <w:proofErr w:type="spellEnd"/>
       <w:r>
         <w:rPr>
           <w:rFonts w:ascii="Calibri" w:hAnsi="Calibri" w:cs="Calibri"/>
           <w:color w:val="000000"/>
         </w:rPr>
-        <w:t>giving riders and staff a no-app way to report safety concerns directly to transit security in real time.</w:t>
-      </w:r>
-    </w:p>
-    <w:p>
-      <w:pPr>
-        <w:spacing w:before="80"/>
-      </w:pPr>
-      <w:r>
-        <w:rPr>
-          <w:rFonts w:ascii="Calibri" w:eastAsia="Calibri" w:hAnsi="Calibri" w:cs="Calibri"/>
-          <w:color w:val="1A1A2E"/>
-        </w:rPr>
-        <w:t>Your market focus will be confirmed in writing at onboarding.</w:t>
+        <w:t xml:space="preserve"> </w:t>
+      </w:r>
+      <w:proofErr w:type="spellStart"/>
+      <w:r>
+        <w:rPr>
+          <w:rFonts w:ascii="Calibri" w:hAnsi="Calibri" w:cs="Calibri"/>
+          <w:color w:val="000000"/>
+        </w:rPr>
+        <w:t>iQ's</w:t>
+      </w:r>
+      <w:proofErr w:type="spellEnd"/>
+      <w:r>
+        <w:rPr>
+          <w:rFonts w:ascii="Calibri" w:hAnsi="Calibri" w:cs="Calibri"/>
+          <w:color w:val="000000"/>
+        </w:rPr>
+        <w:t xml:space="preserve"> QR, NFC, and SMS incident reporting to public transportation, giving riders and staff a no-app way to report safety concerns directly to transit security in real time.</w:t>
       </w:r>
     </w:p>
     <w:p>
       <w:pPr>
         <w:shd w:val="clear" w:color="auto" w:fill="0D2657"/>
-        <w:spacing w:before="240"/>
+        <w:rPr>
+          <w:rFonts w:ascii="Calibri" w:hAnsi="Calibri" w:cs="Calibri"/>
+        </w:rPr>
       </w:pPr>
       <w:r>
         <w:rPr>
@@ -231,7 +385,27 @@
           <w:bCs/>
           <w:color w:val="FFFFFF"/>
         </w:rPr>
-        <w:t xml:space="preserve">  2  ·  Responsibilities  </w:t>
+        <w:t xml:space="preserve">  </w:t>
+      </w:r>
+      <w:proofErr w:type="gramStart"/>
+      <w:r>
+        <w:rPr>
+          <w:rFonts w:ascii="Calibri" w:eastAsia="Calibri" w:hAnsi="Calibri" w:cs="Calibri"/>
+          <w:b/>
+          <w:bCs/>
+          <w:color w:val="FFFFFF"/>
+        </w:rPr>
+        <w:t>2  ·</w:t>
+      </w:r>
+      <w:proofErr w:type="gramEnd"/>
+      <w:r>
+        <w:rPr>
+          <w:rFonts w:ascii="Calibri" w:eastAsia="Calibri" w:hAnsi="Calibri" w:cs="Calibri"/>
+          <w:b/>
+          <w:bCs/>
+          <w:color w:val="FFFFFF"/>
+        </w:rPr>
+        <w:t xml:space="preserve">  Responsibilities  </w:t>
       </w:r>
     </w:p>
     <w:p>
@@ -241,7 +415,9 @@
           <w:ilvl w:val="0"/>
           <w:numId w:val="1"/>
         </w:numPr>
-        <w:spacing w:before="60"/>
+        <w:rPr>
+          <w:rFonts w:ascii="Calibri" w:hAnsi="Calibri" w:cs="Calibri"/>
+        </w:rPr>
       </w:pPr>
       <w:r>
         <w:rPr>
@@ -258,7 +434,9 @@
           <w:ilvl w:val="0"/>
           <w:numId w:val="1"/>
         </w:numPr>
-        <w:spacing w:before="60"/>
+        <w:rPr>
+          <w:rFonts w:ascii="Calibri" w:hAnsi="Calibri" w:cs="Calibri"/>
+        </w:rPr>
       </w:pPr>
       <w:r>
         <w:rPr>
@@ -275,7 +453,9 @@
           <w:ilvl w:val="0"/>
           <w:numId w:val="1"/>
         </w:numPr>
-        <w:spacing w:before="60"/>
+        <w:rPr>
+          <w:rFonts w:ascii="Calibri" w:hAnsi="Calibri" w:cs="Calibri"/>
+        </w:rPr>
       </w:pPr>
       <w:r>
         <w:rPr>
@@ -292,7 +472,9 @@
           <w:ilvl w:val="0"/>
           <w:numId w:val="1"/>
         </w:numPr>
-        <w:spacing w:before="60"/>
+        <w:rPr>
+          <w:rFonts w:ascii="Calibri" w:hAnsi="Calibri" w:cs="Calibri"/>
+        </w:rPr>
       </w:pPr>
       <w:r>
         <w:rPr>
@@ -309,14 +491,48 @@
           <w:ilvl w:val="0"/>
           <w:numId w:val="1"/>
         </w:numPr>
-        <w:spacing w:before="60"/>
-      </w:pPr>
-      <w:r>
-        <w:rPr>
-          <w:rFonts w:ascii="Calibri" w:eastAsia="Calibri" w:hAnsi="Calibri" w:cs="Calibri"/>
-          <w:color w:val="1A1A2E"/>
-        </w:rPr>
-        <w:t>Represent NexCort iQ professionally, consistent with brand standards and approved messaging</w:t>
+        <w:rPr>
+          <w:rFonts w:ascii="Calibri" w:hAnsi="Calibri" w:cs="Calibri"/>
+        </w:rPr>
+      </w:pPr>
+      <w:r>
+        <w:rPr>
+          <w:rFonts w:ascii="Calibri" w:eastAsia="Calibri" w:hAnsi="Calibri" w:cs="Calibri"/>
+          <w:color w:val="1A1A2E"/>
+        </w:rPr>
+        <w:t xml:space="preserve">Represent </w:t>
+      </w:r>
+      <w:proofErr w:type="spellStart"/>
+      <w:r>
+        <w:rPr>
+          <w:rFonts w:ascii="Calibri" w:eastAsia="Calibri" w:hAnsi="Calibri" w:cs="Calibri"/>
+          <w:color w:val="1A1A2E"/>
+        </w:rPr>
+        <w:t>NexCort</w:t>
+      </w:r>
+      <w:proofErr w:type="spellEnd"/>
+      <w:r>
+        <w:rPr>
+          <w:rFonts w:ascii="Calibri" w:eastAsia="Calibri" w:hAnsi="Calibri" w:cs="Calibri"/>
+          <w:color w:val="1A1A2E"/>
+        </w:rPr>
+        <w:t xml:space="preserve"> </w:t>
+      </w:r>
+      <w:proofErr w:type="spellStart"/>
+      <w:r>
+        <w:rPr>
+          <w:rFonts w:ascii="Calibri" w:eastAsia="Calibri" w:hAnsi="Calibri" w:cs="Calibri"/>
+          <w:color w:val="1A1A2E"/>
+        </w:rPr>
+        <w:t>iQ</w:t>
+      </w:r>
+      <w:proofErr w:type="spellEnd"/>
+      <w:r>
+        <w:rPr>
+          <w:rFonts w:ascii="Calibri" w:eastAsia="Calibri" w:hAnsi="Calibri" w:cs="Calibri"/>
+          <w:color w:val="1A1A2E"/>
+        </w:rPr>
+        <w:t xml:space="preserve"> professionally, consistent with brand standards and approved messaging</w:t>
       </w:r>
     </w:p>
     <w:p>
@@ -326,7 +542,9 @@
           <w:ilvl w:val="0"/>
           <w:numId w:val="1"/>
         </w:numPr>
-        <w:spacing w:before="60"/>
+        <w:rPr>
+          <w:rFonts w:ascii="Calibri" w:hAnsi="Calibri" w:cs="Calibri"/>
+        </w:rPr>
       </w:pPr>
       <w:r>
         <w:rPr>
@@ -343,7 +561,9 @@
           <w:ilvl w:val="0"/>
           <w:numId w:val="1"/>
         </w:numPr>
-        <w:spacing w:before="60"/>
+        <w:rPr>
+          <w:rFonts w:ascii="Calibri" w:hAnsi="Calibri" w:cs="Calibri"/>
+        </w:rPr>
       </w:pPr>
       <w:r>
         <w:rPr>
@@ -360,7 +580,9 @@
           <w:ilvl w:val="0"/>
           <w:numId w:val="1"/>
         </w:numPr>
-        <w:spacing w:before="60"/>
+        <w:rPr>
+          <w:rFonts w:ascii="Calibri" w:hAnsi="Calibri" w:cs="Calibri"/>
+        </w:rPr>
       </w:pPr>
       <w:r>
         <w:rPr>
@@ -373,7 +595,9 @@
     <w:p>
       <w:pPr>
         <w:shd w:val="clear" w:color="auto" w:fill="0D2657"/>
-        <w:spacing w:before="240"/>
+        <w:rPr>
+          <w:rFonts w:ascii="Calibri" w:hAnsi="Calibri" w:cs="Calibri"/>
+        </w:rPr>
       </w:pPr>
       <w:r>
         <w:rPr>
@@ -382,12 +606,34 @@
           <w:bCs/>
           <w:color w:val="FFFFFF"/>
         </w:rPr>
-        <w:t xml:space="preserve">  3  ·  Commission Compensation  </w:t>
-      </w:r>
-    </w:p>
-    <w:p>
-      <w:pPr>
-        <w:spacing w:before="80"/>
+        <w:t xml:space="preserve">  </w:t>
+      </w:r>
+      <w:proofErr w:type="gramStart"/>
+      <w:r>
+        <w:rPr>
+          <w:rFonts w:ascii="Calibri" w:eastAsia="Calibri" w:hAnsi="Calibri" w:cs="Calibri"/>
+          <w:b/>
+          <w:bCs/>
+          <w:color w:val="FFFFFF"/>
+        </w:rPr>
+        <w:t>3  ·</w:t>
+      </w:r>
+      <w:proofErr w:type="gramEnd"/>
+      <w:r>
+        <w:rPr>
+          <w:rFonts w:ascii="Calibri" w:eastAsia="Calibri" w:hAnsi="Calibri" w:cs="Calibri"/>
+          <w:b/>
+          <w:bCs/>
+          <w:color w:val="FFFFFF"/>
+        </w:rPr>
+        <w:t xml:space="preserve">  Commission Compensation  </w:t>
+      </w:r>
+    </w:p>
+    <w:p>
+      <w:pPr>
+        <w:rPr>
+          <w:rFonts w:ascii="Calibri" w:hAnsi="Calibri" w:cs="Calibri"/>
+        </w:rPr>
       </w:pPr>
       <w:r>
         <w:rPr>
@@ -469,7 +715,9 @@
     </w:p>
     <w:p>
       <w:pPr>
-        <w:spacing w:before="80"/>
+        <w:rPr>
+          <w:rFonts w:ascii="Calibri" w:hAnsi="Calibri" w:cs="Calibri"/>
+        </w:rPr>
       </w:pPr>
       <w:r>
         <w:rPr>
@@ -481,27 +729,47 @@
           <w:szCs w:val="21"/>
           <w:u w:val="single"/>
         </w:rPr>
-        <w:t>3a  ·  Reverse Marginal Commission Schedule</w:t>
-      </w:r>
-    </w:p>
-    <w:p>
-      <w:pPr>
-        <w:spacing w:before="80"/>
-      </w:pPr>
-      <w:r>
-        <w:rPr>
-          <w:rFonts w:ascii="Calibri" w:eastAsia="Calibri" w:hAnsi="Calibri" w:cs="Calibri"/>
-          <w:color w:val="1A1A2E"/>
-        </w:rPr>
-        <w:t xml:space="preserve">Commission is calculated using a Reverse Marginal Commission Schedule. Each tier rate applies only to the portion of Annual Contract Value (ACV) that falls within that tier — not to the total contract. This structure </w:t>
-      </w:r>
-      <w:r>
-        <w:rPr>
-          <w:rFonts w:ascii="Calibri" w:eastAsia="Calibri" w:hAnsi="Calibri" w:cs="Calibri"/>
-          <w:color w:val="1A1A2E"/>
-        </w:rPr>
-        <w:lastRenderedPageBreak/>
-        <w:t>ensures that every additional dollar closed always increases the Contractor's total commission. There are no cliff penalties; crossing a tier boundary never reduces earnings.</w:t>
+        <w:t>3</w:t>
+      </w:r>
+      <w:proofErr w:type="gramStart"/>
+      <w:r>
+        <w:rPr>
+          <w:rFonts w:ascii="Calibri" w:eastAsia="Calibri" w:hAnsi="Calibri" w:cs="Calibri"/>
+          <w:b/>
+          <w:bCs/>
+          <w:color w:val="0D2657"/>
+          <w:sz w:val="21"/>
+          <w:szCs w:val="21"/>
+          <w:u w:val="single"/>
+        </w:rPr>
+        <w:t>a  ·</w:t>
+      </w:r>
+      <w:proofErr w:type="gramEnd"/>
+      <w:r>
+        <w:rPr>
+          <w:rFonts w:ascii="Calibri" w:eastAsia="Calibri" w:hAnsi="Calibri" w:cs="Calibri"/>
+          <w:b/>
+          <w:bCs/>
+          <w:color w:val="0D2657"/>
+          <w:sz w:val="21"/>
+          <w:szCs w:val="21"/>
+          <w:u w:val="single"/>
+        </w:rPr>
+        <w:t xml:space="preserve">  Reverse Marginal Commission Schedule</w:t>
+      </w:r>
+    </w:p>
+    <w:p>
+      <w:pPr>
+        <w:rPr>
+          <w:rFonts w:ascii="Calibri" w:hAnsi="Calibri" w:cs="Calibri"/>
+        </w:rPr>
+      </w:pPr>
+      <w:r>
+        <w:rPr>
+          <w:rFonts w:ascii="Calibri" w:eastAsia="Calibri" w:hAnsi="Calibri" w:cs="Calibri"/>
+          <w:color w:val="1A1A2E"/>
+        </w:rPr>
+        <w:t>Commission is calculated using a Reverse Marginal Commission Schedule. Each tier rate applies only to the portion of Annual Contract Value (ACV) that falls within that tier — not to the total contract. This structure ensures that every additional dollar closed always increases the Contractor's total commission. There are no cliff penalties; crossing a tier boundary never reduces earnings.</w:t>
       </w:r>
     </w:p>
     <w:tbl>
@@ -544,8 +812,10 @@
           </w:tcPr>
           <w:p>
             <w:pPr>
-              <w:spacing w:before="60"/>
               <w:jc w:val="center"/>
+              <w:rPr>
+                <w:rFonts w:ascii="Calibri" w:hAnsi="Calibri" w:cs="Calibri"/>
+              </w:rPr>
             </w:pPr>
             <w:r>
               <w:rPr>
@@ -574,8 +844,10 @@
           </w:tcPr>
           <w:p>
             <w:pPr>
-              <w:spacing w:before="60"/>
               <w:jc w:val="center"/>
+              <w:rPr>
+                <w:rFonts w:ascii="Calibri" w:hAnsi="Calibri" w:cs="Calibri"/>
+              </w:rPr>
             </w:pPr>
             <w:r>
               <w:rPr>
@@ -605,7 +877,9 @@
           </w:tcPr>
           <w:p>
             <w:pPr>
-              <w:spacing w:before="60"/>
+              <w:rPr>
+                <w:rFonts w:ascii="Calibri" w:hAnsi="Calibri" w:cs="Calibri"/>
+              </w:rPr>
             </w:pPr>
             <w:r>
               <w:rPr>
@@ -631,8 +905,10 @@
           </w:tcPr>
           <w:p>
             <w:pPr>
-              <w:spacing w:before="60"/>
               <w:jc w:val="center"/>
+              <w:rPr>
+                <w:rFonts w:ascii="Calibri" w:hAnsi="Calibri" w:cs="Calibri"/>
+              </w:rPr>
             </w:pPr>
             <w:r>
               <w:rPr>
@@ -662,7 +938,9 @@
           </w:tcPr>
           <w:p>
             <w:pPr>
-              <w:spacing w:before="60"/>
+              <w:rPr>
+                <w:rFonts w:ascii="Calibri" w:hAnsi="Calibri" w:cs="Calibri"/>
+              </w:rPr>
             </w:pPr>
             <w:r>
               <w:rPr>
@@ -688,8 +966,10 @@
           </w:tcPr>
           <w:p>
             <w:pPr>
-              <w:spacing w:before="60"/>
               <w:jc w:val="center"/>
+              <w:rPr>
+                <w:rFonts w:ascii="Calibri" w:hAnsi="Calibri" w:cs="Calibri"/>
+              </w:rPr>
             </w:pPr>
             <w:r>
               <w:rPr>
@@ -719,7 +999,9 @@
           </w:tcPr>
           <w:p>
             <w:pPr>
-              <w:spacing w:before="60"/>
+              <w:rPr>
+                <w:rFonts w:ascii="Calibri" w:hAnsi="Calibri" w:cs="Calibri"/>
+              </w:rPr>
             </w:pPr>
             <w:r>
               <w:rPr>
@@ -745,8 +1027,10 @@
           </w:tcPr>
           <w:p>
             <w:pPr>
-              <w:spacing w:before="60"/>
               <w:jc w:val="center"/>
+              <w:rPr>
+                <w:rFonts w:ascii="Calibri" w:hAnsi="Calibri" w:cs="Calibri"/>
+              </w:rPr>
             </w:pPr>
             <w:r>
               <w:rPr>
@@ -776,7 +1060,9 @@
           </w:tcPr>
           <w:p>
             <w:pPr>
-              <w:spacing w:before="60"/>
+              <w:rPr>
+                <w:rFonts w:ascii="Calibri" w:hAnsi="Calibri" w:cs="Calibri"/>
+              </w:rPr>
             </w:pPr>
             <w:r>
               <w:rPr>
@@ -802,8 +1088,10 @@
           </w:tcPr>
           <w:p>
             <w:pPr>
-              <w:spacing w:before="60"/>
               <w:jc w:val="center"/>
+              <w:rPr>
+                <w:rFonts w:ascii="Calibri" w:hAnsi="Calibri" w:cs="Calibri"/>
+              </w:rPr>
             </w:pPr>
             <w:r>
               <w:rPr>
@@ -833,7 +1121,9 @@
           </w:tcPr>
           <w:p>
             <w:pPr>
-              <w:spacing w:before="60"/>
+              <w:rPr>
+                <w:rFonts w:ascii="Calibri" w:hAnsi="Calibri" w:cs="Calibri"/>
+              </w:rPr>
             </w:pPr>
             <w:r>
               <w:rPr>
@@ -859,8 +1149,10 @@
           </w:tcPr>
           <w:p>
             <w:pPr>
-              <w:spacing w:before="60"/>
               <w:jc w:val="center"/>
+              <w:rPr>
+                <w:rFonts w:ascii="Calibri" w:hAnsi="Calibri" w:cs="Calibri"/>
+              </w:rPr>
             </w:pPr>
             <w:r>
               <w:rPr>
@@ -879,7 +1171,9 @@
     </w:tbl>
     <w:p>
       <w:pPr>
-        <w:spacing w:before="80"/>
+        <w:rPr>
+          <w:rFonts w:ascii="Calibri" w:hAnsi="Calibri" w:cs="Calibri"/>
+        </w:rPr>
       </w:pPr>
       <w:r>
         <w:rPr>
@@ -891,18 +1185,47 @@
           <w:szCs w:val="21"/>
           <w:u w:val="single"/>
         </w:rPr>
-        <w:t>3b  ·  Commission Calculation Example</w:t>
-      </w:r>
-    </w:p>
-    <w:p>
-      <w:pPr>
-        <w:spacing w:before="80"/>
-      </w:pPr>
-      <w:r>
-        <w:rPr>
-          <w:rFonts w:ascii="Calibri" w:eastAsia="Calibri" w:hAnsi="Calibri" w:cs="Calibri"/>
-          <w:color w:val="1A1A2E"/>
-        </w:rPr>
+        <w:t>3</w:t>
+      </w:r>
+      <w:proofErr w:type="gramStart"/>
+      <w:r>
+        <w:rPr>
+          <w:rFonts w:ascii="Calibri" w:eastAsia="Calibri" w:hAnsi="Calibri" w:cs="Calibri"/>
+          <w:b/>
+          <w:bCs/>
+          <w:color w:val="0D2657"/>
+          <w:sz w:val="21"/>
+          <w:szCs w:val="21"/>
+          <w:u w:val="single"/>
+        </w:rPr>
+        <w:t>b  ·</w:t>
+      </w:r>
+      <w:proofErr w:type="gramEnd"/>
+      <w:r>
+        <w:rPr>
+          <w:rFonts w:ascii="Calibri" w:eastAsia="Calibri" w:hAnsi="Calibri" w:cs="Calibri"/>
+          <w:b/>
+          <w:bCs/>
+          <w:color w:val="0D2657"/>
+          <w:sz w:val="21"/>
+          <w:szCs w:val="21"/>
+          <w:u w:val="single"/>
+        </w:rPr>
+        <w:t xml:space="preserve">  Commission Calculation Example</w:t>
+      </w:r>
+    </w:p>
+    <w:p>
+      <w:pPr>
+        <w:rPr>
+          <w:rFonts w:ascii="Calibri" w:hAnsi="Calibri" w:cs="Calibri"/>
+        </w:rPr>
+      </w:pPr>
+      <w:r>
+        <w:rPr>
+          <w:rFonts w:ascii="Calibri" w:eastAsia="Calibri" w:hAnsi="Calibri" w:cs="Calibri"/>
+          <w:color w:val="1A1A2E"/>
+        </w:rPr>
+        <w:lastRenderedPageBreak/>
         <w:t>Example — $200,000 Annual Contract Value:</w:t>
       </w:r>
     </w:p>
@@ -913,14 +1236,32 @@
           <w:ilvl w:val="0"/>
           <w:numId w:val="1"/>
         </w:numPr>
-        <w:spacing w:before="60"/>
-      </w:pPr>
-      <w:r>
-        <w:rPr>
-          <w:rFonts w:ascii="Calibri" w:eastAsia="Calibri" w:hAnsi="Calibri" w:cs="Calibri"/>
-          <w:color w:val="1A1A2E"/>
-        </w:rPr>
-        <w:t>$10,000 × 20%  =  $2,000</w:t>
+        <w:rPr>
+          <w:rFonts w:ascii="Calibri" w:hAnsi="Calibri" w:cs="Calibri"/>
+        </w:rPr>
+      </w:pPr>
+      <w:r>
+        <w:rPr>
+          <w:rFonts w:ascii="Calibri" w:eastAsia="Calibri" w:hAnsi="Calibri" w:cs="Calibri"/>
+          <w:color w:val="1A1A2E"/>
+        </w:rPr>
+        <w:t>$10,000 × 20</w:t>
+      </w:r>
+      <w:proofErr w:type="gramStart"/>
+      <w:r>
+        <w:rPr>
+          <w:rFonts w:ascii="Calibri" w:eastAsia="Calibri" w:hAnsi="Calibri" w:cs="Calibri"/>
+          <w:color w:val="1A1A2E"/>
+        </w:rPr>
+        <w:t>%  =</w:t>
+      </w:r>
+      <w:proofErr w:type="gramEnd"/>
+      <w:r>
+        <w:rPr>
+          <w:rFonts w:ascii="Calibri" w:eastAsia="Calibri" w:hAnsi="Calibri" w:cs="Calibri"/>
+          <w:color w:val="1A1A2E"/>
+        </w:rPr>
+        <w:t xml:space="preserve">  $2,000</w:t>
       </w:r>
     </w:p>
     <w:p>
@@ -930,14 +1271,48 @@
           <w:ilvl w:val="0"/>
           <w:numId w:val="1"/>
         </w:numPr>
-        <w:spacing w:before="60"/>
-      </w:pPr>
-      <w:r>
-        <w:rPr>
-          <w:rFonts w:ascii="Calibri" w:eastAsia="Calibri" w:hAnsi="Calibri" w:cs="Calibri"/>
-          <w:color w:val="1A1A2E"/>
-        </w:rPr>
-        <w:t>$40,000 × 17.5%  =  $7,000   (the $10,001–$50,000 tier)</w:t>
+        <w:rPr>
+          <w:rFonts w:ascii="Calibri" w:hAnsi="Calibri" w:cs="Calibri"/>
+        </w:rPr>
+      </w:pPr>
+      <w:r>
+        <w:rPr>
+          <w:rFonts w:ascii="Calibri" w:eastAsia="Calibri" w:hAnsi="Calibri" w:cs="Calibri"/>
+          <w:color w:val="1A1A2E"/>
+        </w:rPr>
+        <w:t>$40,000 × 17.5</w:t>
+      </w:r>
+      <w:proofErr w:type="gramStart"/>
+      <w:r>
+        <w:rPr>
+          <w:rFonts w:ascii="Calibri" w:eastAsia="Calibri" w:hAnsi="Calibri" w:cs="Calibri"/>
+          <w:color w:val="1A1A2E"/>
+        </w:rPr>
+        <w:t>%  =</w:t>
+      </w:r>
+      <w:proofErr w:type="gramEnd"/>
+      <w:r>
+        <w:rPr>
+          <w:rFonts w:ascii="Calibri" w:eastAsia="Calibri" w:hAnsi="Calibri" w:cs="Calibri"/>
+          <w:color w:val="1A1A2E"/>
+        </w:rPr>
+        <w:t xml:space="preserve">  $7,000</w:t>
+      </w:r>
+      <w:proofErr w:type="gramStart"/>
+      <w:r>
+        <w:rPr>
+          <w:rFonts w:ascii="Calibri" w:eastAsia="Calibri" w:hAnsi="Calibri" w:cs="Calibri"/>
+          <w:color w:val="1A1A2E"/>
+        </w:rPr>
+        <w:t xml:space="preserve">   (</w:t>
+      </w:r>
+      <w:proofErr w:type="gramEnd"/>
+      <w:r>
+        <w:rPr>
+          <w:rFonts w:ascii="Calibri" w:eastAsia="Calibri" w:hAnsi="Calibri" w:cs="Calibri"/>
+          <w:color w:val="1A1A2E"/>
+        </w:rPr>
+        <w:t>the $10,001–$50,000 tier)</w:t>
       </w:r>
     </w:p>
     <w:p>
@@ -947,14 +1322,48 @@
           <w:ilvl w:val="0"/>
           <w:numId w:val="1"/>
         </w:numPr>
-        <w:spacing w:before="60"/>
-      </w:pPr>
-      <w:r>
-        <w:rPr>
-          <w:rFonts w:ascii="Calibri" w:eastAsia="Calibri" w:hAnsi="Calibri" w:cs="Calibri"/>
-          <w:color w:val="1A1A2E"/>
-        </w:rPr>
-        <w:t>$50,000 × 15%  =  $7,500   (the $50,001–$100,000 tier)</w:t>
+        <w:rPr>
+          <w:rFonts w:ascii="Calibri" w:hAnsi="Calibri" w:cs="Calibri"/>
+        </w:rPr>
+      </w:pPr>
+      <w:r>
+        <w:rPr>
+          <w:rFonts w:ascii="Calibri" w:eastAsia="Calibri" w:hAnsi="Calibri" w:cs="Calibri"/>
+          <w:color w:val="1A1A2E"/>
+        </w:rPr>
+        <w:t>$50,000 × 15</w:t>
+      </w:r>
+      <w:proofErr w:type="gramStart"/>
+      <w:r>
+        <w:rPr>
+          <w:rFonts w:ascii="Calibri" w:eastAsia="Calibri" w:hAnsi="Calibri" w:cs="Calibri"/>
+          <w:color w:val="1A1A2E"/>
+        </w:rPr>
+        <w:t>%  =</w:t>
+      </w:r>
+      <w:proofErr w:type="gramEnd"/>
+      <w:r>
+        <w:rPr>
+          <w:rFonts w:ascii="Calibri" w:eastAsia="Calibri" w:hAnsi="Calibri" w:cs="Calibri"/>
+          <w:color w:val="1A1A2E"/>
+        </w:rPr>
+        <w:t xml:space="preserve">  $7,500</w:t>
+      </w:r>
+      <w:proofErr w:type="gramStart"/>
+      <w:r>
+        <w:rPr>
+          <w:rFonts w:ascii="Calibri" w:eastAsia="Calibri" w:hAnsi="Calibri" w:cs="Calibri"/>
+          <w:color w:val="1A1A2E"/>
+        </w:rPr>
+        <w:t xml:space="preserve">   (</w:t>
+      </w:r>
+      <w:proofErr w:type="gramEnd"/>
+      <w:r>
+        <w:rPr>
+          <w:rFonts w:ascii="Calibri" w:eastAsia="Calibri" w:hAnsi="Calibri" w:cs="Calibri"/>
+          <w:color w:val="1A1A2E"/>
+        </w:rPr>
+        <w:t>the $50,001–$100,000 tier)</w:t>
       </w:r>
     </w:p>
     <w:p>
@@ -964,20 +1373,56 @@
           <w:ilvl w:val="0"/>
           <w:numId w:val="1"/>
         </w:numPr>
-        <w:spacing w:before="60"/>
-      </w:pPr>
-      <w:r>
-        <w:rPr>
-          <w:rFonts w:ascii="Calibri" w:eastAsia="Calibri" w:hAnsi="Calibri" w:cs="Calibri"/>
-          <w:color w:val="1A1A2E"/>
-        </w:rPr>
-        <w:t>$100,000 × 12.5%  =  $12,500  (the $100,001–$250,000 tier)</w:t>
-      </w:r>
-    </w:p>
-    <w:p>
-      <w:pPr>
-        <w:spacing w:before="60"/>
+        <w:rPr>
+          <w:rFonts w:ascii="Calibri" w:hAnsi="Calibri" w:cs="Calibri"/>
+        </w:rPr>
+      </w:pPr>
+      <w:r>
+        <w:rPr>
+          <w:rFonts w:ascii="Calibri" w:eastAsia="Calibri" w:hAnsi="Calibri" w:cs="Calibri"/>
+          <w:color w:val="1A1A2E"/>
+        </w:rPr>
+        <w:t>$100,000 × 12.5</w:t>
+      </w:r>
+      <w:proofErr w:type="gramStart"/>
+      <w:r>
+        <w:rPr>
+          <w:rFonts w:ascii="Calibri" w:eastAsia="Calibri" w:hAnsi="Calibri" w:cs="Calibri"/>
+          <w:color w:val="1A1A2E"/>
+        </w:rPr>
+        <w:t>%  =</w:t>
+      </w:r>
+      <w:proofErr w:type="gramEnd"/>
+      <w:r>
+        <w:rPr>
+          <w:rFonts w:ascii="Calibri" w:eastAsia="Calibri" w:hAnsi="Calibri" w:cs="Calibri"/>
+          <w:color w:val="1A1A2E"/>
+        </w:rPr>
+        <w:t xml:space="preserve">  $</w:t>
+      </w:r>
+      <w:proofErr w:type="gramStart"/>
+      <w:r>
+        <w:rPr>
+          <w:rFonts w:ascii="Calibri" w:eastAsia="Calibri" w:hAnsi="Calibri" w:cs="Calibri"/>
+          <w:color w:val="1A1A2E"/>
+        </w:rPr>
+        <w:t>12,500  (</w:t>
+      </w:r>
+      <w:proofErr w:type="gramEnd"/>
+      <w:r>
+        <w:rPr>
+          <w:rFonts w:ascii="Calibri" w:eastAsia="Calibri" w:hAnsi="Calibri" w:cs="Calibri"/>
+          <w:color w:val="1A1A2E"/>
+        </w:rPr>
+        <w:t>the $100,001–$250,000 tier)</w:t>
+      </w:r>
+    </w:p>
+    <w:p>
+      <w:pPr>
         <w:ind w:left="720"/>
+        <w:rPr>
+          <w:rFonts w:ascii="Calibri" w:hAnsi="Calibri" w:cs="Calibri"/>
+        </w:rPr>
       </w:pPr>
       <w:r>
         <w:rPr>
@@ -995,12 +1440,34 @@
           <w:bCs/>
           <w:color w:val="CC1B2B"/>
         </w:rPr>
-        <w:t>$29,000  (14.5% effective rate)</w:t>
-      </w:r>
-    </w:p>
-    <w:p>
-      <w:pPr>
-        <w:spacing w:before="80"/>
+        <w:t>$</w:t>
+      </w:r>
+      <w:proofErr w:type="gramStart"/>
+      <w:r>
+        <w:rPr>
+          <w:rFonts w:ascii="Calibri" w:eastAsia="Calibri" w:hAnsi="Calibri" w:cs="Calibri"/>
+          <w:b/>
+          <w:bCs/>
+          <w:color w:val="CC1B2B"/>
+        </w:rPr>
+        <w:t>29,000  (</w:t>
+      </w:r>
+      <w:proofErr w:type="gramEnd"/>
+      <w:r>
+        <w:rPr>
+          <w:rFonts w:ascii="Calibri" w:eastAsia="Calibri" w:hAnsi="Calibri" w:cs="Calibri"/>
+          <w:b/>
+          <w:bCs/>
+          <w:color w:val="CC1B2B"/>
+        </w:rPr>
+        <w:t>14.5% effective rate)</w:t>
+      </w:r>
+    </w:p>
+    <w:p>
+      <w:pPr>
+        <w:rPr>
+          <w:rFonts w:ascii="Calibri" w:hAnsi="Calibri" w:cs="Calibri"/>
+        </w:rPr>
       </w:pPr>
       <w:r>
         <w:rPr>
@@ -1050,8 +1517,10 @@
           </w:tcPr>
           <w:p>
             <w:pPr>
-              <w:spacing w:before="60"/>
               <w:jc w:val="center"/>
+              <w:rPr>
+                <w:rFonts w:ascii="Calibri" w:hAnsi="Calibri" w:cs="Calibri"/>
+              </w:rPr>
             </w:pPr>
             <w:r>
               <w:rPr>
@@ -1079,8 +1548,10 @@
           </w:tcPr>
           <w:p>
             <w:pPr>
-              <w:spacing w:before="60"/>
               <w:jc w:val="center"/>
+              <w:rPr>
+                <w:rFonts w:ascii="Calibri" w:hAnsi="Calibri" w:cs="Calibri"/>
+              </w:rPr>
             </w:pPr>
             <w:r>
               <w:rPr>
@@ -1108,8 +1579,10 @@
           </w:tcPr>
           <w:p>
             <w:pPr>
-              <w:spacing w:before="60"/>
               <w:jc w:val="center"/>
+              <w:rPr>
+                <w:rFonts w:ascii="Calibri" w:hAnsi="Calibri" w:cs="Calibri"/>
+              </w:rPr>
             </w:pPr>
             <w:r>
               <w:rPr>
@@ -1139,8 +1612,10 @@
           </w:tcPr>
           <w:p>
             <w:pPr>
-              <w:spacing w:before="50"/>
               <w:jc w:val="center"/>
+              <w:rPr>
+                <w:rFonts w:ascii="Calibri" w:hAnsi="Calibri" w:cs="Calibri"/>
+              </w:rPr>
             </w:pPr>
             <w:r>
               <w:rPr>
@@ -1166,8 +1641,10 @@
           </w:tcPr>
           <w:p>
             <w:pPr>
-              <w:spacing w:before="50"/>
               <w:jc w:val="center"/>
+              <w:rPr>
+                <w:rFonts w:ascii="Calibri" w:hAnsi="Calibri" w:cs="Calibri"/>
+              </w:rPr>
             </w:pPr>
             <w:r>
               <w:rPr>
@@ -1193,8 +1670,10 @@
           </w:tcPr>
           <w:p>
             <w:pPr>
-              <w:spacing w:before="50"/>
               <w:jc w:val="center"/>
+              <w:rPr>
+                <w:rFonts w:ascii="Calibri" w:hAnsi="Calibri" w:cs="Calibri"/>
+              </w:rPr>
             </w:pPr>
             <w:r>
               <w:rPr>
@@ -1222,8 +1701,10 @@
           </w:tcPr>
           <w:p>
             <w:pPr>
-              <w:spacing w:before="50"/>
               <w:jc w:val="center"/>
+              <w:rPr>
+                <w:rFonts w:ascii="Calibri" w:hAnsi="Calibri" w:cs="Calibri"/>
+              </w:rPr>
             </w:pPr>
             <w:r>
               <w:rPr>
@@ -1249,8 +1730,10 @@
           </w:tcPr>
           <w:p>
             <w:pPr>
-              <w:spacing w:before="50"/>
               <w:jc w:val="center"/>
+              <w:rPr>
+                <w:rFonts w:ascii="Calibri" w:hAnsi="Calibri" w:cs="Calibri"/>
+              </w:rPr>
             </w:pPr>
             <w:r>
               <w:rPr>
@@ -1276,8 +1759,10 @@
           </w:tcPr>
           <w:p>
             <w:pPr>
-              <w:spacing w:before="50"/>
               <w:jc w:val="center"/>
+              <w:rPr>
+                <w:rFonts w:ascii="Calibri" w:hAnsi="Calibri" w:cs="Calibri"/>
+              </w:rPr>
             </w:pPr>
             <w:r>
               <w:rPr>
@@ -1305,8 +1790,10 @@
           </w:tcPr>
           <w:p>
             <w:pPr>
-              <w:spacing w:before="50"/>
               <w:jc w:val="center"/>
+              <w:rPr>
+                <w:rFonts w:ascii="Calibri" w:hAnsi="Calibri" w:cs="Calibri"/>
+              </w:rPr>
             </w:pPr>
             <w:r>
               <w:rPr>
@@ -1332,8 +1819,10 @@
           </w:tcPr>
           <w:p>
             <w:pPr>
-              <w:spacing w:before="50"/>
               <w:jc w:val="center"/>
+              <w:rPr>
+                <w:rFonts w:ascii="Calibri" w:hAnsi="Calibri" w:cs="Calibri"/>
+              </w:rPr>
             </w:pPr>
             <w:r>
               <w:rPr>
@@ -1359,8 +1848,10 @@
           </w:tcPr>
           <w:p>
             <w:pPr>
-              <w:spacing w:before="50"/>
               <w:jc w:val="center"/>
+              <w:rPr>
+                <w:rFonts w:ascii="Calibri" w:hAnsi="Calibri" w:cs="Calibri"/>
+              </w:rPr>
             </w:pPr>
             <w:r>
               <w:rPr>
@@ -1388,8 +1879,10 @@
           </w:tcPr>
           <w:p>
             <w:pPr>
-              <w:spacing w:before="50"/>
               <w:jc w:val="center"/>
+              <w:rPr>
+                <w:rFonts w:ascii="Calibri" w:hAnsi="Calibri" w:cs="Calibri"/>
+              </w:rPr>
             </w:pPr>
             <w:r>
               <w:rPr>
@@ -1415,8 +1908,10 @@
           </w:tcPr>
           <w:p>
             <w:pPr>
-              <w:spacing w:before="50"/>
               <w:jc w:val="center"/>
+              <w:rPr>
+                <w:rFonts w:ascii="Calibri" w:hAnsi="Calibri" w:cs="Calibri"/>
+              </w:rPr>
             </w:pPr>
             <w:r>
               <w:rPr>
@@ -1442,8 +1937,10 @@
           </w:tcPr>
           <w:p>
             <w:pPr>
-              <w:spacing w:before="50"/>
               <w:jc w:val="center"/>
+              <w:rPr>
+                <w:rFonts w:ascii="Calibri" w:hAnsi="Calibri" w:cs="Calibri"/>
+              </w:rPr>
             </w:pPr>
             <w:r>
               <w:rPr>
@@ -1471,8 +1968,10 @@
           </w:tcPr>
           <w:p>
             <w:pPr>
-              <w:spacing w:before="50"/>
               <w:jc w:val="center"/>
+              <w:rPr>
+                <w:rFonts w:ascii="Calibri" w:hAnsi="Calibri" w:cs="Calibri"/>
+              </w:rPr>
             </w:pPr>
             <w:r>
               <w:rPr>
@@ -1498,8 +1997,10 @@
           </w:tcPr>
           <w:p>
             <w:pPr>
-              <w:spacing w:before="50"/>
               <w:jc w:val="center"/>
+              <w:rPr>
+                <w:rFonts w:ascii="Calibri" w:hAnsi="Calibri" w:cs="Calibri"/>
+              </w:rPr>
             </w:pPr>
             <w:r>
               <w:rPr>
@@ -1525,8 +2026,10 @@
           </w:tcPr>
           <w:p>
             <w:pPr>
-              <w:spacing w:before="50"/>
               <w:jc w:val="center"/>
+              <w:rPr>
+                <w:rFonts w:ascii="Calibri" w:hAnsi="Calibri" w:cs="Calibri"/>
+              </w:rPr>
             </w:pPr>
             <w:r>
               <w:rPr>
@@ -1554,8 +2057,10 @@
           </w:tcPr>
           <w:p>
             <w:pPr>
-              <w:spacing w:before="50"/>
               <w:jc w:val="center"/>
+              <w:rPr>
+                <w:rFonts w:ascii="Calibri" w:hAnsi="Calibri" w:cs="Calibri"/>
+              </w:rPr>
             </w:pPr>
             <w:r>
               <w:rPr>
@@ -1581,8 +2086,10 @@
           </w:tcPr>
           <w:p>
             <w:pPr>
-              <w:spacing w:before="50"/>
               <w:jc w:val="center"/>
+              <w:rPr>
+                <w:rFonts w:ascii="Calibri" w:hAnsi="Calibri" w:cs="Calibri"/>
+              </w:rPr>
             </w:pPr>
             <w:r>
               <w:rPr>
@@ -1608,8 +2115,10 @@
           </w:tcPr>
           <w:p>
             <w:pPr>
-              <w:spacing w:before="50"/>
               <w:jc w:val="center"/>
+              <w:rPr>
+                <w:rFonts w:ascii="Calibri" w:hAnsi="Calibri" w:cs="Calibri"/>
+              </w:rPr>
             </w:pPr>
             <w:r>
               <w:rPr>
@@ -1637,8 +2146,10 @@
           </w:tcPr>
           <w:p>
             <w:pPr>
-              <w:spacing w:before="50"/>
               <w:jc w:val="center"/>
+              <w:rPr>
+                <w:rFonts w:ascii="Calibri" w:hAnsi="Calibri" w:cs="Calibri"/>
+              </w:rPr>
             </w:pPr>
             <w:r>
               <w:rPr>
@@ -1664,8 +2175,10 @@
           </w:tcPr>
           <w:p>
             <w:pPr>
-              <w:spacing w:before="50"/>
               <w:jc w:val="center"/>
+              <w:rPr>
+                <w:rFonts w:ascii="Calibri" w:hAnsi="Calibri" w:cs="Calibri"/>
+              </w:rPr>
             </w:pPr>
             <w:r>
               <w:rPr>
@@ -1691,8 +2204,10 @@
           </w:tcPr>
           <w:p>
             <w:pPr>
-              <w:spacing w:before="50"/>
               <w:jc w:val="center"/>
+              <w:rPr>
+                <w:rFonts w:ascii="Calibri" w:hAnsi="Calibri" w:cs="Calibri"/>
+              </w:rPr>
             </w:pPr>
             <w:r>
               <w:rPr>
@@ -1720,8 +2235,10 @@
           </w:tcPr>
           <w:p>
             <w:pPr>
-              <w:spacing w:before="50"/>
               <w:jc w:val="center"/>
+              <w:rPr>
+                <w:rFonts w:ascii="Calibri" w:hAnsi="Calibri" w:cs="Calibri"/>
+              </w:rPr>
             </w:pPr>
             <w:r>
               <w:rPr>
@@ -1747,8 +2264,10 @@
           </w:tcPr>
           <w:p>
             <w:pPr>
-              <w:spacing w:before="50"/>
               <w:jc w:val="center"/>
+              <w:rPr>
+                <w:rFonts w:ascii="Calibri" w:hAnsi="Calibri" w:cs="Calibri"/>
+              </w:rPr>
             </w:pPr>
             <w:r>
               <w:rPr>
@@ -1774,8 +2293,10 @@
           </w:tcPr>
           <w:p>
             <w:pPr>
-              <w:spacing w:before="50"/>
               <w:jc w:val="center"/>
+              <w:rPr>
+                <w:rFonts w:ascii="Calibri" w:hAnsi="Calibri" w:cs="Calibri"/>
+              </w:rPr>
             </w:pPr>
             <w:r>
               <w:rPr>
@@ -1803,8 +2324,10 @@
           </w:tcPr>
           <w:p>
             <w:pPr>
-              <w:spacing w:before="50"/>
               <w:jc w:val="center"/>
+              <w:rPr>
+                <w:rFonts w:ascii="Calibri" w:hAnsi="Calibri" w:cs="Calibri"/>
+              </w:rPr>
             </w:pPr>
             <w:r>
               <w:rPr>
@@ -1830,8 +2353,10 @@
           </w:tcPr>
           <w:p>
             <w:pPr>
-              <w:spacing w:before="50"/>
               <w:jc w:val="center"/>
+              <w:rPr>
+                <w:rFonts w:ascii="Calibri" w:hAnsi="Calibri" w:cs="Calibri"/>
+              </w:rPr>
             </w:pPr>
             <w:r>
               <w:rPr>
@@ -1857,8 +2382,10 @@
           </w:tcPr>
           <w:p>
             <w:pPr>
-              <w:spacing w:before="50"/>
               <w:jc w:val="center"/>
+              <w:rPr>
+                <w:rFonts w:ascii="Calibri" w:hAnsi="Calibri" w:cs="Calibri"/>
+              </w:rPr>
             </w:pPr>
             <w:r>
               <w:rPr>
@@ -1886,8 +2413,10 @@
           </w:tcPr>
           <w:p>
             <w:pPr>
-              <w:spacing w:before="50"/>
               <w:jc w:val="center"/>
+              <w:rPr>
+                <w:rFonts w:ascii="Calibri" w:hAnsi="Calibri" w:cs="Calibri"/>
+              </w:rPr>
             </w:pPr>
             <w:r>
               <w:rPr>
@@ -1913,8 +2442,10 @@
           </w:tcPr>
           <w:p>
             <w:pPr>
-              <w:spacing w:before="50"/>
               <w:jc w:val="center"/>
+              <w:rPr>
+                <w:rFonts w:ascii="Calibri" w:hAnsi="Calibri" w:cs="Calibri"/>
+              </w:rPr>
             </w:pPr>
             <w:r>
               <w:rPr>
@@ -1940,8 +2471,10 @@
           </w:tcPr>
           <w:p>
             <w:pPr>
-              <w:spacing w:before="50"/>
               <w:jc w:val="center"/>
+              <w:rPr>
+                <w:rFonts w:ascii="Calibri" w:hAnsi="Calibri" w:cs="Calibri"/>
+              </w:rPr>
             </w:pPr>
             <w:r>
               <w:rPr>
@@ -1969,8 +2502,10 @@
           </w:tcPr>
           <w:p>
             <w:pPr>
-              <w:spacing w:before="50"/>
               <w:jc w:val="center"/>
+              <w:rPr>
+                <w:rFonts w:ascii="Calibri" w:hAnsi="Calibri" w:cs="Calibri"/>
+              </w:rPr>
             </w:pPr>
             <w:r>
               <w:rPr>
@@ -1996,8 +2531,10 @@
           </w:tcPr>
           <w:p>
             <w:pPr>
-              <w:spacing w:before="50"/>
               <w:jc w:val="center"/>
+              <w:rPr>
+                <w:rFonts w:ascii="Calibri" w:hAnsi="Calibri" w:cs="Calibri"/>
+              </w:rPr>
             </w:pPr>
             <w:r>
               <w:rPr>
@@ -2023,8 +2560,10 @@
           </w:tcPr>
           <w:p>
             <w:pPr>
-              <w:spacing w:before="50"/>
               <w:jc w:val="center"/>
+              <w:rPr>
+                <w:rFonts w:ascii="Calibri" w:hAnsi="Calibri" w:cs="Calibri"/>
+              </w:rPr>
             </w:pPr>
             <w:r>
               <w:rPr>
@@ -2041,7 +2580,9 @@
     </w:tbl>
     <w:p>
       <w:pPr>
-        <w:spacing w:before="80"/>
+        <w:rPr>
+          <w:rFonts w:ascii="Calibri" w:hAnsi="Calibri" w:cs="Calibri"/>
+        </w:rPr>
       </w:pPr>
       <w:r>
         <w:rPr>
@@ -2053,115 +2594,10 @@
           <w:szCs w:val="21"/>
           <w:u w:val="single"/>
         </w:rPr>
-        <w:t>3c  ·  Scope, Eligibility &amp; Calculation Basis</w:t>
-      </w:r>
-    </w:p>
-    <w:p>
-      <w:pPr>
-        <w:pStyle w:val="ListParagraph"/>
-        <w:numPr>
-          <w:ilvl w:val="0"/>
-          <w:numId w:val="1"/>
-        </w:numPr>
-        <w:spacing w:before="60"/>
-      </w:pPr>
-      <w:r>
-        <w:rPr>
-          <w:rFonts w:ascii="Calibri" w:eastAsia="Calibri" w:hAnsi="Calibri" w:cs="Calibri"/>
-          <w:color w:val="1A1A2E"/>
-        </w:rPr>
-        <w:t>Commission applies to first-year Annual Contract Value (ACV) only on new accounts originated by the Contractor.</w:t>
-      </w:r>
-    </w:p>
-    <w:p>
-      <w:pPr>
-        <w:pStyle w:val="ListParagraph"/>
-        <w:numPr>
-          <w:ilvl w:val="0"/>
-          <w:numId w:val="1"/>
-        </w:numPr>
-        <w:spacing w:before="60"/>
-      </w:pPr>
-      <w:r>
-        <w:rPr>
-          <w:rFonts w:ascii="Calibri" w:eastAsia="Calibri" w:hAnsi="Calibri" w:cs="Calibri"/>
-          <w:color w:val="1A1A2E"/>
-        </w:rPr>
-        <w:t>ACV is calculated on collected revenue — commissions are earned when the Company receives payment, not at contract signature.</w:t>
-      </w:r>
-    </w:p>
-    <w:p>
-      <w:pPr>
-        <w:pStyle w:val="ListParagraph"/>
-        <w:numPr>
-          <w:ilvl w:val="0"/>
-          <w:numId w:val="1"/>
-        </w:numPr>
-        <w:spacing w:before="60"/>
-      </w:pPr>
-      <w:r>
-        <w:rPr>
-          <w:rFonts w:ascii="Calibri" w:eastAsia="Calibri" w:hAnsi="Calibri" w:cs="Calibri"/>
-          <w:color w:val="1A1A2E"/>
-        </w:rPr>
-        <w:t>Multi-year contracts: Commission is paid on Year 1 ACV only. Renewals, expansions, and upsells on existing accounts are subject to a separate written renewal commission policy.</w:t>
-      </w:r>
-    </w:p>
-    <w:p>
-      <w:pPr>
-        <w:pStyle w:val="ListParagraph"/>
-        <w:numPr>
-          <w:ilvl w:val="0"/>
-          <w:numId w:val="1"/>
-        </w:numPr>
-        <w:spacing w:before="60"/>
-      </w:pPr>
-      <w:r>
-        <w:rPr>
-          <w:rFonts w:ascii="Calibri" w:eastAsia="Calibri" w:hAnsi="Calibri" w:cs="Calibri"/>
-          <w:color w:val="1A1A2E"/>
-        </w:rPr>
-        <w:lastRenderedPageBreak/>
-        <w:t>Pilot or evaluation contracts: Commission applies to the full ACV of any pilot that converts to a paid commercial agreement.</w:t>
-      </w:r>
-    </w:p>
-    <w:p>
-      <w:pPr>
-        <w:pStyle w:val="ListParagraph"/>
-        <w:numPr>
-          <w:ilvl w:val="0"/>
-          <w:numId w:val="1"/>
-        </w:numPr>
-        <w:spacing w:before="60"/>
-      </w:pPr>
-      <w:r>
-        <w:rPr>
-          <w:rFonts w:ascii="Calibri" w:eastAsia="Calibri" w:hAnsi="Calibri" w:cs="Calibri"/>
-          <w:color w:val="1A1A2E"/>
-        </w:rPr>
-        <w:t>Accounts must be registered in the CRM prior to proposal delivery to be eligible for commission. Unregistered accounts are not eligible for commission attribution.</w:t>
-      </w:r>
-    </w:p>
-    <w:p>
-      <w:pPr>
-        <w:pStyle w:val="ListParagraph"/>
-        <w:numPr>
-          <w:ilvl w:val="0"/>
-          <w:numId w:val="1"/>
-        </w:numPr>
-        <w:spacing w:before="60"/>
-      </w:pPr>
-      <w:r>
-        <w:rPr>
-          <w:rFonts w:ascii="Calibri" w:eastAsia="Calibri" w:hAnsi="Calibri" w:cs="Calibri"/>
-          <w:color w:val="1A1A2E"/>
-        </w:rPr>
-        <w:t>Split deals: If multiple Contractors contribute to a single close, commission will be split proportionally as agreed in writing before deal close.</w:t>
-      </w:r>
-    </w:p>
-    <w:p>
-      <w:pPr>
-        <w:spacing w:before="80"/>
+        <w:t>3</w:t>
+      </w:r>
+      <w:proofErr w:type="gramStart"/>
+      <w:r>
         <w:rPr>
           <w:rFonts w:ascii="Calibri" w:eastAsia="Calibri" w:hAnsi="Calibri" w:cs="Calibri"/>
           <w:b/>
@@ -2171,7 +2607,9 @@
           <w:szCs w:val="21"/>
           <w:u w:val="single"/>
         </w:rPr>
-      </w:pPr>
+        <w:t>c  ·</w:t>
+      </w:r>
+      <w:proofErr w:type="gramEnd"/>
       <w:r>
         <w:rPr>
           <w:rFonts w:ascii="Calibri" w:eastAsia="Calibri" w:hAnsi="Calibri" w:cs="Calibri"/>
@@ -2182,7 +2620,7 @@
           <w:szCs w:val="21"/>
           <w:u w:val="single"/>
         </w:rPr>
-        <w:t>3d  ·  Payment Terms</w:t>
+        <w:t xml:space="preserve">  Scope, Eligibility &amp; Calculation Basis</w:t>
       </w:r>
     </w:p>
     <w:p>
@@ -2192,103 +2630,16 @@
           <w:ilvl w:val="0"/>
           <w:numId w:val="1"/>
         </w:numPr>
-        <w:spacing w:before="60"/>
-        <w:rPr>
-          <w:rFonts w:ascii="Calibri" w:hAnsi="Calibri" w:cs="Calibri"/>
-        </w:rPr>
-      </w:pPr>
-      <w:r>
-        <w:rPr>
-          <w:rStyle w:val="Strong"/>
-          <w:rFonts w:ascii="Calibri" w:hAnsi="Calibri" w:cs="Calibri"/>
-          <w:color w:val="000000"/>
-        </w:rPr>
-        <w:t>W-9 Requirement.</w:t>
-      </w:r>
-      <w:r>
-        <w:rPr>
-          <w:rStyle w:val="apple-converted-space"/>
-          <w:rFonts w:ascii="Calibri" w:hAnsi="Calibri" w:cs="Calibri"/>
-          <w:color w:val="000000"/>
-        </w:rPr>
-        <w:t> </w:t>
-      </w:r>
-      <w:r>
-        <w:rPr>
-          <w:rFonts w:ascii="Calibri" w:hAnsi="Calibri" w:cs="Calibri"/>
-          <w:color w:val="000000"/>
-        </w:rPr>
-        <w:t xml:space="preserve">No commission payment will be issued until </w:t>
-      </w:r>
-      <w:r>
-        <w:rPr>
-          <w:rFonts w:ascii="Calibri" w:hAnsi="Calibri" w:cs="Calibri"/>
-          <w:color w:val="000000"/>
-        </w:rPr>
-        <w:t>the</w:t>
-      </w:r>
-      <w:r>
-        <w:rPr>
-          <w:rFonts w:ascii="Calibri" w:hAnsi="Calibri" w:cs="Calibri"/>
-          <w:color w:val="000000"/>
-        </w:rPr>
-        <w:t xml:space="preserve"> </w:t>
-      </w:r>
-      <w:r>
-        <w:rPr>
-          <w:rFonts w:ascii="Calibri" w:hAnsi="Calibri" w:cs="Calibri"/>
-          <w:color w:val="000000"/>
-        </w:rPr>
-        <w:t>Contractor</w:t>
-      </w:r>
-      <w:r>
-        <w:rPr>
-          <w:rFonts w:ascii="Calibri" w:hAnsi="Calibri" w:cs="Calibri"/>
-          <w:color w:val="000000"/>
-        </w:rPr>
-        <w:t xml:space="preserve"> provide</w:t>
-      </w:r>
-      <w:r>
-        <w:rPr>
-          <w:rFonts w:ascii="Calibri" w:hAnsi="Calibri" w:cs="Calibri"/>
-          <w:color w:val="000000"/>
-        </w:rPr>
-        <w:t>s</w:t>
-      </w:r>
-      <w:r>
-        <w:rPr>
-          <w:rFonts w:ascii="Calibri" w:hAnsi="Calibri" w:cs="Calibri"/>
-          <w:color w:val="000000"/>
-        </w:rPr>
-        <w:t xml:space="preserve"> the Company with a completed and signed IRS Form W-9. </w:t>
-      </w:r>
-      <w:r>
-        <w:rPr>
-          <w:rFonts w:ascii="Calibri" w:hAnsi="Calibri" w:cs="Calibri"/>
-          <w:color w:val="000000"/>
-        </w:rPr>
-        <w:t>Contractor</w:t>
-      </w:r>
-      <w:r>
-        <w:rPr>
-          <w:rFonts w:ascii="Calibri" w:hAnsi="Calibri" w:cs="Calibri"/>
-          <w:color w:val="000000"/>
-        </w:rPr>
-        <w:t xml:space="preserve"> </w:t>
-      </w:r>
-      <w:r>
-        <w:rPr>
-          <w:rFonts w:ascii="Calibri" w:hAnsi="Calibri" w:cs="Calibri"/>
-          <w:color w:val="000000"/>
-        </w:rPr>
-        <w:t>must</w:t>
-      </w:r>
-      <w:r>
-        <w:rPr>
-          <w:rFonts w:ascii="Calibri" w:hAnsi="Calibri" w:cs="Calibri"/>
-          <w:color w:val="000000"/>
-        </w:rPr>
-        <w:t xml:space="preserve"> submit an updated W-9 promptly if any information changes (name, address, tax classification, or TIN).</w:t>
+        <w:rPr>
+          <w:rFonts w:ascii="Calibri" w:hAnsi="Calibri" w:cs="Calibri"/>
+        </w:rPr>
+      </w:pPr>
+      <w:r>
+        <w:rPr>
+          <w:rFonts w:ascii="Calibri" w:eastAsia="Calibri" w:hAnsi="Calibri" w:cs="Calibri"/>
+          <w:color w:val="1A1A2E"/>
+        </w:rPr>
+        <w:t>Commission applies to first-year Annual Contract Value (ACV) only on new accounts originated by the Contractor.</w:t>
       </w:r>
     </w:p>
     <w:p>
@@ -2298,14 +2649,16 @@
           <w:ilvl w:val="0"/>
           <w:numId w:val="1"/>
         </w:numPr>
-        <w:spacing w:before="60"/>
-      </w:pPr>
-      <w:r>
-        <w:rPr>
-          <w:rFonts w:ascii="Calibri" w:eastAsia="Calibri" w:hAnsi="Calibri" w:cs="Calibri"/>
-          <w:color w:val="1A1A2E"/>
-        </w:rPr>
-        <w:t>Commissions are paid within 30 days of the Company's receipt of cleared contract payment from the customer.</w:t>
+        <w:rPr>
+          <w:rFonts w:ascii="Calibri" w:hAnsi="Calibri" w:cs="Calibri"/>
+        </w:rPr>
+      </w:pPr>
+      <w:r>
+        <w:rPr>
+          <w:rFonts w:ascii="Calibri" w:eastAsia="Calibri" w:hAnsi="Calibri" w:cs="Calibri"/>
+          <w:color w:val="1A1A2E"/>
+        </w:rPr>
+        <w:t>ACV is calculated on collected revenue — commissions are earned when the Company receives payment, not at contract signature.</w:t>
       </w:r>
     </w:p>
     <w:p>
@@ -2315,14 +2668,16 @@
           <w:ilvl w:val="0"/>
           <w:numId w:val="1"/>
         </w:numPr>
-        <w:spacing w:before="60"/>
-      </w:pPr>
-      <w:r>
-        <w:rPr>
-          <w:rFonts w:ascii="Calibri" w:eastAsia="Calibri" w:hAnsi="Calibri" w:cs="Calibri"/>
-          <w:color w:val="1A1A2E"/>
-        </w:rPr>
-        <w:t>Contractor is responsible for invoicing the Company for earned commissions within 10 business days of the qualifying payment event.</w:t>
+        <w:rPr>
+          <w:rFonts w:ascii="Calibri" w:hAnsi="Calibri" w:cs="Calibri"/>
+        </w:rPr>
+      </w:pPr>
+      <w:r>
+        <w:rPr>
+          <w:rFonts w:ascii="Calibri" w:eastAsia="Calibri" w:hAnsi="Calibri" w:cs="Calibri"/>
+          <w:color w:val="1A1A2E"/>
+        </w:rPr>
+        <w:t>Multi-year contracts: Commission is paid on Year 1 ACV only. Renewals, expansions, and upsells on existing accounts are subject to a separate written renewal commission policy.</w:t>
       </w:r>
     </w:p>
     <w:p>
@@ -2332,42 +2687,16 @@
           <w:ilvl w:val="0"/>
           <w:numId w:val="1"/>
         </w:numPr>
-        <w:spacing w:before="60"/>
-      </w:pPr>
-      <w:r>
-        <w:rPr>
-          <w:rFonts w:ascii="Calibri" w:eastAsia="Calibri" w:hAnsi="Calibri" w:cs="Calibri"/>
-          <w:color w:val="1A1A2E"/>
-        </w:rPr>
-        <w:t>All payments are made via ACH, check, or Zelle as agreed. The Company does not advance commission</w:t>
-      </w:r>
-      <w:r>
-        <w:rPr>
-          <w:rFonts w:ascii="Calibri" w:eastAsia="Calibri" w:hAnsi="Calibri" w:cs="Calibri"/>
-          <w:color w:val="1A1A2E"/>
-        </w:rPr>
-        <w:t>s</w:t>
-      </w:r>
-      <w:r>
-        <w:rPr>
-          <w:rFonts w:ascii="Calibri" w:eastAsia="Calibri" w:hAnsi="Calibri" w:cs="Calibri"/>
-          <w:color w:val="1A1A2E"/>
-        </w:rPr>
-        <w:t xml:space="preserve"> </w:t>
-      </w:r>
-      <w:r>
-        <w:rPr>
-          <w:rFonts w:ascii="Calibri" w:eastAsia="Calibri" w:hAnsi="Calibri" w:cs="Calibri"/>
-          <w:color w:val="1A1A2E"/>
-        </w:rPr>
-        <w:t>before</w:t>
-      </w:r>
-      <w:r>
-        <w:rPr>
-          <w:rFonts w:ascii="Calibri" w:eastAsia="Calibri" w:hAnsi="Calibri" w:cs="Calibri"/>
-          <w:color w:val="1A1A2E"/>
-        </w:rPr>
-        <w:t xml:space="preserve"> customer payment.</w:t>
+        <w:rPr>
+          <w:rFonts w:ascii="Calibri" w:hAnsi="Calibri" w:cs="Calibri"/>
+        </w:rPr>
+      </w:pPr>
+      <w:r>
+        <w:rPr>
+          <w:rFonts w:ascii="Calibri" w:eastAsia="Calibri" w:hAnsi="Calibri" w:cs="Calibri"/>
+          <w:color w:val="1A1A2E"/>
+        </w:rPr>
+        <w:t>Pilot or evaluation contracts: Commission applies to the full ACV of any pilot that converts to a paid commercial agreement.</w:t>
       </w:r>
     </w:p>
     <w:p>
@@ -2377,98 +2706,16 @@
           <w:ilvl w:val="0"/>
           <w:numId w:val="1"/>
         </w:numPr>
-        <w:spacing w:before="60"/>
-      </w:pPr>
-      <w:r>
-        <w:rPr>
-          <w:rFonts w:ascii="Calibri" w:eastAsia="Calibri" w:hAnsi="Calibri" w:cs="Calibri"/>
-          <w:color w:val="1A1A2E"/>
-        </w:rPr>
-        <w:t xml:space="preserve">Chargebacks: If a customer cancels, disputes, or reverses payment within 90 days of the qualifying payment date, </w:t>
-      </w:r>
-      <w:r>
-        <w:rPr>
-          <w:rFonts w:ascii="Calibri" w:eastAsia="Calibri" w:hAnsi="Calibri" w:cs="Calibri"/>
-          <w:color w:val="1A1A2E"/>
-        </w:rPr>
-        <w:t xml:space="preserve">the Company may recover </w:t>
-      </w:r>
-      <w:r>
-        <w:rPr>
-          <w:rFonts w:ascii="Calibri" w:eastAsia="Calibri" w:hAnsi="Calibri" w:cs="Calibri"/>
-          <w:color w:val="1A1A2E"/>
-        </w:rPr>
-        <w:t xml:space="preserve">previously paid commission on the reversed amount </w:t>
-      </w:r>
-      <w:r>
-        <w:rPr>
-          <w:rFonts w:ascii="Calibri" w:eastAsia="Calibri" w:hAnsi="Calibri" w:cs="Calibri"/>
-          <w:color w:val="1A1A2E"/>
-        </w:rPr>
-        <w:t>b</w:t>
-      </w:r>
-      <w:r>
-        <w:rPr>
-          <w:rFonts w:ascii="Calibri" w:eastAsia="Calibri" w:hAnsi="Calibri" w:cs="Calibri"/>
-          <w:color w:val="1A1A2E"/>
-        </w:rPr>
-        <w:t xml:space="preserve">y </w:t>
-      </w:r>
-      <w:r>
-        <w:rPr>
-          <w:rFonts w:ascii="Calibri" w:eastAsia="Calibri" w:hAnsi="Calibri" w:cs="Calibri"/>
-          <w:color w:val="1A1A2E"/>
-        </w:rPr>
-        <w:t>offsetting</w:t>
-      </w:r>
-      <w:r>
-        <w:rPr>
-          <w:rFonts w:ascii="Calibri" w:eastAsia="Calibri" w:hAnsi="Calibri" w:cs="Calibri"/>
-          <w:color w:val="1A1A2E"/>
-        </w:rPr>
-        <w:t xml:space="preserve"> </w:t>
-      </w:r>
-      <w:r>
-        <w:rPr>
-          <w:rFonts w:ascii="Calibri" w:eastAsia="Calibri" w:hAnsi="Calibri" w:cs="Calibri"/>
-          <w:color w:val="1A1A2E"/>
-        </w:rPr>
-        <w:t>i</w:t>
-      </w:r>
-      <w:r>
-        <w:rPr>
-          <w:rFonts w:ascii="Calibri" w:eastAsia="Calibri" w:hAnsi="Calibri" w:cs="Calibri"/>
-          <w:color w:val="1A1A2E"/>
-        </w:rPr>
-        <w:t>t against future earnings.</w:t>
-      </w:r>
-    </w:p>
-    <w:p>
-      <w:pPr>
-        <w:shd w:val="clear" w:color="auto" w:fill="0D2657"/>
-        <w:spacing w:before="240"/>
-      </w:pPr>
-      <w:r>
-        <w:rPr>
-          <w:rFonts w:ascii="Calibri" w:eastAsia="Calibri" w:hAnsi="Calibri" w:cs="Calibri"/>
-          <w:b/>
-          <w:bCs/>
-          <w:color w:val="FFFFFF"/>
-        </w:rPr>
-        <w:t xml:space="preserve">  4  ·  Independent Contractor Relationship  </w:t>
-      </w:r>
-    </w:p>
-    <w:p>
-      <w:pPr>
-        <w:spacing w:before="80"/>
-        <w:ind w:firstLine="360"/>
-      </w:pPr>
-      <w:r>
-        <w:rPr>
-          <w:rFonts w:ascii="Calibri" w:eastAsia="Calibri" w:hAnsi="Calibri" w:cs="Calibri"/>
-          <w:color w:val="1A1A2E"/>
-        </w:rPr>
-        <w:t>Contractor is engaged as an independent contractor and not as an employee, officer, partner, agent, joint venturer, or legal representative of the Company. This Agreement does not create an employment relationship under any federal, state, or local law.</w:t>
+        <w:rPr>
+          <w:rFonts w:ascii="Calibri" w:hAnsi="Calibri" w:cs="Calibri"/>
+        </w:rPr>
+      </w:pPr>
+      <w:r>
+        <w:rPr>
+          <w:rFonts w:ascii="Calibri" w:eastAsia="Calibri" w:hAnsi="Calibri" w:cs="Calibri"/>
+          <w:color w:val="1A1A2E"/>
+        </w:rPr>
+        <w:t>Accounts must be registered in the CRM prior to proposal delivery to be eligible for commission. Unregistered accounts are not eligible for commission attribution.</w:t>
       </w:r>
     </w:p>
     <w:p>
@@ -2478,14 +2725,67 @@
           <w:ilvl w:val="0"/>
           <w:numId w:val="1"/>
         </w:numPr>
-        <w:spacing w:before="60"/>
-      </w:pPr>
-      <w:r>
-        <w:rPr>
-          <w:rFonts w:ascii="Calibri" w:eastAsia="Calibri" w:hAnsi="Calibri" w:cs="Calibri"/>
-          <w:color w:val="1A1A2E"/>
-        </w:rPr>
-        <w:t>Contractor has no authority to bind the Company, execute agreements, make pricing commitments, or represent that Contractor has authority to act for the Company, except as specifically authorized in writing.</w:t>
+        <w:rPr>
+          <w:rFonts w:ascii="Calibri" w:hAnsi="Calibri" w:cs="Calibri"/>
+        </w:rPr>
+      </w:pPr>
+      <w:r>
+        <w:rPr>
+          <w:rFonts w:ascii="Calibri" w:eastAsia="Calibri" w:hAnsi="Calibri" w:cs="Calibri"/>
+          <w:color w:val="1A1A2E"/>
+        </w:rPr>
+        <w:t>Split deals: If multiple Contractors contribute to a single close, commission will be split proportionally as agreed in writing before deal close.</w:t>
+      </w:r>
+    </w:p>
+    <w:p>
+      <w:pPr>
+        <w:rPr>
+          <w:rFonts w:ascii="Calibri" w:eastAsia="Calibri" w:hAnsi="Calibri" w:cs="Calibri"/>
+          <w:b/>
+          <w:bCs/>
+          <w:color w:val="0D2657"/>
+          <w:sz w:val="21"/>
+          <w:szCs w:val="21"/>
+          <w:u w:val="single"/>
+        </w:rPr>
+      </w:pPr>
+      <w:r>
+        <w:rPr>
+          <w:rFonts w:ascii="Calibri" w:eastAsia="Calibri" w:hAnsi="Calibri" w:cs="Calibri"/>
+          <w:b/>
+          <w:bCs/>
+          <w:color w:val="0D2657"/>
+          <w:sz w:val="21"/>
+          <w:szCs w:val="21"/>
+          <w:u w:val="single"/>
+        </w:rPr>
+        <w:t>3</w:t>
+      </w:r>
+      <w:proofErr w:type="gramStart"/>
+      <w:r>
+        <w:rPr>
+          <w:rFonts w:ascii="Calibri" w:eastAsia="Calibri" w:hAnsi="Calibri" w:cs="Calibri"/>
+          <w:b/>
+          <w:bCs/>
+          <w:color w:val="0D2657"/>
+          <w:sz w:val="21"/>
+          <w:szCs w:val="21"/>
+          <w:u w:val="single"/>
+        </w:rPr>
+        <w:t>d  ·</w:t>
+      </w:r>
+      <w:proofErr w:type="gramEnd"/>
+      <w:r>
+        <w:rPr>
+          <w:rFonts w:ascii="Calibri" w:eastAsia="Calibri" w:hAnsi="Calibri" w:cs="Calibri"/>
+          <w:b/>
+          <w:bCs/>
+          <w:color w:val="0D2657"/>
+          <w:sz w:val="21"/>
+          <w:szCs w:val="21"/>
+          <w:u w:val="single"/>
+        </w:rPr>
+        <w:t xml:space="preserve">  Payment Terms</w:t>
       </w:r>
     </w:p>
     <w:p>
@@ -2495,7 +2795,9 @@
           <w:ilvl w:val="0"/>
           <w:numId w:val="1"/>
         </w:numPr>
-        <w:spacing w:before="60"/>
+        <w:rPr>
+          <w:rFonts w:ascii="Calibri" w:hAnsi="Calibri" w:cs="Calibri"/>
+        </w:rPr>
       </w:pPr>
       <w:r>
         <w:rPr>
@@ -2503,7 +2805,7 @@
           <w:rFonts w:ascii="Calibri" w:hAnsi="Calibri" w:cs="Calibri"/>
           <w:color w:val="000000"/>
         </w:rPr>
-        <w:t>1099-NEC Reporting.</w:t>
+        <w:t>W-9 Requirement.</w:t>
       </w:r>
       <w:r>
         <w:rPr>
@@ -2518,35 +2820,7 @@
           <w:rFonts w:ascii="Calibri" w:hAnsi="Calibri" w:cs="Calibri"/>
           <w:color w:val="000000"/>
         </w:rPr>
-        <w:t>The Company will issue IRS Form 1099-NEC to Contractor by January 31 of the year following any calendar year in which aggregate payments of $</w:t>
-      </w:r>
-      <w:r>
-        <w:rPr>
-          <w:rFonts w:ascii="Calibri" w:hAnsi="Calibri" w:cs="Calibri"/>
-          <w:color w:val="000000"/>
-        </w:rPr>
-        <w:t>599</w:t>
-      </w:r>
-      <w:r>
-        <w:rPr>
-          <w:rFonts w:ascii="Calibri" w:hAnsi="Calibri" w:cs="Calibri"/>
-          <w:color w:val="000000"/>
-        </w:rPr>
-        <w:t xml:space="preserve"> or more are made under this Agreement, in accordance with applicable IRS reporting requirements.</w:t>
-      </w:r>
-      <w:r>
-        <w:rPr>
-          <w:rFonts w:ascii="Calibri" w:hAnsi="Calibri" w:cs="Calibri"/>
-          <w:color w:val="000000"/>
-        </w:rPr>
-        <w:t xml:space="preserve"> </w:t>
-      </w:r>
-      <w:r>
-        <w:rPr>
-          <w:rFonts w:ascii="Calibri" w:eastAsia="Calibri" w:hAnsi="Calibri" w:cs="Calibri"/>
-          <w:color w:val="1A1A2E"/>
-        </w:rPr>
-        <w:t>Contractor is responsible for all federal, state, and local income taxes, self-employment taxes, insurance, permits, licenses, and other obligations arising from compensation received under this Agreement.</w:t>
+        <w:t>No commission payment will be issued until the Contractor provides the Company with a completed and signed IRS Form W-9. Contractor must submit an updated W-9 promptly if any information changes (name, address, tax classification, or TIN).</w:t>
       </w:r>
     </w:p>
     <w:p>
@@ -2556,14 +2830,16 @@
           <w:ilvl w:val="0"/>
           <w:numId w:val="1"/>
         </w:numPr>
-        <w:spacing w:before="60"/>
-      </w:pPr>
-      <w:r>
-        <w:rPr>
-          <w:rFonts w:ascii="Calibri" w:eastAsia="Calibri" w:hAnsi="Calibri" w:cs="Calibri"/>
-          <w:color w:val="1A1A2E"/>
-        </w:rPr>
-        <w:t>Contractor is not eligible for Company employee benefits, paid leave, workers' compensation coverage, unemployment insurance, or other employee programs.</w:t>
+        <w:rPr>
+          <w:rFonts w:ascii="Calibri" w:hAnsi="Calibri" w:cs="Calibri"/>
+        </w:rPr>
+      </w:pPr>
+      <w:r>
+        <w:rPr>
+          <w:rFonts w:ascii="Calibri" w:eastAsia="Calibri" w:hAnsi="Calibri" w:cs="Calibri"/>
+          <w:color w:val="1A1A2E"/>
+        </w:rPr>
+        <w:t>Commissions are paid within 30 days of the Company's receipt of cleared contract payment from the customer.</w:t>
       </w:r>
     </w:p>
     <w:p>
@@ -2573,29 +2849,16 @@
           <w:ilvl w:val="0"/>
           <w:numId w:val="1"/>
         </w:numPr>
-        <w:spacing w:before="60"/>
-      </w:pPr>
-      <w:r>
-        <w:rPr>
-          <w:rFonts w:ascii="Calibri" w:eastAsia="Calibri" w:hAnsi="Calibri" w:cs="Calibri"/>
-          <w:color w:val="1A1A2E"/>
-        </w:rPr>
-        <w:t>Contractor will determine the manner and means of performing sales activities, subject to agreed deliverables, brand standards, compliance requirements, and reasonable coordination with Company leadership.</w:t>
-      </w:r>
-    </w:p>
-    <w:p>
-      <w:pPr>
-        <w:shd w:val="clear" w:color="auto" w:fill="0D2657"/>
-        <w:spacing w:before="240"/>
-      </w:pPr>
-      <w:r>
-        <w:rPr>
-          <w:rFonts w:ascii="Calibri" w:eastAsia="Calibri" w:hAnsi="Calibri" w:cs="Calibri"/>
-          <w:b/>
-          <w:bCs/>
-          <w:color w:val="FFFFFF"/>
-        </w:rPr>
-        <w:t xml:space="preserve">  5  ·  Conduct, Compliance &amp; Brand Standards  </w:t>
+        <w:rPr>
+          <w:rFonts w:ascii="Calibri" w:hAnsi="Calibri" w:cs="Calibri"/>
+        </w:rPr>
+      </w:pPr>
+      <w:r>
+        <w:rPr>
+          <w:rFonts w:ascii="Calibri" w:eastAsia="Calibri" w:hAnsi="Calibri" w:cs="Calibri"/>
+          <w:color w:val="1A1A2E"/>
+        </w:rPr>
+        <w:t>Contractor is responsible for invoicing the Company for earned commissions within 10 business days of the qualifying payment event.</w:t>
       </w:r>
     </w:p>
     <w:p>
@@ -2605,56 +2868,44 @@
           <w:ilvl w:val="0"/>
           <w:numId w:val="1"/>
         </w:numPr>
-        <w:spacing w:before="60"/>
-      </w:pPr>
-      <w:r>
-        <w:rPr>
-          <w:rFonts w:ascii="Calibri" w:eastAsia="Calibri" w:hAnsi="Calibri" w:cs="Calibri"/>
-          <w:color w:val="1A1A2E"/>
-        </w:rPr>
-        <w:t xml:space="preserve">Contractor will represent NexCort iQ </w:t>
-      </w:r>
-      <w:r>
-        <w:rPr>
-          <w:rFonts w:ascii="Calibri" w:eastAsia="Calibri" w:hAnsi="Calibri" w:cs="Calibri"/>
-          <w:color w:val="1A1A2E"/>
-        </w:rPr>
-        <w:t>professionally</w:t>
-      </w:r>
-      <w:r>
-        <w:rPr>
-          <w:rFonts w:ascii="Calibri" w:eastAsia="Calibri" w:hAnsi="Calibri" w:cs="Calibri"/>
-          <w:color w:val="1A1A2E"/>
-        </w:rPr>
-        <w:t>, ethical</w:t>
-      </w:r>
-      <w:r>
-        <w:rPr>
-          <w:rFonts w:ascii="Calibri" w:eastAsia="Calibri" w:hAnsi="Calibri" w:cs="Calibri"/>
-          <w:color w:val="1A1A2E"/>
-        </w:rPr>
-        <w:t>ly</w:t>
-      </w:r>
-      <w:r>
-        <w:rPr>
-          <w:rFonts w:ascii="Calibri" w:eastAsia="Calibri" w:hAnsi="Calibri" w:cs="Calibri"/>
-          <w:color w:val="1A1A2E"/>
-        </w:rPr>
-        <w:t xml:space="preserve">, and </w:t>
-      </w:r>
-      <w:r>
-        <w:rPr>
-          <w:rFonts w:ascii="Calibri" w:eastAsia="Calibri" w:hAnsi="Calibri" w:cs="Calibri"/>
-          <w:color w:val="1A1A2E"/>
-        </w:rPr>
-        <w:t xml:space="preserve">in a </w:t>
-      </w:r>
-      <w:r>
-        <w:rPr>
-          <w:rFonts w:ascii="Calibri" w:eastAsia="Calibri" w:hAnsi="Calibri" w:cs="Calibri"/>
-          <w:color w:val="1A1A2E"/>
-        </w:rPr>
-        <w:t>legally compliant manner at all times.</w:t>
+        <w:rPr>
+          <w:rFonts w:ascii="Calibri" w:hAnsi="Calibri" w:cs="Calibri"/>
+        </w:rPr>
+      </w:pPr>
+      <w:r>
+        <w:rPr>
+          <w:rFonts w:ascii="Calibri" w:eastAsia="Calibri" w:hAnsi="Calibri" w:cs="Calibri"/>
+          <w:color w:val="1A1A2E"/>
+        </w:rPr>
+        <w:t>All payments are made via ACH, check, or Zelle as agreed. The Company does not advance commission</w:t>
+      </w:r>
+      <w:r>
+        <w:rPr>
+          <w:rFonts w:ascii="Calibri" w:eastAsia="Calibri" w:hAnsi="Calibri" w:cs="Calibri"/>
+          <w:color w:val="1A1A2E"/>
+        </w:rPr>
+        <w:t>s</w:t>
+      </w:r>
+      <w:r>
+        <w:rPr>
+          <w:rFonts w:ascii="Calibri" w:eastAsia="Calibri" w:hAnsi="Calibri" w:cs="Calibri"/>
+          <w:color w:val="1A1A2E"/>
+        </w:rPr>
+        <w:t xml:space="preserve"> </w:t>
+      </w:r>
+      <w:r>
+        <w:rPr>
+          <w:rFonts w:ascii="Calibri" w:eastAsia="Calibri" w:hAnsi="Calibri" w:cs="Calibri"/>
+          <w:color w:val="1A1A2E"/>
+        </w:rPr>
+        <w:t>before</w:t>
+      </w:r>
+      <w:r>
+        <w:rPr>
+          <w:rFonts w:ascii="Calibri" w:eastAsia="Calibri" w:hAnsi="Calibri" w:cs="Calibri"/>
+          <w:color w:val="1A1A2E"/>
+        </w:rPr>
+        <w:t xml:space="preserve"> customer payment.</w:t>
       </w:r>
     </w:p>
     <w:p>
@@ -2664,14 +2915,141 @@
           <w:ilvl w:val="0"/>
           <w:numId w:val="1"/>
         </w:numPr>
-        <w:spacing w:before="60"/>
-      </w:pPr>
-      <w:r>
-        <w:rPr>
-          <w:rFonts w:ascii="Calibri" w:eastAsia="Calibri" w:hAnsi="Calibri" w:cs="Calibri"/>
-          <w:color w:val="1A1A2E"/>
-        </w:rPr>
-        <w:t>Contractor must use only Company-approved sales materials, pricing, product descriptions, and capability statements.</w:t>
+        <w:rPr>
+          <w:rFonts w:ascii="Calibri" w:hAnsi="Calibri" w:cs="Calibri"/>
+        </w:rPr>
+      </w:pPr>
+      <w:r>
+        <w:rPr>
+          <w:rFonts w:ascii="Calibri" w:eastAsia="Calibri" w:hAnsi="Calibri" w:cs="Calibri"/>
+          <w:color w:val="1A1A2E"/>
+        </w:rPr>
+        <w:t xml:space="preserve">Chargebacks: If a customer cancels, disputes, or reverses payment within 90 days of the qualifying payment date, </w:t>
+      </w:r>
+      <w:r>
+        <w:rPr>
+          <w:rFonts w:ascii="Calibri" w:eastAsia="Calibri" w:hAnsi="Calibri" w:cs="Calibri"/>
+          <w:color w:val="1A1A2E"/>
+        </w:rPr>
+        <w:t xml:space="preserve">the Company may recover </w:t>
+      </w:r>
+      <w:r>
+        <w:rPr>
+          <w:rFonts w:ascii="Calibri" w:eastAsia="Calibri" w:hAnsi="Calibri" w:cs="Calibri"/>
+          <w:color w:val="1A1A2E"/>
+        </w:rPr>
+        <w:t xml:space="preserve">previously paid commission on the reversed amount </w:t>
+      </w:r>
+      <w:r>
+        <w:rPr>
+          <w:rFonts w:ascii="Calibri" w:eastAsia="Calibri" w:hAnsi="Calibri" w:cs="Calibri"/>
+          <w:color w:val="1A1A2E"/>
+        </w:rPr>
+        <w:t>b</w:t>
+      </w:r>
+      <w:r>
+        <w:rPr>
+          <w:rFonts w:ascii="Calibri" w:eastAsia="Calibri" w:hAnsi="Calibri" w:cs="Calibri"/>
+          <w:color w:val="1A1A2E"/>
+        </w:rPr>
+        <w:t xml:space="preserve">y </w:t>
+      </w:r>
+      <w:r>
+        <w:rPr>
+          <w:rFonts w:ascii="Calibri" w:eastAsia="Calibri" w:hAnsi="Calibri" w:cs="Calibri"/>
+          <w:color w:val="1A1A2E"/>
+        </w:rPr>
+        <w:t>offsetting</w:t>
+      </w:r>
+      <w:r>
+        <w:rPr>
+          <w:rFonts w:ascii="Calibri" w:eastAsia="Calibri" w:hAnsi="Calibri" w:cs="Calibri"/>
+          <w:color w:val="1A1A2E"/>
+        </w:rPr>
+        <w:t xml:space="preserve"> </w:t>
+      </w:r>
+      <w:r>
+        <w:rPr>
+          <w:rFonts w:ascii="Calibri" w:eastAsia="Calibri" w:hAnsi="Calibri" w:cs="Calibri"/>
+          <w:color w:val="1A1A2E"/>
+        </w:rPr>
+        <w:t>i</w:t>
+      </w:r>
+      <w:r>
+        <w:rPr>
+          <w:rFonts w:ascii="Calibri" w:eastAsia="Calibri" w:hAnsi="Calibri" w:cs="Calibri"/>
+          <w:color w:val="1A1A2E"/>
+        </w:rPr>
+        <w:t>t against future earnings.</w:t>
+      </w:r>
+    </w:p>
+    <w:p>
+      <w:pPr>
+        <w:shd w:val="clear" w:color="auto" w:fill="0D2657"/>
+        <w:rPr>
+          <w:rFonts w:ascii="Calibri" w:hAnsi="Calibri" w:cs="Calibri"/>
+        </w:rPr>
+      </w:pPr>
+      <w:r>
+        <w:rPr>
+          <w:rFonts w:ascii="Calibri" w:eastAsia="Calibri" w:hAnsi="Calibri" w:cs="Calibri"/>
+          <w:b/>
+          <w:bCs/>
+          <w:color w:val="FFFFFF"/>
+        </w:rPr>
+        <w:lastRenderedPageBreak/>
+        <w:t xml:space="preserve">  </w:t>
+      </w:r>
+      <w:proofErr w:type="gramStart"/>
+      <w:r>
+        <w:rPr>
+          <w:rFonts w:ascii="Calibri" w:eastAsia="Calibri" w:hAnsi="Calibri" w:cs="Calibri"/>
+          <w:b/>
+          <w:bCs/>
+          <w:color w:val="FFFFFF"/>
+        </w:rPr>
+        <w:t>4  ·</w:t>
+      </w:r>
+      <w:proofErr w:type="gramEnd"/>
+      <w:r>
+        <w:rPr>
+          <w:rFonts w:ascii="Calibri" w:eastAsia="Calibri" w:hAnsi="Calibri" w:cs="Calibri"/>
+          <w:b/>
+          <w:bCs/>
+          <w:color w:val="FFFFFF"/>
+        </w:rPr>
+        <w:t xml:space="preserve">  Independent Contractor Relationship  </w:t>
+      </w:r>
+    </w:p>
+    <w:p>
+      <w:pPr>
+        <w:ind w:firstLine="360"/>
+        <w:rPr>
+          <w:rFonts w:ascii="Calibri" w:hAnsi="Calibri" w:cs="Calibri"/>
+        </w:rPr>
+      </w:pPr>
+      <w:r>
+        <w:rPr>
+          <w:rFonts w:ascii="Calibri" w:eastAsia="Calibri" w:hAnsi="Calibri" w:cs="Calibri"/>
+          <w:color w:val="1A1A2E"/>
+        </w:rPr>
+        <w:t xml:space="preserve">Contractor is engaged as an independent contractor and not as an employee, officer, partner, agent, joint </w:t>
+      </w:r>
+      <w:proofErr w:type="spellStart"/>
+      <w:r>
+        <w:rPr>
+          <w:rFonts w:ascii="Calibri" w:eastAsia="Calibri" w:hAnsi="Calibri" w:cs="Calibri"/>
+          <w:color w:val="1A1A2E"/>
+        </w:rPr>
+        <w:t>venturer</w:t>
+      </w:r>
+      <w:proofErr w:type="spellEnd"/>
+      <w:r>
+        <w:rPr>
+          <w:rFonts w:ascii="Calibri" w:eastAsia="Calibri" w:hAnsi="Calibri" w:cs="Calibri"/>
+          <w:color w:val="1A1A2E"/>
+        </w:rPr>
+        <w:t>, or legal representative of the Company. This Agreement does not create an employment relationship under any federal, state, or local law.</w:t>
       </w:r>
     </w:p>
     <w:p>
@@ -2681,14 +3059,16 @@
           <w:ilvl w:val="0"/>
           <w:numId w:val="1"/>
         </w:numPr>
-        <w:spacing w:before="60"/>
-      </w:pPr>
-      <w:r>
-        <w:rPr>
-          <w:rFonts w:ascii="Calibri" w:eastAsia="Calibri" w:hAnsi="Calibri" w:cs="Calibri"/>
-          <w:color w:val="1A1A2E"/>
-        </w:rPr>
-        <w:t>Contractor may not make representations about product capabilities, timelines, integrations, or roadmap commitments not authorized in writing by the Company.</w:t>
+        <w:rPr>
+          <w:rFonts w:ascii="Calibri" w:hAnsi="Calibri" w:cs="Calibri"/>
+        </w:rPr>
+      </w:pPr>
+      <w:r>
+        <w:rPr>
+          <w:rFonts w:ascii="Calibri" w:eastAsia="Calibri" w:hAnsi="Calibri" w:cs="Calibri"/>
+          <w:color w:val="1A1A2E"/>
+        </w:rPr>
+        <w:t>Contractor has no authority to bind the Company, execute agreements, make pricing commitments, or represent that Contractor has authority to act for the Company, except as specifically authorized in writing.</w:t>
       </w:r>
     </w:p>
     <w:p>
@@ -2698,15 +3078,39 @@
           <w:ilvl w:val="0"/>
           <w:numId w:val="1"/>
         </w:numPr>
-        <w:spacing w:before="60"/>
-      </w:pPr>
-      <w:r>
-        <w:rPr>
-          <w:rFonts w:ascii="Calibri" w:eastAsia="Calibri" w:hAnsi="Calibri" w:cs="Calibri"/>
-          <w:color w:val="1A1A2E"/>
-        </w:rPr>
-        <w:lastRenderedPageBreak/>
-        <w:t>Contractor must comply with all applicable laws, including without limitation the Computer Fraud and Abuse Act, CAN-SPAM Act, TCPA, and applicable state telemarketing laws.</w:t>
+        <w:rPr>
+          <w:rFonts w:ascii="Calibri" w:hAnsi="Calibri" w:cs="Calibri"/>
+        </w:rPr>
+      </w:pPr>
+      <w:r>
+        <w:rPr>
+          <w:rStyle w:val="Strong"/>
+          <w:rFonts w:ascii="Calibri" w:hAnsi="Calibri" w:cs="Calibri"/>
+          <w:color w:val="000000"/>
+        </w:rPr>
+        <w:t>1099-NEC Reporting.</w:t>
+      </w:r>
+      <w:r>
+        <w:rPr>
+          <w:rStyle w:val="apple-converted-space"/>
+          <w:rFonts w:ascii="Calibri" w:hAnsi="Calibri" w:cs="Calibri"/>
+          <w:color w:val="000000"/>
+        </w:rPr>
+        <w:t> </w:t>
+      </w:r>
+      <w:r>
+        <w:rPr>
+          <w:rFonts w:ascii="Calibri" w:hAnsi="Calibri" w:cs="Calibri"/>
+          <w:color w:val="000000"/>
+        </w:rPr>
+        <w:t xml:space="preserve">The Company will issue IRS Form 1099-NEC to Contractor by January 31 of the year following any calendar year in which aggregate payments of $599 or more are made under this Agreement, in accordance with applicable IRS reporting requirements. </w:t>
+      </w:r>
+      <w:r>
+        <w:rPr>
+          <w:rFonts w:ascii="Calibri" w:eastAsia="Calibri" w:hAnsi="Calibri" w:cs="Calibri"/>
+          <w:color w:val="1A1A2E"/>
+        </w:rPr>
+        <w:t>Contractor is responsible for all federal, state, and local income taxes, self-employment taxes, insurance, permits, licenses, and other obligations arising from compensation received under this Agreement.</w:t>
       </w:r>
     </w:p>
     <w:p>
@@ -2716,14 +3120,16 @@
           <w:ilvl w:val="0"/>
           <w:numId w:val="1"/>
         </w:numPr>
-        <w:spacing w:before="60"/>
-      </w:pPr>
-      <w:r>
-        <w:rPr>
-          <w:rFonts w:ascii="Calibri" w:eastAsia="Calibri" w:hAnsi="Calibri" w:cs="Calibri"/>
-          <w:color w:val="1A1A2E"/>
-        </w:rPr>
-        <w:t>Contractor must not engage in deceptive, high-pressure, or otherwise unlawful sales practices.</w:t>
+        <w:rPr>
+          <w:rFonts w:ascii="Calibri" w:hAnsi="Calibri" w:cs="Calibri"/>
+        </w:rPr>
+      </w:pPr>
+      <w:r>
+        <w:rPr>
+          <w:rFonts w:ascii="Calibri" w:eastAsia="Calibri" w:hAnsi="Calibri" w:cs="Calibri"/>
+          <w:color w:val="1A1A2E"/>
+        </w:rPr>
+        <w:t>Contractor is not eligible for Company employee benefits, paid leave, workers' compensation coverage, unemployment insurance, or other employee programs.</w:t>
       </w:r>
     </w:p>
     <w:p>
@@ -2733,24 +3139,24 @@
           <w:ilvl w:val="0"/>
           <w:numId w:val="1"/>
         </w:numPr>
-        <w:spacing w:before="60"/>
-      </w:pPr>
-      <w:r>
-        <w:rPr>
-          <w:rFonts w:ascii="Calibri" w:eastAsia="Calibri" w:hAnsi="Calibri" w:cs="Calibri"/>
-          <w:color w:val="1A1A2E"/>
-        </w:rPr>
-        <w:t>Contractor must disclose any real or potential conflict of interest to the Company in writing within 10 days of becoming aware of it.</w:t>
-      </w:r>
-    </w:p>
-    <w:p>
-      <w:pPr>
-        <w:spacing w:before="60"/>
-      </w:pPr>
+        <w:rPr>
+          <w:rFonts w:ascii="Calibri" w:hAnsi="Calibri" w:cs="Calibri"/>
+        </w:rPr>
+      </w:pPr>
+      <w:r>
+        <w:rPr>
+          <w:rFonts w:ascii="Calibri" w:eastAsia="Calibri" w:hAnsi="Calibri" w:cs="Calibri"/>
+          <w:color w:val="1A1A2E"/>
+        </w:rPr>
+        <w:t>Contractor will determine the manner and means of performing sales activities, subject to agreed deliverables, brand standards, compliance requirements, and reasonable coordination with Company leadership.</w:t>
+      </w:r>
     </w:p>
     <w:p>
       <w:pPr>
         <w:shd w:val="clear" w:color="auto" w:fill="0D2657"/>
+        <w:rPr>
+          <w:rFonts w:ascii="Calibri" w:hAnsi="Calibri" w:cs="Calibri"/>
+        </w:rPr>
       </w:pPr>
       <w:r>
         <w:rPr>
@@ -2759,16 +3165,27 @@
           <w:bCs/>
           <w:color w:val="FFFFFF"/>
         </w:rPr>
-        <w:t xml:space="preserve">  6  ·  Confidentiality  </w:t>
-      </w:r>
-    </w:p>
-    <w:p>
-      <w:r>
-        <w:rPr>
-          <w:rFonts w:ascii="Calibri" w:eastAsia="Calibri" w:hAnsi="Calibri" w:cs="Calibri"/>
-          <w:color w:val="1A1A2E"/>
-        </w:rPr>
-        <w:t>Contractor agrees to maintain strict confidentiality of all non-public information relating to NexCort iQ, including but not limited to:</w:t>
+        <w:t xml:space="preserve">  </w:t>
+      </w:r>
+      <w:proofErr w:type="gramStart"/>
+      <w:r>
+        <w:rPr>
+          <w:rFonts w:ascii="Calibri" w:eastAsia="Calibri" w:hAnsi="Calibri" w:cs="Calibri"/>
+          <w:b/>
+          <w:bCs/>
+          <w:color w:val="FFFFFF"/>
+        </w:rPr>
+        <w:t>5  ·</w:t>
+      </w:r>
+      <w:proofErr w:type="gramEnd"/>
+      <w:r>
+        <w:rPr>
+          <w:rFonts w:ascii="Calibri" w:eastAsia="Calibri" w:hAnsi="Calibri" w:cs="Calibri"/>
+          <w:b/>
+          <w:bCs/>
+          <w:color w:val="FFFFFF"/>
+        </w:rPr>
+        <w:t xml:space="preserve">  Conduct, Compliance &amp; Brand Standards  </w:t>
       </w:r>
     </w:p>
     <w:p>
@@ -2778,14 +3195,90 @@
           <w:ilvl w:val="0"/>
           <w:numId w:val="1"/>
         </w:numPr>
-        <w:spacing w:before="60"/>
-      </w:pPr>
-      <w:r>
-        <w:rPr>
-          <w:rFonts w:ascii="Calibri" w:eastAsia="Calibri" w:hAnsi="Calibri" w:cs="Calibri"/>
-          <w:color w:val="1A1A2E"/>
-        </w:rPr>
-        <w:t>Customer names, contacts, contract terms, and pipeline information</w:t>
+        <w:rPr>
+          <w:rFonts w:ascii="Calibri" w:hAnsi="Calibri" w:cs="Calibri"/>
+        </w:rPr>
+      </w:pPr>
+      <w:r>
+        <w:rPr>
+          <w:rFonts w:ascii="Calibri" w:eastAsia="Calibri" w:hAnsi="Calibri" w:cs="Calibri"/>
+          <w:color w:val="1A1A2E"/>
+        </w:rPr>
+        <w:t xml:space="preserve">Contractor will represent </w:t>
+      </w:r>
+      <w:proofErr w:type="spellStart"/>
+      <w:r>
+        <w:rPr>
+          <w:rFonts w:ascii="Calibri" w:eastAsia="Calibri" w:hAnsi="Calibri" w:cs="Calibri"/>
+          <w:color w:val="1A1A2E"/>
+        </w:rPr>
+        <w:t>NexCort</w:t>
+      </w:r>
+      <w:proofErr w:type="spellEnd"/>
+      <w:r>
+        <w:rPr>
+          <w:rFonts w:ascii="Calibri" w:eastAsia="Calibri" w:hAnsi="Calibri" w:cs="Calibri"/>
+          <w:color w:val="1A1A2E"/>
+        </w:rPr>
+        <w:t xml:space="preserve"> </w:t>
+      </w:r>
+      <w:proofErr w:type="spellStart"/>
+      <w:r>
+        <w:rPr>
+          <w:rFonts w:ascii="Calibri" w:eastAsia="Calibri" w:hAnsi="Calibri" w:cs="Calibri"/>
+          <w:color w:val="1A1A2E"/>
+        </w:rPr>
+        <w:t>iQ</w:t>
+      </w:r>
+      <w:proofErr w:type="spellEnd"/>
+      <w:r>
+        <w:rPr>
+          <w:rFonts w:ascii="Calibri" w:eastAsia="Calibri" w:hAnsi="Calibri" w:cs="Calibri"/>
+          <w:color w:val="1A1A2E"/>
+        </w:rPr>
+        <w:t xml:space="preserve"> </w:t>
+      </w:r>
+      <w:r>
+        <w:rPr>
+          <w:rFonts w:ascii="Calibri" w:eastAsia="Calibri" w:hAnsi="Calibri" w:cs="Calibri"/>
+          <w:color w:val="1A1A2E"/>
+        </w:rPr>
+        <w:t>professionally</w:t>
+      </w:r>
+      <w:r>
+        <w:rPr>
+          <w:rFonts w:ascii="Calibri" w:eastAsia="Calibri" w:hAnsi="Calibri" w:cs="Calibri"/>
+          <w:color w:val="1A1A2E"/>
+        </w:rPr>
+        <w:t>, ethical</w:t>
+      </w:r>
+      <w:r>
+        <w:rPr>
+          <w:rFonts w:ascii="Calibri" w:eastAsia="Calibri" w:hAnsi="Calibri" w:cs="Calibri"/>
+          <w:color w:val="1A1A2E"/>
+        </w:rPr>
+        <w:t>ly</w:t>
+      </w:r>
+      <w:r>
+        <w:rPr>
+          <w:rFonts w:ascii="Calibri" w:eastAsia="Calibri" w:hAnsi="Calibri" w:cs="Calibri"/>
+          <w:color w:val="1A1A2E"/>
+        </w:rPr>
+        <w:t xml:space="preserve">, and </w:t>
+      </w:r>
+      <w:r>
+        <w:rPr>
+          <w:rFonts w:ascii="Calibri" w:eastAsia="Calibri" w:hAnsi="Calibri" w:cs="Calibri"/>
+          <w:color w:val="1A1A2E"/>
+        </w:rPr>
+        <w:t xml:space="preserve">in a </w:t>
+      </w:r>
+      <w:r>
+        <w:rPr>
+          <w:rFonts w:ascii="Calibri" w:eastAsia="Calibri" w:hAnsi="Calibri" w:cs="Calibri"/>
+          <w:color w:val="1A1A2E"/>
+        </w:rPr>
+        <w:t>legally compliant manner at all times.</w:t>
       </w:r>
     </w:p>
     <w:p>
@@ -2795,14 +3288,16 @@
           <w:ilvl w:val="0"/>
           <w:numId w:val="1"/>
         </w:numPr>
-        <w:spacing w:before="60"/>
-      </w:pPr>
-      <w:r>
-        <w:rPr>
-          <w:rFonts w:ascii="Calibri" w:eastAsia="Calibri" w:hAnsi="Calibri" w:cs="Calibri"/>
-          <w:color w:val="1A1A2E"/>
-        </w:rPr>
-        <w:t>Pricing schedules, commission structures, and financial data</w:t>
+        <w:rPr>
+          <w:rFonts w:ascii="Calibri" w:hAnsi="Calibri" w:cs="Calibri"/>
+        </w:rPr>
+      </w:pPr>
+      <w:r>
+        <w:rPr>
+          <w:rFonts w:ascii="Calibri" w:eastAsia="Calibri" w:hAnsi="Calibri" w:cs="Calibri"/>
+          <w:color w:val="1A1A2E"/>
+        </w:rPr>
+        <w:t>Contractor must use only Company-approved sales materials, pricing, product descriptions, and capability statements.</w:t>
       </w:r>
     </w:p>
     <w:p>
@@ -2812,14 +3307,16 @@
           <w:ilvl w:val="0"/>
           <w:numId w:val="1"/>
         </w:numPr>
-        <w:spacing w:before="60"/>
-      </w:pPr>
-      <w:r>
-        <w:rPr>
-          <w:rFonts w:ascii="Calibri" w:eastAsia="Calibri" w:hAnsi="Calibri" w:cs="Calibri"/>
-          <w:color w:val="1A1A2E"/>
-        </w:rPr>
-        <w:t>Product roadmaps, technology architecture, and system configurations</w:t>
+        <w:rPr>
+          <w:rFonts w:ascii="Calibri" w:hAnsi="Calibri" w:cs="Calibri"/>
+        </w:rPr>
+      </w:pPr>
+      <w:r>
+        <w:rPr>
+          <w:rFonts w:ascii="Calibri" w:eastAsia="Calibri" w:hAnsi="Calibri" w:cs="Calibri"/>
+          <w:color w:val="1A1A2E"/>
+        </w:rPr>
+        <w:t>Contractor may not make representations about product capabilities, timelines, integrations, or roadmap commitments not authorized in writing by the Company.</w:t>
       </w:r>
     </w:p>
     <w:p>
@@ -2829,14 +3326,16 @@
           <w:ilvl w:val="0"/>
           <w:numId w:val="1"/>
         </w:numPr>
-        <w:spacing w:before="60"/>
-      </w:pPr>
-      <w:r>
-        <w:rPr>
-          <w:rFonts w:ascii="Calibri" w:eastAsia="Calibri" w:hAnsi="Calibri" w:cs="Calibri"/>
-          <w:color w:val="1A1A2E"/>
-        </w:rPr>
-        <w:t>Proprietary processes, business strategies, and investor information</w:t>
+        <w:rPr>
+          <w:rFonts w:ascii="Calibri" w:hAnsi="Calibri" w:cs="Calibri"/>
+        </w:rPr>
+      </w:pPr>
+      <w:r>
+        <w:rPr>
+          <w:rFonts w:ascii="Calibri" w:eastAsia="Calibri" w:hAnsi="Calibri" w:cs="Calibri"/>
+          <w:color w:val="1A1A2E"/>
+        </w:rPr>
+        <w:t>Contractor must comply with all applicable laws, including without limitation the Computer Fraud and Abuse Act, CAN-SPAM Act, TCPA, and applicable state telemarketing laws.</w:t>
       </w:r>
     </w:p>
     <w:p>
@@ -2846,70 +3345,16 @@
           <w:ilvl w:val="0"/>
           <w:numId w:val="1"/>
         </w:numPr>
-        <w:spacing w:before="60"/>
-      </w:pPr>
-      <w:r>
-        <w:rPr>
-          <w:rFonts w:ascii="Calibri" w:eastAsia="Calibri" w:hAnsi="Calibri" w:cs="Calibri"/>
-          <w:color w:val="1A1A2E"/>
-        </w:rPr>
-        <w:t>Any information designated as confidential or that a reasonable person would understand to be confidential</w:t>
-      </w:r>
-    </w:p>
-    <w:p>
-      <w:pPr>
-        <w:spacing w:before="80"/>
-        <w:rPr>
-          <w:rFonts w:ascii="Calibri" w:hAnsi="Calibri" w:cs="Calibri"/>
-        </w:rPr>
-      </w:pPr>
-      <w:r>
-        <w:rPr>
-          <w:rFonts w:ascii="Calibri" w:eastAsia="Calibri" w:hAnsi="Calibri" w:cs="Calibri"/>
-          <w:color w:val="1A1A2E"/>
-        </w:rPr>
-        <w:t>Confidentiality obligations survive termination of this Agreement for a period of three (3) years from the date of disclosure.</w:t>
-      </w:r>
-      <w:r>
-        <w:rPr>
-          <w:rFonts w:ascii="Calibri" w:eastAsia="Calibri" w:hAnsi="Calibri" w:cs="Calibri"/>
-          <w:color w:val="1A1A2E"/>
-        </w:rPr>
-        <w:t xml:space="preserve"> </w:t>
-      </w:r>
-      <w:r>
-        <w:rPr>
-          <w:rFonts w:ascii="Calibri" w:hAnsi="Calibri" w:cs="Calibri"/>
-          <w:color w:val="000000"/>
-        </w:rPr>
-        <w:t>The confidentiality obligations in this Section supplement and do not replace the Company's standard Non-Disclosure Agreement, which Contractor must execute as a condition of this Agreement.</w:t>
-      </w:r>
-    </w:p>
-    <w:p>
-      <w:pPr>
-        <w:shd w:val="clear" w:color="auto" w:fill="0D2657"/>
-        <w:spacing w:before="240"/>
-      </w:pPr>
-      <w:r>
-        <w:rPr>
-          <w:rFonts w:ascii="Calibri" w:eastAsia="Calibri" w:hAnsi="Calibri" w:cs="Calibri"/>
-          <w:b/>
-          <w:bCs/>
-          <w:color w:val="FFFFFF"/>
-        </w:rPr>
-        <w:t xml:space="preserve">  7  ·  Non-Solicitation  </w:t>
-      </w:r>
-    </w:p>
-    <w:p>
-      <w:pPr>
-        <w:spacing w:before="80"/>
-      </w:pPr>
-      <w:r>
-        <w:rPr>
-          <w:rFonts w:ascii="Calibri" w:eastAsia="Calibri" w:hAnsi="Calibri" w:cs="Calibri"/>
-          <w:color w:val="1A1A2E"/>
-        </w:rPr>
-        <w:t>During the term of this Agreement and for a period of twelve (12) months following termination, Contractor agrees not to:</w:t>
+        <w:rPr>
+          <w:rFonts w:ascii="Calibri" w:hAnsi="Calibri" w:cs="Calibri"/>
+        </w:rPr>
+      </w:pPr>
+      <w:r>
+        <w:rPr>
+          <w:rFonts w:ascii="Calibri" w:eastAsia="Calibri" w:hAnsi="Calibri" w:cs="Calibri"/>
+          <w:color w:val="1A1A2E"/>
+        </w:rPr>
+        <w:t>Contractor must not engage in deceptive, high-pressure, or otherwise unlawful sales practices.</w:t>
       </w:r>
     </w:p>
     <w:p>
@@ -2919,14 +3364,106 @@
           <w:ilvl w:val="0"/>
           <w:numId w:val="1"/>
         </w:numPr>
-        <w:spacing w:before="60"/>
-      </w:pPr>
-      <w:r>
-        <w:rPr>
-          <w:rFonts w:ascii="Calibri" w:eastAsia="Calibri" w:hAnsi="Calibri" w:cs="Calibri"/>
-          <w:color w:val="1A1A2E"/>
-        </w:rPr>
-        <w:t>Directly solicit, recruit, or encourage any employee, contractor, or advisor of the Company to terminate their relationship with the Company</w:t>
+        <w:rPr>
+          <w:rFonts w:ascii="Calibri" w:hAnsi="Calibri" w:cs="Calibri"/>
+        </w:rPr>
+      </w:pPr>
+      <w:r>
+        <w:rPr>
+          <w:rFonts w:ascii="Calibri" w:eastAsia="Calibri" w:hAnsi="Calibri" w:cs="Calibri"/>
+          <w:color w:val="1A1A2E"/>
+        </w:rPr>
+        <w:t>Contractor must disclose any real or potential conflict of interest to the Company in writing within 10 days of becoming aware of it.</w:t>
+      </w:r>
+    </w:p>
+    <w:p>
+      <w:pPr>
+        <w:rPr>
+          <w:rFonts w:ascii="Calibri" w:hAnsi="Calibri" w:cs="Calibri"/>
+        </w:rPr>
+      </w:pPr>
+    </w:p>
+    <w:p>
+      <w:pPr>
+        <w:shd w:val="clear" w:color="auto" w:fill="0D2657"/>
+        <w:rPr>
+          <w:rFonts w:ascii="Calibri" w:hAnsi="Calibri" w:cs="Calibri"/>
+        </w:rPr>
+      </w:pPr>
+      <w:r>
+        <w:rPr>
+          <w:rFonts w:ascii="Calibri" w:eastAsia="Calibri" w:hAnsi="Calibri" w:cs="Calibri"/>
+          <w:b/>
+          <w:bCs/>
+          <w:color w:val="FFFFFF"/>
+        </w:rPr>
+        <w:t xml:space="preserve">  </w:t>
+      </w:r>
+      <w:proofErr w:type="gramStart"/>
+      <w:r>
+        <w:rPr>
+          <w:rFonts w:ascii="Calibri" w:eastAsia="Calibri" w:hAnsi="Calibri" w:cs="Calibri"/>
+          <w:b/>
+          <w:bCs/>
+          <w:color w:val="FFFFFF"/>
+        </w:rPr>
+        <w:t>6  ·</w:t>
+      </w:r>
+      <w:proofErr w:type="gramEnd"/>
+      <w:r>
+        <w:rPr>
+          <w:rFonts w:ascii="Calibri" w:eastAsia="Calibri" w:hAnsi="Calibri" w:cs="Calibri"/>
+          <w:b/>
+          <w:bCs/>
+          <w:color w:val="FFFFFF"/>
+        </w:rPr>
+        <w:t xml:space="preserve">  Confidentiality  </w:t>
+      </w:r>
+    </w:p>
+    <w:p>
+      <w:pPr>
+        <w:rPr>
+          <w:rFonts w:ascii="Calibri" w:hAnsi="Calibri" w:cs="Calibri"/>
+        </w:rPr>
+      </w:pPr>
+      <w:r>
+        <w:rPr>
+          <w:rFonts w:ascii="Calibri" w:eastAsia="Calibri" w:hAnsi="Calibri" w:cs="Calibri"/>
+          <w:color w:val="1A1A2E"/>
+        </w:rPr>
+        <w:t xml:space="preserve">Contractor agrees to maintain strict confidentiality of all non-public information relating to </w:t>
+      </w:r>
+      <w:proofErr w:type="spellStart"/>
+      <w:r>
+        <w:rPr>
+          <w:rFonts w:ascii="Calibri" w:eastAsia="Calibri" w:hAnsi="Calibri" w:cs="Calibri"/>
+          <w:color w:val="1A1A2E"/>
+        </w:rPr>
+        <w:t>NexCort</w:t>
+      </w:r>
+      <w:proofErr w:type="spellEnd"/>
+      <w:r>
+        <w:rPr>
+          <w:rFonts w:ascii="Calibri" w:eastAsia="Calibri" w:hAnsi="Calibri" w:cs="Calibri"/>
+          <w:color w:val="1A1A2E"/>
+        </w:rPr>
+        <w:t xml:space="preserve"> </w:t>
+      </w:r>
+      <w:proofErr w:type="spellStart"/>
+      <w:r>
+        <w:rPr>
+          <w:rFonts w:ascii="Calibri" w:eastAsia="Calibri" w:hAnsi="Calibri" w:cs="Calibri"/>
+          <w:color w:val="1A1A2E"/>
+        </w:rPr>
+        <w:t>iQ</w:t>
+      </w:r>
+      <w:proofErr w:type="spellEnd"/>
+      <w:r>
+        <w:rPr>
+          <w:rFonts w:ascii="Calibri" w:eastAsia="Calibri" w:hAnsi="Calibri" w:cs="Calibri"/>
+          <w:color w:val="1A1A2E"/>
+        </w:rPr>
+        <w:t>, including but not limited to:</w:t>
       </w:r>
     </w:p>
     <w:p>
@@ -2936,82 +3473,16 @@
           <w:ilvl w:val="0"/>
           <w:numId w:val="1"/>
         </w:numPr>
-        <w:spacing w:before="60"/>
-      </w:pPr>
-      <w:r>
-        <w:rPr>
-          <w:rFonts w:ascii="Calibri" w:eastAsia="Calibri" w:hAnsi="Calibri" w:cs="Calibri"/>
-          <w:color w:val="1A1A2E"/>
-        </w:rPr>
-        <w:t>Solicit or accept business from any NexCort iQ customer or active prospect that Contractor directly engaged during the term of this Agreement, on behalf of a competing platform or product</w:t>
-      </w:r>
-    </w:p>
-    <w:p>
-      <w:pPr>
-        <w:spacing w:before="80"/>
-      </w:pPr>
-      <w:r>
-        <w:rPr>
-          <w:rFonts w:ascii="Calibri" w:eastAsia="Calibri" w:hAnsi="Calibri" w:cs="Calibri"/>
-          <w:color w:val="1A1A2E"/>
-        </w:rPr>
-        <w:t>For purposes of this section, "competing platform" means any product or service that directly competes with NexCort iQ's public safety, emergency communications, campus safety, or venue operations intelligence products.</w:t>
-      </w:r>
-    </w:p>
-    <w:p>
-      <w:pPr>
-        <w:shd w:val="clear" w:color="auto" w:fill="0D2657"/>
-        <w:spacing w:before="240"/>
-      </w:pPr>
-      <w:r>
-        <w:rPr>
-          <w:rFonts w:ascii="Calibri" w:eastAsia="Calibri" w:hAnsi="Calibri" w:cs="Calibri"/>
-          <w:b/>
-          <w:bCs/>
-          <w:color w:val="FFFFFF"/>
-        </w:rPr>
-        <w:t xml:space="preserve">  8  ·  Intellectual Property  </w:t>
-      </w:r>
-    </w:p>
-    <w:p>
-      <w:pPr>
-        <w:spacing w:before="80"/>
-        <w:ind w:firstLine="720"/>
-      </w:pPr>
-      <w:r>
-        <w:rPr>
-          <w:rFonts w:ascii="Calibri" w:eastAsia="Calibri" w:hAnsi="Calibri" w:cs="Calibri"/>
-          <w:color w:val="1A1A2E"/>
-        </w:rPr>
-        <w:t>All sales materials, proposals, presentations, scripts, CRM entries, customer data, and other work product created by Contractor in connection with NexCort iQ are the exclusive property of Apps on Demand LLC. Contractor assigns all right, title, and interest in such work product to the Company upon creation.</w:t>
-      </w:r>
-    </w:p>
-    <w:p>
-      <w:pPr>
-        <w:spacing w:before="80"/>
-        <w:ind w:firstLine="720"/>
-      </w:pPr>
-      <w:r>
-        <w:rPr>
-          <w:rFonts w:ascii="Calibri" w:eastAsia="Calibri" w:hAnsi="Calibri" w:cs="Calibri"/>
-          <w:color w:val="1A1A2E"/>
-        </w:rPr>
-        <w:t>Contractor retains no license to use the NexCort iQ name, brand, logo, or trademarks following termination of this Agreement.</w:t>
-      </w:r>
-    </w:p>
-    <w:p>
-      <w:pPr>
-        <w:shd w:val="clear" w:color="auto" w:fill="0D2657"/>
-        <w:spacing w:before="240"/>
-      </w:pPr>
-      <w:r>
-        <w:rPr>
-          <w:rFonts w:ascii="Calibri" w:eastAsia="Calibri" w:hAnsi="Calibri" w:cs="Calibri"/>
-          <w:b/>
-          <w:bCs/>
-          <w:color w:val="FFFFFF"/>
-        </w:rPr>
-        <w:t xml:space="preserve">  9  ·  Term &amp; Termination  </w:t>
+        <w:rPr>
+          <w:rFonts w:ascii="Calibri" w:hAnsi="Calibri" w:cs="Calibri"/>
+        </w:rPr>
+      </w:pPr>
+      <w:r>
+        <w:rPr>
+          <w:rFonts w:ascii="Calibri" w:eastAsia="Calibri" w:hAnsi="Calibri" w:cs="Calibri"/>
+          <w:color w:val="1A1A2E"/>
+        </w:rPr>
+        <w:t>Customer names, contacts, contract terms, and pipeline information</w:t>
       </w:r>
     </w:p>
     <w:p>
@@ -3021,14 +3492,16 @@
           <w:ilvl w:val="0"/>
           <w:numId w:val="1"/>
         </w:numPr>
-        <w:spacing w:before="60"/>
-      </w:pPr>
-      <w:r>
-        <w:rPr>
-          <w:rFonts w:ascii="Calibri" w:eastAsia="Calibri" w:hAnsi="Calibri" w:cs="Calibri"/>
-          <w:color w:val="1A1A2E"/>
-        </w:rPr>
-        <w:t>This Agreement commences on the date of execution and continues on an at-will basis unless terminated by either party.</w:t>
+        <w:rPr>
+          <w:rFonts w:ascii="Calibri" w:hAnsi="Calibri" w:cs="Calibri"/>
+        </w:rPr>
+      </w:pPr>
+      <w:r>
+        <w:rPr>
+          <w:rFonts w:ascii="Calibri" w:eastAsia="Calibri" w:hAnsi="Calibri" w:cs="Calibri"/>
+          <w:color w:val="1A1A2E"/>
+        </w:rPr>
+        <w:t>Pricing schedules, commission structures, and financial data</w:t>
       </w:r>
     </w:p>
     <w:p>
@@ -3038,14 +3511,16 @@
           <w:ilvl w:val="0"/>
           <w:numId w:val="1"/>
         </w:numPr>
-        <w:spacing w:before="60"/>
-      </w:pPr>
-      <w:r>
-        <w:rPr>
-          <w:rFonts w:ascii="Calibri" w:eastAsia="Calibri" w:hAnsi="Calibri" w:cs="Calibri"/>
-          <w:color w:val="1A1A2E"/>
-        </w:rPr>
-        <w:t>Either party may terminate this Agreement with fourteen (14) days' written notice, or immediately for cause.</w:t>
+        <w:rPr>
+          <w:rFonts w:ascii="Calibri" w:hAnsi="Calibri" w:cs="Calibri"/>
+        </w:rPr>
+      </w:pPr>
+      <w:r>
+        <w:rPr>
+          <w:rFonts w:ascii="Calibri" w:eastAsia="Calibri" w:hAnsi="Calibri" w:cs="Calibri"/>
+          <w:color w:val="1A1A2E"/>
+        </w:rPr>
+        <w:t>Product roadmaps, technology architecture, and system configurations</w:t>
       </w:r>
     </w:p>
     <w:p>
@@ -3055,14 +3530,16 @@
           <w:ilvl w:val="0"/>
           <w:numId w:val="1"/>
         </w:numPr>
-        <w:spacing w:before="60"/>
-      </w:pPr>
-      <w:r>
-        <w:rPr>
-          <w:rFonts w:ascii="Calibri" w:eastAsia="Calibri" w:hAnsi="Calibri" w:cs="Calibri"/>
-          <w:color w:val="1A1A2E"/>
-        </w:rPr>
-        <w:t>"Cause" includes material breach, fraud, misrepresentation, violation of applicable law, unauthorized use of Company data or IP, or conduct materially harmful to the Company's reputation or relationships.</w:t>
+        <w:rPr>
+          <w:rFonts w:ascii="Calibri" w:hAnsi="Calibri" w:cs="Calibri"/>
+        </w:rPr>
+      </w:pPr>
+      <w:r>
+        <w:rPr>
+          <w:rFonts w:ascii="Calibri" w:eastAsia="Calibri" w:hAnsi="Calibri" w:cs="Calibri"/>
+          <w:color w:val="1A1A2E"/>
+        </w:rPr>
+        <w:t>Proprietary processes, business strategies, and investor information</w:t>
       </w:r>
     </w:p>
     <w:p>
@@ -3072,15 +3549,95 @@
           <w:ilvl w:val="0"/>
           <w:numId w:val="1"/>
         </w:numPr>
-        <w:spacing w:before="60"/>
-      </w:pPr>
-      <w:r>
-        <w:rPr>
-          <w:rFonts w:ascii="Calibri" w:eastAsia="Calibri" w:hAnsi="Calibri" w:cs="Calibri"/>
-          <w:color w:val="1A1A2E"/>
-        </w:rPr>
-        <w:lastRenderedPageBreak/>
-        <w:t>Upon termination, Contractor will earn commissions on contracts where (a) the customer has signed a binding agreement, AND (b) the Company has received full first-year payment, within 60 days of the termination date.</w:t>
+        <w:rPr>
+          <w:rFonts w:ascii="Calibri" w:hAnsi="Calibri" w:cs="Calibri"/>
+        </w:rPr>
+      </w:pPr>
+      <w:r>
+        <w:rPr>
+          <w:rFonts w:ascii="Calibri" w:eastAsia="Calibri" w:hAnsi="Calibri" w:cs="Calibri"/>
+          <w:color w:val="1A1A2E"/>
+        </w:rPr>
+        <w:t>Any information designated as confidential or that a reasonable person would understand to be confidential</w:t>
+      </w:r>
+    </w:p>
+    <w:p>
+      <w:pPr>
+        <w:rPr>
+          <w:rFonts w:ascii="Calibri" w:hAnsi="Calibri" w:cs="Calibri"/>
+        </w:rPr>
+      </w:pPr>
+      <w:r>
+        <w:rPr>
+          <w:rFonts w:ascii="Calibri" w:eastAsia="Calibri" w:hAnsi="Calibri" w:cs="Calibri"/>
+          <w:color w:val="1A1A2E"/>
+        </w:rPr>
+        <w:t>Confidentiality obligations survive termination of this Agreement for a period of three (3) years from the date of disclosure.</w:t>
+      </w:r>
+      <w:r>
+        <w:rPr>
+          <w:rFonts w:ascii="Calibri" w:eastAsia="Calibri" w:hAnsi="Calibri" w:cs="Calibri"/>
+          <w:color w:val="1A1A2E"/>
+        </w:rPr>
+        <w:t xml:space="preserve"> </w:t>
+      </w:r>
+      <w:r>
+        <w:rPr>
+          <w:rFonts w:ascii="Calibri" w:hAnsi="Calibri" w:cs="Calibri"/>
+          <w:color w:val="000000"/>
+        </w:rPr>
+        <w:t>The confidentiality obligations in this Section supplement and do not replace the Company's standard Non-Disclosure Agreement, which Contractor must execute as a condition of this Agreement.</w:t>
+      </w:r>
+    </w:p>
+    <w:p>
+      <w:pPr>
+        <w:shd w:val="clear" w:color="auto" w:fill="0D2657"/>
+        <w:rPr>
+          <w:rFonts w:ascii="Calibri" w:hAnsi="Calibri" w:cs="Calibri"/>
+        </w:rPr>
+      </w:pPr>
+      <w:r>
+        <w:rPr>
+          <w:rFonts w:ascii="Calibri" w:eastAsia="Calibri" w:hAnsi="Calibri" w:cs="Calibri"/>
+          <w:b/>
+          <w:bCs/>
+          <w:color w:val="FFFFFF"/>
+        </w:rPr>
+        <w:t xml:space="preserve">  </w:t>
+      </w:r>
+      <w:proofErr w:type="gramStart"/>
+      <w:r>
+        <w:rPr>
+          <w:rFonts w:ascii="Calibri" w:eastAsia="Calibri" w:hAnsi="Calibri" w:cs="Calibri"/>
+          <w:b/>
+          <w:bCs/>
+          <w:color w:val="FFFFFF"/>
+        </w:rPr>
+        <w:t>7  ·</w:t>
+      </w:r>
+      <w:proofErr w:type="gramEnd"/>
+      <w:r>
+        <w:rPr>
+          <w:rFonts w:ascii="Calibri" w:eastAsia="Calibri" w:hAnsi="Calibri" w:cs="Calibri"/>
+          <w:b/>
+          <w:bCs/>
+          <w:color w:val="FFFFFF"/>
+        </w:rPr>
+        <w:t xml:space="preserve">  Non-Solicitation  </w:t>
+      </w:r>
+    </w:p>
+    <w:p>
+      <w:pPr>
+        <w:rPr>
+          <w:rFonts w:ascii="Calibri" w:hAnsi="Calibri" w:cs="Calibri"/>
+        </w:rPr>
+      </w:pPr>
+      <w:r>
+        <w:rPr>
+          <w:rFonts w:ascii="Calibri" w:eastAsia="Calibri" w:hAnsi="Calibri" w:cs="Calibri"/>
+          <w:color w:val="1A1A2E"/>
+        </w:rPr>
+        <w:t>During the term of this Agreement and for a period of twelve (12) months following termination, Contractor agrees not to:</w:t>
       </w:r>
     </w:p>
     <w:p>
@@ -3090,111 +3647,16 @@
           <w:ilvl w:val="0"/>
           <w:numId w:val="1"/>
         </w:numPr>
-        <w:spacing w:before="60"/>
-      </w:pPr>
-      <w:r>
-        <w:rPr>
-          <w:rFonts w:ascii="Calibri" w:eastAsia="Calibri" w:hAnsi="Calibri" w:cs="Calibri"/>
-          <w:color w:val="1A1A2E"/>
-        </w:rPr>
-        <w:t>Pipeline leads, prospects, and customer relationships developed during the term become Company property upon termination. Contractor will promptly return or destroy all confidential materials.</w:t>
-      </w:r>
-    </w:p>
-    <w:p>
-      <w:pPr>
-        <w:shd w:val="clear" w:color="auto" w:fill="0D2657"/>
-        <w:spacing w:before="240"/>
-      </w:pPr>
-      <w:r>
-        <w:rPr>
-          <w:rFonts w:ascii="Calibri" w:eastAsia="Calibri" w:hAnsi="Calibri" w:cs="Calibri"/>
-          <w:b/>
-          <w:bCs/>
-          <w:color w:val="FFFFFF"/>
-        </w:rPr>
-        <w:t xml:space="preserve">  10  ·  Limitation of Liability  </w:t>
-      </w:r>
-    </w:p>
-    <w:p>
-      <w:pPr>
-        <w:spacing w:before="80"/>
-      </w:pPr>
-      <w:r>
-        <w:rPr>
-          <w:rFonts w:ascii="Calibri" w:eastAsia="Calibri" w:hAnsi="Calibri" w:cs="Calibri"/>
-          <w:color w:val="1A1A2E"/>
-        </w:rPr>
-        <w:t>The Company's total liability to Contractor under this Agreement shall not exceed the total commissions paid to Contractor during the three (3) months immediately preceding the event giving rise to the claim. The Company is not liable for lost profits, lost business opportunities, or consequential damages of any kind.</w:t>
-      </w:r>
-    </w:p>
-    <w:p>
-      <w:pPr>
-        <w:shd w:val="clear" w:color="auto" w:fill="0D2657"/>
-        <w:spacing w:before="240"/>
-      </w:pPr>
-      <w:r>
-        <w:rPr>
-          <w:rFonts w:ascii="Calibri" w:eastAsia="Calibri" w:hAnsi="Calibri" w:cs="Calibri"/>
-          <w:b/>
-          <w:bCs/>
-          <w:color w:val="FFFFFF"/>
-        </w:rPr>
-        <w:t xml:space="preserve">  11  ·  Governing Law &amp; Dispute Resolution  </w:t>
-      </w:r>
-    </w:p>
-    <w:p>
-      <w:pPr>
-        <w:spacing w:before="80"/>
-      </w:pPr>
-      <w:r>
-        <w:rPr>
-          <w:rFonts w:ascii="Calibri" w:eastAsia="Calibri" w:hAnsi="Calibri" w:cs="Calibri"/>
-          <w:color w:val="1A1A2E"/>
-        </w:rPr>
-        <w:t xml:space="preserve">This Agreement is governed by the laws of the State of </w:t>
-      </w:r>
-      <w:r>
-        <w:rPr>
-          <w:rFonts w:ascii="Calibri" w:eastAsia="Calibri" w:hAnsi="Calibri" w:cs="Calibri"/>
-          <w:color w:val="1A1A2E"/>
-        </w:rPr>
-        <w:t>Wyoming</w:t>
-      </w:r>
-      <w:r>
-        <w:rPr>
-          <w:rFonts w:ascii="Calibri" w:eastAsia="Calibri" w:hAnsi="Calibri" w:cs="Calibri"/>
-          <w:color w:val="1A1A2E"/>
-        </w:rPr>
-        <w:t>, without regard to conflict</w:t>
-      </w:r>
-      <w:r>
-        <w:rPr>
-          <w:rFonts w:ascii="Calibri" w:eastAsia="Calibri" w:hAnsi="Calibri" w:cs="Calibri"/>
-          <w:color w:val="1A1A2E"/>
-        </w:rPr>
-        <w:t>-of-</w:t>
-      </w:r>
-      <w:r>
-        <w:rPr>
-          <w:rFonts w:ascii="Calibri" w:eastAsia="Calibri" w:hAnsi="Calibri" w:cs="Calibri"/>
-          <w:color w:val="1A1A2E"/>
-        </w:rPr>
-        <w:t>law principles. Any dispute arising under or relating to this Agreement will be resolved first through good-faith negotiation, then through binding arbitration under the rules of the American Arbitration Association (AAA), conducted in Columbus, Georgia, or virtually by mutual agreement.</w:t>
-      </w:r>
-    </w:p>
-    <w:p>
-      <w:pPr>
-        <w:shd w:val="clear" w:color="auto" w:fill="0D2657"/>
-        <w:spacing w:before="240"/>
-      </w:pPr>
-      <w:r>
-        <w:rPr>
-          <w:rFonts w:ascii="Calibri" w:eastAsia="Calibri" w:hAnsi="Calibri" w:cs="Calibri"/>
-          <w:b/>
-          <w:bCs/>
-          <w:color w:val="FFFFFF"/>
-        </w:rPr>
-        <w:t xml:space="preserve">  12  ·  General Provisions  </w:t>
+        <w:rPr>
+          <w:rFonts w:ascii="Calibri" w:hAnsi="Calibri" w:cs="Calibri"/>
+        </w:rPr>
+      </w:pPr>
+      <w:r>
+        <w:rPr>
+          <w:rFonts w:ascii="Calibri" w:eastAsia="Calibri" w:hAnsi="Calibri" w:cs="Calibri"/>
+          <w:color w:val="1A1A2E"/>
+        </w:rPr>
+        <w:t>Directly solicit, recruit, or encourage any employee, contractor, or advisor of the Company to terminate their relationship with the Company</w:t>
       </w:r>
     </w:p>
     <w:p>
@@ -3204,14 +3666,263 @@
           <w:ilvl w:val="0"/>
           <w:numId w:val="1"/>
         </w:numPr>
-        <w:spacing w:before="60"/>
-      </w:pPr>
-      <w:r>
-        <w:rPr>
-          <w:rFonts w:ascii="Calibri" w:eastAsia="Calibri" w:hAnsi="Calibri" w:cs="Calibri"/>
-          <w:color w:val="1A1A2E"/>
-        </w:rPr>
-        <w:t>Entire Agreement: This Agreement constitutes the entire agreement between the parties regarding its subject matter and supersedes all prior discussions.</w:t>
+        <w:rPr>
+          <w:rFonts w:ascii="Calibri" w:hAnsi="Calibri" w:cs="Calibri"/>
+        </w:rPr>
+      </w:pPr>
+      <w:r>
+        <w:rPr>
+          <w:rFonts w:ascii="Calibri" w:eastAsia="Calibri" w:hAnsi="Calibri" w:cs="Calibri"/>
+          <w:color w:val="1A1A2E"/>
+        </w:rPr>
+        <w:t xml:space="preserve">Solicit or accept business from any </w:t>
+      </w:r>
+      <w:proofErr w:type="spellStart"/>
+      <w:r>
+        <w:rPr>
+          <w:rFonts w:ascii="Calibri" w:eastAsia="Calibri" w:hAnsi="Calibri" w:cs="Calibri"/>
+          <w:color w:val="1A1A2E"/>
+        </w:rPr>
+        <w:t>NexCort</w:t>
+      </w:r>
+      <w:proofErr w:type="spellEnd"/>
+      <w:r>
+        <w:rPr>
+          <w:rFonts w:ascii="Calibri" w:eastAsia="Calibri" w:hAnsi="Calibri" w:cs="Calibri"/>
+          <w:color w:val="1A1A2E"/>
+        </w:rPr>
+        <w:t xml:space="preserve"> </w:t>
+      </w:r>
+      <w:proofErr w:type="spellStart"/>
+      <w:r>
+        <w:rPr>
+          <w:rFonts w:ascii="Calibri" w:eastAsia="Calibri" w:hAnsi="Calibri" w:cs="Calibri"/>
+          <w:color w:val="1A1A2E"/>
+        </w:rPr>
+        <w:t>iQ</w:t>
+      </w:r>
+      <w:proofErr w:type="spellEnd"/>
+      <w:r>
+        <w:rPr>
+          <w:rFonts w:ascii="Calibri" w:eastAsia="Calibri" w:hAnsi="Calibri" w:cs="Calibri"/>
+          <w:color w:val="1A1A2E"/>
+        </w:rPr>
+        <w:t xml:space="preserve"> customer or active prospect that Contractor directly engaged during the term of this Agreement, on behalf of a competing platform or product</w:t>
+      </w:r>
+    </w:p>
+    <w:p>
+      <w:pPr>
+        <w:rPr>
+          <w:rFonts w:ascii="Calibri" w:hAnsi="Calibri" w:cs="Calibri"/>
+        </w:rPr>
+      </w:pPr>
+      <w:r>
+        <w:rPr>
+          <w:rFonts w:ascii="Calibri" w:eastAsia="Calibri" w:hAnsi="Calibri" w:cs="Calibri"/>
+          <w:color w:val="1A1A2E"/>
+        </w:rPr>
+        <w:lastRenderedPageBreak/>
+        <w:t xml:space="preserve">For purposes of this section, "competing platform" means any product or service that directly competes with </w:t>
+      </w:r>
+      <w:proofErr w:type="spellStart"/>
+      <w:r>
+        <w:rPr>
+          <w:rFonts w:ascii="Calibri" w:eastAsia="Calibri" w:hAnsi="Calibri" w:cs="Calibri"/>
+          <w:color w:val="1A1A2E"/>
+        </w:rPr>
+        <w:t>NexCort</w:t>
+      </w:r>
+      <w:proofErr w:type="spellEnd"/>
+      <w:r>
+        <w:rPr>
+          <w:rFonts w:ascii="Calibri" w:eastAsia="Calibri" w:hAnsi="Calibri" w:cs="Calibri"/>
+          <w:color w:val="1A1A2E"/>
+        </w:rPr>
+        <w:t xml:space="preserve"> </w:t>
+      </w:r>
+      <w:proofErr w:type="spellStart"/>
+      <w:r>
+        <w:rPr>
+          <w:rFonts w:ascii="Calibri" w:eastAsia="Calibri" w:hAnsi="Calibri" w:cs="Calibri"/>
+          <w:color w:val="1A1A2E"/>
+        </w:rPr>
+        <w:t>iQ's</w:t>
+      </w:r>
+      <w:proofErr w:type="spellEnd"/>
+      <w:r>
+        <w:rPr>
+          <w:rFonts w:ascii="Calibri" w:eastAsia="Calibri" w:hAnsi="Calibri" w:cs="Calibri"/>
+          <w:color w:val="1A1A2E"/>
+        </w:rPr>
+        <w:t xml:space="preserve"> public safety, emergency communications, campus safety, or venue operations intelligence products.</w:t>
+      </w:r>
+    </w:p>
+    <w:p>
+      <w:pPr>
+        <w:shd w:val="clear" w:color="auto" w:fill="0D2657"/>
+        <w:rPr>
+          <w:rFonts w:ascii="Calibri" w:hAnsi="Calibri" w:cs="Calibri"/>
+        </w:rPr>
+      </w:pPr>
+      <w:r>
+        <w:rPr>
+          <w:rFonts w:ascii="Calibri" w:eastAsia="Calibri" w:hAnsi="Calibri" w:cs="Calibri"/>
+          <w:b/>
+          <w:bCs/>
+          <w:color w:val="FFFFFF"/>
+        </w:rPr>
+        <w:t xml:space="preserve">  </w:t>
+      </w:r>
+      <w:proofErr w:type="gramStart"/>
+      <w:r>
+        <w:rPr>
+          <w:rFonts w:ascii="Calibri" w:eastAsia="Calibri" w:hAnsi="Calibri" w:cs="Calibri"/>
+          <w:b/>
+          <w:bCs/>
+          <w:color w:val="FFFFFF"/>
+        </w:rPr>
+        <w:t>8  ·</w:t>
+      </w:r>
+      <w:proofErr w:type="gramEnd"/>
+      <w:r>
+        <w:rPr>
+          <w:rFonts w:ascii="Calibri" w:eastAsia="Calibri" w:hAnsi="Calibri" w:cs="Calibri"/>
+          <w:b/>
+          <w:bCs/>
+          <w:color w:val="FFFFFF"/>
+        </w:rPr>
+        <w:t xml:space="preserve">  Intellectual Property  </w:t>
+      </w:r>
+    </w:p>
+    <w:p>
+      <w:pPr>
+        <w:ind w:firstLine="720"/>
+        <w:rPr>
+          <w:rFonts w:ascii="Calibri" w:hAnsi="Calibri" w:cs="Calibri"/>
+        </w:rPr>
+      </w:pPr>
+      <w:r>
+        <w:rPr>
+          <w:rFonts w:ascii="Calibri" w:eastAsia="Calibri" w:hAnsi="Calibri" w:cs="Calibri"/>
+          <w:color w:val="1A1A2E"/>
+        </w:rPr>
+        <w:t xml:space="preserve">All sales materials, proposals, presentations, scripts, CRM entries, customer data, and other work product created by Contractor in connection with </w:t>
+      </w:r>
+      <w:proofErr w:type="spellStart"/>
+      <w:r>
+        <w:rPr>
+          <w:rFonts w:ascii="Calibri" w:eastAsia="Calibri" w:hAnsi="Calibri" w:cs="Calibri"/>
+          <w:color w:val="1A1A2E"/>
+        </w:rPr>
+        <w:t>NexCort</w:t>
+      </w:r>
+      <w:proofErr w:type="spellEnd"/>
+      <w:r>
+        <w:rPr>
+          <w:rFonts w:ascii="Calibri" w:eastAsia="Calibri" w:hAnsi="Calibri" w:cs="Calibri"/>
+          <w:color w:val="1A1A2E"/>
+        </w:rPr>
+        <w:t xml:space="preserve"> </w:t>
+      </w:r>
+      <w:proofErr w:type="spellStart"/>
+      <w:r>
+        <w:rPr>
+          <w:rFonts w:ascii="Calibri" w:eastAsia="Calibri" w:hAnsi="Calibri" w:cs="Calibri"/>
+          <w:color w:val="1A1A2E"/>
+        </w:rPr>
+        <w:t>iQ</w:t>
+      </w:r>
+      <w:proofErr w:type="spellEnd"/>
+      <w:r>
+        <w:rPr>
+          <w:rFonts w:ascii="Calibri" w:eastAsia="Calibri" w:hAnsi="Calibri" w:cs="Calibri"/>
+          <w:color w:val="1A1A2E"/>
+        </w:rPr>
+        <w:t xml:space="preserve"> are the exclusive property of Apps on Demand LLC. Contractor assigns all right, title, and interest in such work product to the Company upon creation.</w:t>
+      </w:r>
+    </w:p>
+    <w:p>
+      <w:pPr>
+        <w:ind w:firstLine="720"/>
+        <w:rPr>
+          <w:rFonts w:ascii="Calibri" w:hAnsi="Calibri" w:cs="Calibri"/>
+        </w:rPr>
+      </w:pPr>
+      <w:r>
+        <w:rPr>
+          <w:rFonts w:ascii="Calibri" w:eastAsia="Calibri" w:hAnsi="Calibri" w:cs="Calibri"/>
+          <w:color w:val="1A1A2E"/>
+        </w:rPr>
+        <w:t xml:space="preserve">Contractor retains no license to use the </w:t>
+      </w:r>
+      <w:proofErr w:type="spellStart"/>
+      <w:r>
+        <w:rPr>
+          <w:rFonts w:ascii="Calibri" w:eastAsia="Calibri" w:hAnsi="Calibri" w:cs="Calibri"/>
+          <w:color w:val="1A1A2E"/>
+        </w:rPr>
+        <w:t>NexCort</w:t>
+      </w:r>
+      <w:proofErr w:type="spellEnd"/>
+      <w:r>
+        <w:rPr>
+          <w:rFonts w:ascii="Calibri" w:eastAsia="Calibri" w:hAnsi="Calibri" w:cs="Calibri"/>
+          <w:color w:val="1A1A2E"/>
+        </w:rPr>
+        <w:t xml:space="preserve"> </w:t>
+      </w:r>
+      <w:proofErr w:type="spellStart"/>
+      <w:r>
+        <w:rPr>
+          <w:rFonts w:ascii="Calibri" w:eastAsia="Calibri" w:hAnsi="Calibri" w:cs="Calibri"/>
+          <w:color w:val="1A1A2E"/>
+        </w:rPr>
+        <w:t>iQ</w:t>
+      </w:r>
+      <w:proofErr w:type="spellEnd"/>
+      <w:r>
+        <w:rPr>
+          <w:rFonts w:ascii="Calibri" w:eastAsia="Calibri" w:hAnsi="Calibri" w:cs="Calibri"/>
+          <w:color w:val="1A1A2E"/>
+        </w:rPr>
+        <w:t xml:space="preserve"> name, brand, logo, or trademarks following termination of this Agreement.</w:t>
+      </w:r>
+    </w:p>
+    <w:p>
+      <w:pPr>
+        <w:shd w:val="clear" w:color="auto" w:fill="0D2657"/>
+        <w:rPr>
+          <w:rFonts w:ascii="Calibri" w:hAnsi="Calibri" w:cs="Calibri"/>
+        </w:rPr>
+      </w:pPr>
+      <w:r>
+        <w:rPr>
+          <w:rFonts w:ascii="Calibri" w:eastAsia="Calibri" w:hAnsi="Calibri" w:cs="Calibri"/>
+          <w:b/>
+          <w:bCs/>
+          <w:color w:val="FFFFFF"/>
+        </w:rPr>
+        <w:t xml:space="preserve">  </w:t>
+      </w:r>
+      <w:proofErr w:type="gramStart"/>
+      <w:r>
+        <w:rPr>
+          <w:rFonts w:ascii="Calibri" w:eastAsia="Calibri" w:hAnsi="Calibri" w:cs="Calibri"/>
+          <w:b/>
+          <w:bCs/>
+          <w:color w:val="FFFFFF"/>
+        </w:rPr>
+        <w:t>9  ·</w:t>
+      </w:r>
+      <w:proofErr w:type="gramEnd"/>
+      <w:r>
+        <w:rPr>
+          <w:rFonts w:ascii="Calibri" w:eastAsia="Calibri" w:hAnsi="Calibri" w:cs="Calibri"/>
+          <w:b/>
+          <w:bCs/>
+          <w:color w:val="FFFFFF"/>
+        </w:rPr>
+        <w:t xml:space="preserve">  Term &amp; Termination  </w:t>
       </w:r>
     </w:p>
     <w:p>
@@ -3221,14 +3932,16 @@
           <w:ilvl w:val="0"/>
           <w:numId w:val="1"/>
         </w:numPr>
-        <w:spacing w:before="60"/>
-      </w:pPr>
-      <w:r>
-        <w:rPr>
-          <w:rFonts w:ascii="Calibri" w:eastAsia="Calibri" w:hAnsi="Calibri" w:cs="Calibri"/>
-          <w:color w:val="1A1A2E"/>
-        </w:rPr>
-        <w:t>Amendments: Modifications must be in writing and signed by both parties.</w:t>
+        <w:rPr>
+          <w:rFonts w:ascii="Calibri" w:hAnsi="Calibri" w:cs="Calibri"/>
+        </w:rPr>
+      </w:pPr>
+      <w:r>
+        <w:rPr>
+          <w:rFonts w:ascii="Calibri" w:eastAsia="Calibri" w:hAnsi="Calibri" w:cs="Calibri"/>
+          <w:color w:val="1A1A2E"/>
+        </w:rPr>
+        <w:t>This Agreement commences on the date of execution and continues on an at-will basis unless terminated by either party.</w:t>
       </w:r>
     </w:p>
     <w:p>
@@ -3238,14 +3951,16 @@
           <w:ilvl w:val="0"/>
           <w:numId w:val="1"/>
         </w:numPr>
-        <w:spacing w:before="60"/>
-      </w:pPr>
-      <w:r>
-        <w:rPr>
-          <w:rFonts w:ascii="Calibri" w:eastAsia="Calibri" w:hAnsi="Calibri" w:cs="Calibri"/>
-          <w:color w:val="1A1A2E"/>
-        </w:rPr>
-        <w:t>Severability: If any provision is found unenforceable, the remaining provisions remain in full force.</w:t>
+        <w:rPr>
+          <w:rFonts w:ascii="Calibri" w:hAnsi="Calibri" w:cs="Calibri"/>
+        </w:rPr>
+      </w:pPr>
+      <w:r>
+        <w:rPr>
+          <w:rFonts w:ascii="Calibri" w:eastAsia="Calibri" w:hAnsi="Calibri" w:cs="Calibri"/>
+          <w:color w:val="1A1A2E"/>
+        </w:rPr>
+        <w:t>Either party may terminate this Agreement with fourteen (14) days' written notice, or immediately for cause.</w:t>
       </w:r>
     </w:p>
     <w:p>
@@ -3255,42 +3970,16 @@
           <w:ilvl w:val="0"/>
           <w:numId w:val="1"/>
         </w:numPr>
-        <w:spacing w:before="60"/>
-      </w:pPr>
-      <w:r>
-        <w:rPr>
-          <w:rFonts w:ascii="Calibri" w:eastAsia="Calibri" w:hAnsi="Calibri" w:cs="Calibri"/>
-          <w:color w:val="1A1A2E"/>
-        </w:rPr>
-        <w:t xml:space="preserve">No Waiver: Failure to enforce any provision </w:t>
-      </w:r>
-      <w:r>
-        <w:rPr>
-          <w:rFonts w:ascii="Calibri" w:eastAsia="Calibri" w:hAnsi="Calibri" w:cs="Calibri"/>
-          <w:color w:val="1A1A2E"/>
-        </w:rPr>
-        <w:t>doe</w:t>
-      </w:r>
-      <w:r>
-        <w:rPr>
-          <w:rFonts w:ascii="Calibri" w:eastAsia="Calibri" w:hAnsi="Calibri" w:cs="Calibri"/>
-          <w:color w:val="1A1A2E"/>
-        </w:rPr>
-        <w:t xml:space="preserve">s not </w:t>
-      </w:r>
-      <w:r>
-        <w:rPr>
-          <w:rFonts w:ascii="Calibri" w:eastAsia="Calibri" w:hAnsi="Calibri" w:cs="Calibri"/>
-          <w:color w:val="1A1A2E"/>
-        </w:rPr>
-        <w:t>waive</w:t>
-      </w:r>
-      <w:r>
-        <w:rPr>
-          <w:rFonts w:ascii="Calibri" w:eastAsia="Calibri" w:hAnsi="Calibri" w:cs="Calibri"/>
-          <w:color w:val="1A1A2E"/>
-        </w:rPr>
-        <w:t xml:space="preserve"> future enforcement.</w:t>
+        <w:rPr>
+          <w:rFonts w:ascii="Calibri" w:hAnsi="Calibri" w:cs="Calibri"/>
+        </w:rPr>
+      </w:pPr>
+      <w:r>
+        <w:rPr>
+          <w:rFonts w:ascii="Calibri" w:eastAsia="Calibri" w:hAnsi="Calibri" w:cs="Calibri"/>
+          <w:color w:val="1A1A2E"/>
+        </w:rPr>
+        <w:t>"Cause" includes material breach, fraud, misrepresentation, violation of applicable law, unauthorized use of Company data or IP, or conduct materially harmful to the Company's reputation or relationships.</w:t>
       </w:r>
     </w:p>
     <w:p>
@@ -3300,7 +3989,318 @@
           <w:ilvl w:val="0"/>
           <w:numId w:val="1"/>
         </w:numPr>
-        <w:spacing w:before="60"/>
+        <w:rPr>
+          <w:rFonts w:ascii="Calibri" w:hAnsi="Calibri" w:cs="Calibri"/>
+        </w:rPr>
+      </w:pPr>
+      <w:r>
+        <w:rPr>
+          <w:rFonts w:ascii="Calibri" w:eastAsia="Calibri" w:hAnsi="Calibri" w:cs="Calibri"/>
+          <w:color w:val="1A1A2E"/>
+        </w:rPr>
+        <w:t>Upon termination, Contractor will earn commissions on contracts where (a) the customer has signed a binding agreement, AND (b) the Company has received full first-year payment, within 60 days of the termination date.</w:t>
+      </w:r>
+    </w:p>
+    <w:p>
+      <w:pPr>
+        <w:pStyle w:val="ListParagraph"/>
+        <w:numPr>
+          <w:ilvl w:val="0"/>
+          <w:numId w:val="1"/>
+        </w:numPr>
+        <w:rPr>
+          <w:rFonts w:ascii="Calibri" w:hAnsi="Calibri" w:cs="Calibri"/>
+        </w:rPr>
+      </w:pPr>
+      <w:r>
+        <w:rPr>
+          <w:rFonts w:ascii="Calibri" w:eastAsia="Calibri" w:hAnsi="Calibri" w:cs="Calibri"/>
+          <w:color w:val="1A1A2E"/>
+        </w:rPr>
+        <w:t>Pipeline leads, prospects, and customer relationships developed during the term become Company property upon termination. Contractor will promptly return or destroy all confidential materials.</w:t>
+      </w:r>
+    </w:p>
+    <w:p>
+      <w:pPr>
+        <w:shd w:val="clear" w:color="auto" w:fill="0D2657"/>
+        <w:rPr>
+          <w:rFonts w:ascii="Calibri" w:hAnsi="Calibri" w:cs="Calibri"/>
+        </w:rPr>
+      </w:pPr>
+      <w:r>
+        <w:rPr>
+          <w:rFonts w:ascii="Calibri" w:eastAsia="Calibri" w:hAnsi="Calibri" w:cs="Calibri"/>
+          <w:b/>
+          <w:bCs/>
+          <w:color w:val="FFFFFF"/>
+        </w:rPr>
+        <w:t xml:space="preserve">  </w:t>
+      </w:r>
+      <w:proofErr w:type="gramStart"/>
+      <w:r>
+        <w:rPr>
+          <w:rFonts w:ascii="Calibri" w:eastAsia="Calibri" w:hAnsi="Calibri" w:cs="Calibri"/>
+          <w:b/>
+          <w:bCs/>
+          <w:color w:val="FFFFFF"/>
+        </w:rPr>
+        <w:t>10  ·</w:t>
+      </w:r>
+      <w:proofErr w:type="gramEnd"/>
+      <w:r>
+        <w:rPr>
+          <w:rFonts w:ascii="Calibri" w:eastAsia="Calibri" w:hAnsi="Calibri" w:cs="Calibri"/>
+          <w:b/>
+          <w:bCs/>
+          <w:color w:val="FFFFFF"/>
+        </w:rPr>
+        <w:t xml:space="preserve">  Limitation of Liability  </w:t>
+      </w:r>
+    </w:p>
+    <w:p>
+      <w:pPr>
+        <w:rPr>
+          <w:rFonts w:ascii="Calibri" w:hAnsi="Calibri" w:cs="Calibri"/>
+        </w:rPr>
+      </w:pPr>
+      <w:r>
+        <w:rPr>
+          <w:rFonts w:ascii="Calibri" w:eastAsia="Calibri" w:hAnsi="Calibri" w:cs="Calibri"/>
+          <w:color w:val="1A1A2E"/>
+        </w:rPr>
+        <w:t>The Company's total liability to Contractor under this Agreement shall not exceed the total commissions paid to Contractor during the three (3) months immediately preceding the event giving rise to the claim. The Company is not liable for lost profits, lost business opportunities, or consequential damages of any kind.</w:t>
+      </w:r>
+    </w:p>
+    <w:p>
+      <w:pPr>
+        <w:shd w:val="clear" w:color="auto" w:fill="0D2657"/>
+        <w:rPr>
+          <w:rFonts w:ascii="Calibri" w:hAnsi="Calibri" w:cs="Calibri"/>
+        </w:rPr>
+      </w:pPr>
+      <w:r>
+        <w:rPr>
+          <w:rFonts w:ascii="Calibri" w:eastAsia="Calibri" w:hAnsi="Calibri" w:cs="Calibri"/>
+          <w:b/>
+          <w:bCs/>
+          <w:color w:val="FFFFFF"/>
+        </w:rPr>
+        <w:t xml:space="preserve"> </w:t>
+      </w:r>
+      <w:proofErr w:type="gramStart"/>
+      <w:r>
+        <w:rPr>
+          <w:rFonts w:ascii="Calibri" w:eastAsia="Calibri" w:hAnsi="Calibri" w:cs="Calibri"/>
+          <w:b/>
+          <w:bCs/>
+          <w:color w:val="FFFFFF"/>
+        </w:rPr>
+        <w:t>11  ·</w:t>
+      </w:r>
+      <w:proofErr w:type="gramEnd"/>
+      <w:r>
+        <w:rPr>
+          <w:rFonts w:ascii="Calibri" w:eastAsia="Calibri" w:hAnsi="Calibri" w:cs="Calibri"/>
+          <w:b/>
+          <w:bCs/>
+          <w:color w:val="FFFFFF"/>
+        </w:rPr>
+        <w:t xml:space="preserve">  Governing Law &amp; Dispute Resolution  </w:t>
+      </w:r>
+    </w:p>
+    <w:p>
+      <w:pPr>
+        <w:rPr>
+          <w:rFonts w:ascii="Calibri" w:hAnsi="Calibri" w:cs="Calibri"/>
+        </w:rPr>
+      </w:pPr>
+      <w:r>
+        <w:rPr>
+          <w:rFonts w:ascii="Calibri" w:eastAsia="Calibri" w:hAnsi="Calibri" w:cs="Calibri"/>
+          <w:color w:val="1A1A2E"/>
+        </w:rPr>
+        <w:t xml:space="preserve">This Agreement is governed by the laws of the State of </w:t>
+      </w:r>
+      <w:r>
+        <w:rPr>
+          <w:rFonts w:ascii="Calibri" w:eastAsia="Calibri" w:hAnsi="Calibri" w:cs="Calibri"/>
+          <w:color w:val="1A1A2E"/>
+        </w:rPr>
+        <w:t>Wyoming</w:t>
+      </w:r>
+      <w:r>
+        <w:rPr>
+          <w:rFonts w:ascii="Calibri" w:eastAsia="Calibri" w:hAnsi="Calibri" w:cs="Calibri"/>
+          <w:color w:val="1A1A2E"/>
+        </w:rPr>
+        <w:t>, without regard to conflict</w:t>
+      </w:r>
+      <w:r>
+        <w:rPr>
+          <w:rFonts w:ascii="Calibri" w:eastAsia="Calibri" w:hAnsi="Calibri" w:cs="Calibri"/>
+          <w:color w:val="1A1A2E"/>
+        </w:rPr>
+        <w:t>-of-</w:t>
+      </w:r>
+      <w:r>
+        <w:rPr>
+          <w:rFonts w:ascii="Calibri" w:eastAsia="Calibri" w:hAnsi="Calibri" w:cs="Calibri"/>
+          <w:color w:val="1A1A2E"/>
+        </w:rPr>
+        <w:t>law principles. Any dispute arising under or relating to this Agreement will be resolved first through good-faith negotiation, then through binding arbitration under the rules of the American Arbitration Association (AAA), conducted in Columbus, Georgia, or virtually by mutual agreement.</w:t>
+      </w:r>
+    </w:p>
+    <w:p>
+      <w:pPr>
+        <w:shd w:val="clear" w:color="auto" w:fill="0D2657"/>
+        <w:rPr>
+          <w:rFonts w:ascii="Calibri" w:hAnsi="Calibri" w:cs="Calibri"/>
+        </w:rPr>
+      </w:pPr>
+      <w:r>
+        <w:rPr>
+          <w:rFonts w:ascii="Calibri" w:eastAsia="Calibri" w:hAnsi="Calibri" w:cs="Calibri"/>
+          <w:b/>
+          <w:bCs/>
+          <w:color w:val="FFFFFF"/>
+        </w:rPr>
+        <w:t xml:space="preserve">  </w:t>
+      </w:r>
+      <w:proofErr w:type="gramStart"/>
+      <w:r>
+        <w:rPr>
+          <w:rFonts w:ascii="Calibri" w:eastAsia="Calibri" w:hAnsi="Calibri" w:cs="Calibri"/>
+          <w:b/>
+          <w:bCs/>
+          <w:color w:val="FFFFFF"/>
+        </w:rPr>
+        <w:t>12  ·</w:t>
+      </w:r>
+      <w:proofErr w:type="gramEnd"/>
+      <w:r>
+        <w:rPr>
+          <w:rFonts w:ascii="Calibri" w:eastAsia="Calibri" w:hAnsi="Calibri" w:cs="Calibri"/>
+          <w:b/>
+          <w:bCs/>
+          <w:color w:val="FFFFFF"/>
+        </w:rPr>
+        <w:t xml:space="preserve">  General Provisions  </w:t>
+      </w:r>
+    </w:p>
+    <w:p>
+      <w:pPr>
+        <w:pStyle w:val="ListParagraph"/>
+        <w:numPr>
+          <w:ilvl w:val="0"/>
+          <w:numId w:val="1"/>
+        </w:numPr>
+        <w:rPr>
+          <w:rFonts w:ascii="Calibri" w:hAnsi="Calibri" w:cs="Calibri"/>
+        </w:rPr>
+      </w:pPr>
+      <w:r>
+        <w:rPr>
+          <w:rFonts w:ascii="Calibri" w:eastAsia="Calibri" w:hAnsi="Calibri" w:cs="Calibri"/>
+          <w:color w:val="1A1A2E"/>
+        </w:rPr>
+        <w:t>Entire Agreement: This Agreement constitutes the entire agreement between the parties regarding its subject matter and supersedes all prior discussions.</w:t>
+      </w:r>
+    </w:p>
+    <w:p>
+      <w:pPr>
+        <w:pStyle w:val="ListParagraph"/>
+        <w:numPr>
+          <w:ilvl w:val="0"/>
+          <w:numId w:val="1"/>
+        </w:numPr>
+        <w:rPr>
+          <w:rFonts w:ascii="Calibri" w:hAnsi="Calibri" w:cs="Calibri"/>
+        </w:rPr>
+      </w:pPr>
+      <w:r>
+        <w:rPr>
+          <w:rFonts w:ascii="Calibri" w:eastAsia="Calibri" w:hAnsi="Calibri" w:cs="Calibri"/>
+          <w:color w:val="1A1A2E"/>
+        </w:rPr>
+        <w:t>Amendments: Modifications must be in writing and signed by both parties.</w:t>
+      </w:r>
+    </w:p>
+    <w:p>
+      <w:pPr>
+        <w:pStyle w:val="ListParagraph"/>
+        <w:numPr>
+          <w:ilvl w:val="0"/>
+          <w:numId w:val="1"/>
+        </w:numPr>
+        <w:rPr>
+          <w:rFonts w:ascii="Calibri" w:hAnsi="Calibri" w:cs="Calibri"/>
+        </w:rPr>
+      </w:pPr>
+      <w:r>
+        <w:rPr>
+          <w:rFonts w:ascii="Calibri" w:eastAsia="Calibri" w:hAnsi="Calibri" w:cs="Calibri"/>
+          <w:color w:val="1A1A2E"/>
+        </w:rPr>
+        <w:t>Severability: If any provision is found unenforceable, the remaining provisions remain in full force.</w:t>
+      </w:r>
+    </w:p>
+    <w:p>
+      <w:pPr>
+        <w:pStyle w:val="ListParagraph"/>
+        <w:numPr>
+          <w:ilvl w:val="0"/>
+          <w:numId w:val="1"/>
+        </w:numPr>
+        <w:rPr>
+          <w:rFonts w:ascii="Calibri" w:hAnsi="Calibri" w:cs="Calibri"/>
+        </w:rPr>
+      </w:pPr>
+      <w:r>
+        <w:rPr>
+          <w:rFonts w:ascii="Calibri" w:eastAsia="Calibri" w:hAnsi="Calibri" w:cs="Calibri"/>
+          <w:color w:val="1A1A2E"/>
+        </w:rPr>
+        <w:t xml:space="preserve">No Waiver: Failure to enforce any provision </w:t>
+      </w:r>
+      <w:r>
+        <w:rPr>
+          <w:rFonts w:ascii="Calibri" w:eastAsia="Calibri" w:hAnsi="Calibri" w:cs="Calibri"/>
+          <w:color w:val="1A1A2E"/>
+        </w:rPr>
+        <w:t>doe</w:t>
+      </w:r>
+      <w:r>
+        <w:rPr>
+          <w:rFonts w:ascii="Calibri" w:eastAsia="Calibri" w:hAnsi="Calibri" w:cs="Calibri"/>
+          <w:color w:val="1A1A2E"/>
+        </w:rPr>
+        <w:t xml:space="preserve">s not </w:t>
+      </w:r>
+      <w:r>
+        <w:rPr>
+          <w:rFonts w:ascii="Calibri" w:eastAsia="Calibri" w:hAnsi="Calibri" w:cs="Calibri"/>
+          <w:color w:val="1A1A2E"/>
+        </w:rPr>
+        <w:t>waive</w:t>
+      </w:r>
+      <w:r>
+        <w:rPr>
+          <w:rFonts w:ascii="Calibri" w:eastAsia="Calibri" w:hAnsi="Calibri" w:cs="Calibri"/>
+          <w:color w:val="1A1A2E"/>
+        </w:rPr>
+        <w:t xml:space="preserve"> future enforcement.</w:t>
+      </w:r>
+    </w:p>
+    <w:p>
+      <w:pPr>
+        <w:pStyle w:val="ListParagraph"/>
+        <w:numPr>
+          <w:ilvl w:val="0"/>
+          <w:numId w:val="1"/>
+        </w:numPr>
+        <w:rPr>
+          <w:rFonts w:ascii="Calibri" w:hAnsi="Calibri" w:cs="Calibri"/>
+        </w:rPr>
       </w:pPr>
       <w:r>
         <w:rPr>
@@ -3312,7 +4312,9 @@
     </w:p>
     <w:p>
       <w:pPr>
-        <w:spacing w:before="80"/>
+        <w:rPr>
+          <w:rFonts w:ascii="Calibri" w:hAnsi="Calibri" w:cs="Calibri"/>
+        </w:rPr>
       </w:pPr>
       <w:r>
         <w:rPr>
@@ -3333,7 +4335,39 @@
           <w:rFonts w:ascii="Calibri" w:eastAsia="Calibri" w:hAnsi="Calibri" w:cs="Calibri"/>
           <w:color w:val="1A1A2E"/>
         </w:rPr>
-        <w:t xml:space="preserve"> the NexCort iQ sales team. Please review this Agreement carefully, sign</w:t>
+        <w:t xml:space="preserve"> the </w:t>
+      </w:r>
+      <w:proofErr w:type="spellStart"/>
+      <w:r>
+        <w:rPr>
+          <w:rFonts w:ascii="Calibri" w:eastAsia="Calibri" w:hAnsi="Calibri" w:cs="Calibri"/>
+          <w:color w:val="1A1A2E"/>
+        </w:rPr>
+        <w:t>NexCort</w:t>
+      </w:r>
+      <w:proofErr w:type="spellEnd"/>
+      <w:r>
+        <w:rPr>
+          <w:rFonts w:ascii="Calibri" w:eastAsia="Calibri" w:hAnsi="Calibri" w:cs="Calibri"/>
+          <w:color w:val="1A1A2E"/>
+        </w:rPr>
+        <w:t xml:space="preserve"> </w:t>
+      </w:r>
+      <w:proofErr w:type="spellStart"/>
+      <w:r>
+        <w:rPr>
+          <w:rFonts w:ascii="Calibri" w:eastAsia="Calibri" w:hAnsi="Calibri" w:cs="Calibri"/>
+          <w:color w:val="1A1A2E"/>
+        </w:rPr>
+        <w:t>iQ</w:t>
+      </w:r>
+      <w:proofErr w:type="spellEnd"/>
+      <w:r>
+        <w:rPr>
+          <w:rFonts w:ascii="Calibri" w:eastAsia="Calibri" w:hAnsi="Calibri" w:cs="Calibri"/>
+          <w:color w:val="1A1A2E"/>
+        </w:rPr>
+        <w:t xml:space="preserve"> sales team. Please review this Agreement carefully, sign</w:t>
       </w:r>
       <w:r>
         <w:rPr>
@@ -3366,8 +4400,892 @@
     </w:p>
     <w:p>
       <w:pPr>
-        <w:spacing w:before="120"/>
-      </w:pPr>
+        <w:spacing w:after="100" w:afterAutospacing="1"/>
+        <w:rPr>
+          <w:rFonts w:ascii="Calibri" w:hAnsi="Calibri" w:cs="Calibri"/>
+          <w:b/>
+          <w:bCs/>
+          <w:color w:val="000000"/>
+        </w:rPr>
+      </w:pPr>
+    </w:p>
+    <w:p>
+      <w:pPr>
+        <w:spacing w:after="100" w:afterAutospacing="1"/>
+        <w:rPr>
+          <w:rFonts w:ascii="Calibri" w:hAnsi="Calibri" w:cs="Calibri"/>
+          <w:b/>
+          <w:bCs/>
+          <w:color w:val="000000"/>
+        </w:rPr>
+      </w:pPr>
+    </w:p>
+    <w:p>
+      <w:pPr>
+        <w:spacing w:after="100" w:afterAutospacing="1"/>
+        <w:rPr>
+          <w:rFonts w:ascii="Calibri" w:hAnsi="Calibri" w:cs="Calibri"/>
+          <w:b/>
+          <w:bCs/>
+          <w:color w:val="000000"/>
+        </w:rPr>
+      </w:pPr>
+    </w:p>
+    <w:p>
+      <w:pPr>
+        <w:spacing w:after="100" w:afterAutospacing="1"/>
+        <w:rPr>
+          <w:rFonts w:ascii="Calibri" w:hAnsi="Calibri" w:cs="Calibri"/>
+          <w:color w:val="000000"/>
+        </w:rPr>
+      </w:pPr>
+      <w:r>
+        <w:rPr>
+          <w:rFonts w:ascii="Calibri" w:hAnsi="Calibri" w:cs="Calibri"/>
+          <w:b/>
+          <w:bCs/>
+          <w:color w:val="000000"/>
+        </w:rPr>
+        <w:lastRenderedPageBreak/>
+        <w:t xml:space="preserve">Although zone assignments are not guaranteed, which </w:t>
+      </w:r>
+      <w:proofErr w:type="spellStart"/>
+      <w:r>
+        <w:rPr>
+          <w:rFonts w:ascii="Calibri" w:hAnsi="Calibri" w:cs="Calibri"/>
+          <w:b/>
+          <w:bCs/>
+          <w:color w:val="000000"/>
+        </w:rPr>
+        <w:t>NexCort</w:t>
+      </w:r>
+      <w:proofErr w:type="spellEnd"/>
+      <w:r>
+        <w:rPr>
+          <w:rFonts w:ascii="Calibri" w:hAnsi="Calibri" w:cs="Calibri"/>
+          <w:b/>
+          <w:bCs/>
+          <w:color w:val="000000"/>
+        </w:rPr>
+        <w:t xml:space="preserve"> </w:t>
+      </w:r>
+      <w:proofErr w:type="spellStart"/>
+      <w:r>
+        <w:rPr>
+          <w:rFonts w:ascii="Calibri" w:hAnsi="Calibri" w:cs="Calibri"/>
+          <w:b/>
+          <w:bCs/>
+          <w:color w:val="000000"/>
+        </w:rPr>
+        <w:t>iQ</w:t>
+      </w:r>
+      <w:proofErr w:type="spellEnd"/>
+      <w:r>
+        <w:rPr>
+          <w:rFonts w:ascii="Calibri" w:hAnsi="Calibri" w:cs="Calibri"/>
+          <w:b/>
+          <w:bCs/>
+          <w:color w:val="000000"/>
+        </w:rPr>
+        <w:t xml:space="preserve"> sales zone would you prefer to sell in?</w:t>
+      </w:r>
+      <w:r>
+        <w:rPr>
+          <w:rFonts w:ascii="Calibri" w:hAnsi="Calibri" w:cs="Calibri"/>
+          <w:color w:val="000000"/>
+        </w:rPr>
+        <w:t xml:space="preserve"> </w:t>
+      </w:r>
+      <w:r>
+        <w:rPr>
+          <w:rFonts w:ascii="Calibri" w:hAnsi="Calibri" w:cs="Calibri"/>
+          <w:color w:val="000000"/>
+        </w:rPr>
+        <w:t>Please select your preferred zone based on the states, markets, and primary opportunities you are most interested in pursuing.</w:t>
+      </w:r>
+    </w:p>
+    <w:tbl>
+      <w:tblPr>
+        <w:tblW w:w="0" w:type="auto"/>
+        <w:tblCellSpacing w:w="15" w:type="dxa"/>
+        <w:tblBorders>
+          <w:top w:val="single" w:sz="4" w:space="0" w:color="auto"/>
+          <w:left w:val="single" w:sz="4" w:space="0" w:color="auto"/>
+          <w:bottom w:val="single" w:sz="4" w:space="0" w:color="auto"/>
+          <w:right w:val="single" w:sz="4" w:space="0" w:color="auto"/>
+          <w:insideH w:val="single" w:sz="4" w:space="0" w:color="auto"/>
+          <w:insideV w:val="single" w:sz="4" w:space="0" w:color="auto"/>
+        </w:tblBorders>
+        <w:tblCellMar>
+          <w:top w:w="15" w:type="dxa"/>
+          <w:left w:w="15" w:type="dxa"/>
+          <w:bottom w:w="15" w:type="dxa"/>
+          <w:right w:w="15" w:type="dxa"/>
+        </w:tblCellMar>
+        <w:tblLook w:val="04A0" w:firstRow="1" w:lastRow="0" w:firstColumn="1" w:lastColumn="0" w:noHBand="0" w:noVBand="1"/>
+      </w:tblPr>
+      <w:tblGrid>
+        <w:gridCol w:w="653"/>
+        <w:gridCol w:w="3760"/>
+        <w:gridCol w:w="4222"/>
+      </w:tblGrid>
+      <w:tr>
+        <w:trPr>
+          <w:tblHeader/>
+          <w:tblCellSpacing w:w="15" w:type="dxa"/>
+        </w:trPr>
+        <w:tc>
+          <w:tcPr>
+            <w:tcW w:w="0" w:type="auto"/>
+            <w:vAlign w:val="center"/>
+            <w:hideMark/>
+          </w:tcPr>
+          <w:p>
+            <w:pPr>
+              <w:jc w:val="center"/>
+              <w:rPr>
+                <w:rFonts w:ascii="Calibri" w:hAnsi="Calibri" w:cs="Calibri"/>
+                <w:b/>
+                <w:bCs/>
+              </w:rPr>
+            </w:pPr>
+            <w:r>
+              <w:rPr>
+                <w:rFonts w:ascii="Calibri" w:hAnsi="Calibri" w:cs="Calibri"/>
+                <w:b/>
+                <w:bCs/>
+              </w:rPr>
+              <w:t>Zone</w:t>
+            </w:r>
+          </w:p>
+        </w:tc>
+        <w:tc>
+          <w:tcPr>
+            <w:tcW w:w="0" w:type="auto"/>
+            <w:vAlign w:val="center"/>
+            <w:hideMark/>
+          </w:tcPr>
+          <w:p>
+            <w:pPr>
+              <w:jc w:val="center"/>
+              <w:rPr>
+                <w:rFonts w:ascii="Calibri" w:hAnsi="Calibri" w:cs="Calibri"/>
+                <w:b/>
+                <w:bCs/>
+              </w:rPr>
+            </w:pPr>
+            <w:r>
+              <w:rPr>
+                <w:rFonts w:ascii="Calibri" w:hAnsi="Calibri" w:cs="Calibri"/>
+                <w:b/>
+                <w:bCs/>
+              </w:rPr>
+              <w:t>States</w:t>
+            </w:r>
+          </w:p>
+        </w:tc>
+        <w:tc>
+          <w:tcPr>
+            <w:tcW w:w="4177" w:type="dxa"/>
+            <w:vAlign w:val="center"/>
+            <w:hideMark/>
+          </w:tcPr>
+          <w:p>
+            <w:pPr>
+              <w:jc w:val="center"/>
+              <w:rPr>
+                <w:rFonts w:ascii="Calibri" w:hAnsi="Calibri" w:cs="Calibri"/>
+                <w:b/>
+                <w:bCs/>
+              </w:rPr>
+            </w:pPr>
+            <w:r>
+              <w:rPr>
+                <w:rFonts w:ascii="Calibri" w:hAnsi="Calibri" w:cs="Calibri"/>
+                <w:b/>
+                <w:bCs/>
+              </w:rPr>
+              <w:t>Primary Focus</w:t>
+            </w:r>
+          </w:p>
+        </w:tc>
+      </w:tr>
+      <w:tr>
+        <w:trPr>
+          <w:tblCellSpacing w:w="15" w:type="dxa"/>
+        </w:trPr>
+        <w:tc>
+          <w:tcPr>
+            <w:tcW w:w="0" w:type="auto"/>
+            <w:vAlign w:val="center"/>
+            <w:hideMark/>
+          </w:tcPr>
+          <w:p>
+            <w:pPr>
+              <w:rPr>
+                <w:rFonts w:ascii="Calibri" w:hAnsi="Calibri" w:cs="Calibri"/>
+              </w:rPr>
+            </w:pPr>
+            <w:r>
+              <w:rPr>
+                <w:rFonts w:ascii="Calibri" w:hAnsi="Calibri" w:cs="Calibri"/>
+                <w:b/>
+                <w:bCs/>
+              </w:rPr>
+              <w:t>Zone 1</w:t>
+            </w:r>
+          </w:p>
+        </w:tc>
+        <w:tc>
+          <w:tcPr>
+            <w:tcW w:w="0" w:type="auto"/>
+            <w:vAlign w:val="center"/>
+            <w:hideMark/>
+          </w:tcPr>
+          <w:p>
+            <w:pPr>
+              <w:jc w:val="center"/>
+              <w:rPr>
+                <w:rFonts w:ascii="Calibri" w:hAnsi="Calibri" w:cs="Calibri"/>
+              </w:rPr>
+            </w:pPr>
+            <w:r>
+              <w:rPr>
+                <w:rFonts w:ascii="Calibri" w:hAnsi="Calibri" w:cs="Calibri"/>
+              </w:rPr>
+              <w:t>TX, GA, NC, TN, SC, AL, AR, KS</w:t>
+            </w:r>
+          </w:p>
+        </w:tc>
+        <w:tc>
+          <w:tcPr>
+            <w:tcW w:w="4177" w:type="dxa"/>
+            <w:vAlign w:val="center"/>
+            <w:hideMark/>
+          </w:tcPr>
+          <w:p>
+            <w:pPr>
+              <w:jc w:val="center"/>
+              <w:rPr>
+                <w:rFonts w:ascii="Calibri" w:hAnsi="Calibri" w:cs="Calibri"/>
+              </w:rPr>
+            </w:pPr>
+            <w:r>
+              <w:rPr>
+                <w:rFonts w:ascii="Calibri" w:hAnsi="Calibri" w:cs="Calibri"/>
+              </w:rPr>
+              <w:t>PSAP/911 + Transit</w:t>
+            </w:r>
+          </w:p>
+        </w:tc>
+      </w:tr>
+      <w:tr>
+        <w:trPr>
+          <w:tblCellSpacing w:w="15" w:type="dxa"/>
+        </w:trPr>
+        <w:tc>
+          <w:tcPr>
+            <w:tcW w:w="0" w:type="auto"/>
+            <w:vAlign w:val="center"/>
+            <w:hideMark/>
+          </w:tcPr>
+          <w:p>
+            <w:pPr>
+              <w:rPr>
+                <w:rFonts w:ascii="Calibri" w:hAnsi="Calibri" w:cs="Calibri"/>
+              </w:rPr>
+            </w:pPr>
+            <w:r>
+              <w:rPr>
+                <w:rFonts w:ascii="Calibri" w:hAnsi="Calibri" w:cs="Calibri"/>
+                <w:b/>
+                <w:bCs/>
+              </w:rPr>
+              <w:t>Zone 2</w:t>
+            </w:r>
+          </w:p>
+        </w:tc>
+        <w:tc>
+          <w:tcPr>
+            <w:tcW w:w="0" w:type="auto"/>
+            <w:vAlign w:val="center"/>
+            <w:hideMark/>
+          </w:tcPr>
+          <w:p>
+            <w:pPr>
+              <w:jc w:val="center"/>
+              <w:rPr>
+                <w:rFonts w:ascii="Calibri" w:hAnsi="Calibri" w:cs="Calibri"/>
+              </w:rPr>
+            </w:pPr>
+            <w:r>
+              <w:rPr>
+                <w:rFonts w:ascii="Calibri" w:hAnsi="Calibri" w:cs="Calibri"/>
+              </w:rPr>
+              <w:t>FL</w:t>
+            </w:r>
+            <w:r>
+              <w:rPr>
+                <w:rFonts w:ascii="Calibri" w:hAnsi="Calibri" w:cs="Calibri"/>
+              </w:rPr>
+              <w:t xml:space="preserve">, OH, MI, IN, </w:t>
+            </w:r>
+            <w:r>
+              <w:rPr>
+                <w:rFonts w:ascii="Calibri" w:hAnsi="Calibri" w:cs="Calibri"/>
+              </w:rPr>
+              <w:t>NY,</w:t>
+            </w:r>
+            <w:r>
+              <w:rPr>
+                <w:rFonts w:ascii="Calibri" w:hAnsi="Calibri" w:cs="Calibri"/>
+              </w:rPr>
+              <w:t xml:space="preserve"> </w:t>
+            </w:r>
+            <w:r>
+              <w:rPr>
+                <w:rFonts w:ascii="Calibri" w:hAnsi="Calibri" w:cs="Calibri"/>
+              </w:rPr>
+              <w:t>WI, NE, IA</w:t>
+            </w:r>
+            <w:r>
+              <w:rPr>
+                <w:rFonts w:ascii="Calibri" w:hAnsi="Calibri" w:cs="Calibri"/>
+              </w:rPr>
+              <w:t>,</w:t>
+            </w:r>
+            <w:r>
+              <w:rPr>
+                <w:rFonts w:ascii="Calibri" w:hAnsi="Calibri" w:cs="Calibri"/>
+              </w:rPr>
+              <w:t xml:space="preserve"> </w:t>
+            </w:r>
+            <w:r>
+              <w:rPr>
+                <w:rFonts w:ascii="Calibri" w:hAnsi="Calibri" w:cs="Calibri"/>
+              </w:rPr>
+              <w:t>DC</w:t>
+            </w:r>
+          </w:p>
+        </w:tc>
+        <w:tc>
+          <w:tcPr>
+            <w:tcW w:w="4177" w:type="dxa"/>
+            <w:vAlign w:val="center"/>
+            <w:hideMark/>
+          </w:tcPr>
+          <w:p>
+            <w:pPr>
+              <w:jc w:val="center"/>
+              <w:rPr>
+                <w:rFonts w:ascii="Calibri" w:hAnsi="Calibri" w:cs="Calibri"/>
+              </w:rPr>
+            </w:pPr>
+            <w:r>
+              <w:rPr>
+                <w:rFonts w:ascii="Calibri" w:hAnsi="Calibri" w:cs="Calibri"/>
+              </w:rPr>
+              <w:t>PSAP/911 + Transit</w:t>
+            </w:r>
+            <w:r>
+              <w:rPr>
+                <w:rFonts w:ascii="Calibri" w:hAnsi="Calibri" w:cs="Calibri"/>
+              </w:rPr>
+              <w:t xml:space="preserve"> + Campus</w:t>
+            </w:r>
+          </w:p>
+        </w:tc>
+      </w:tr>
+      <w:tr>
+        <w:trPr>
+          <w:tblCellSpacing w:w="15" w:type="dxa"/>
+        </w:trPr>
+        <w:tc>
+          <w:tcPr>
+            <w:tcW w:w="0" w:type="auto"/>
+            <w:vAlign w:val="center"/>
+            <w:hideMark/>
+          </w:tcPr>
+          <w:p>
+            <w:pPr>
+              <w:rPr>
+                <w:rFonts w:ascii="Calibri" w:hAnsi="Calibri" w:cs="Calibri"/>
+              </w:rPr>
+            </w:pPr>
+            <w:r>
+              <w:rPr>
+                <w:rFonts w:ascii="Calibri" w:hAnsi="Calibri" w:cs="Calibri"/>
+                <w:b/>
+                <w:bCs/>
+              </w:rPr>
+              <w:t>Zone 3</w:t>
+            </w:r>
+          </w:p>
+        </w:tc>
+        <w:tc>
+          <w:tcPr>
+            <w:tcW w:w="0" w:type="auto"/>
+            <w:vAlign w:val="center"/>
+            <w:hideMark/>
+          </w:tcPr>
+          <w:p>
+            <w:pPr>
+              <w:jc w:val="center"/>
+              <w:rPr>
+                <w:rFonts w:ascii="Calibri" w:hAnsi="Calibri" w:cs="Calibri"/>
+              </w:rPr>
+            </w:pPr>
+            <w:r>
+              <w:rPr>
+                <w:rFonts w:ascii="Calibri" w:hAnsi="Calibri" w:cs="Calibri"/>
+              </w:rPr>
+              <w:t>CA</w:t>
+            </w:r>
+            <w:r>
+              <w:rPr>
+                <w:rFonts w:ascii="Calibri" w:hAnsi="Calibri" w:cs="Calibri"/>
+              </w:rPr>
+              <w:t>, IL, CO, WA, NV, UT, HI</w:t>
+            </w:r>
+            <w:r>
+              <w:rPr>
+                <w:rFonts w:ascii="Calibri" w:hAnsi="Calibri" w:cs="Calibri"/>
+              </w:rPr>
+              <w:t xml:space="preserve">, </w:t>
+            </w:r>
+            <w:r>
+              <w:rPr>
+                <w:rFonts w:ascii="Calibri" w:hAnsi="Calibri" w:cs="Calibri"/>
+              </w:rPr>
+              <w:t>OR,</w:t>
+            </w:r>
+          </w:p>
+        </w:tc>
+        <w:tc>
+          <w:tcPr>
+            <w:tcW w:w="4177" w:type="dxa"/>
+            <w:vAlign w:val="center"/>
+            <w:hideMark/>
+          </w:tcPr>
+          <w:p>
+            <w:pPr>
+              <w:jc w:val="center"/>
+              <w:rPr>
+                <w:rFonts w:ascii="Calibri" w:hAnsi="Calibri" w:cs="Calibri"/>
+              </w:rPr>
+            </w:pPr>
+            <w:r>
+              <w:rPr>
+                <w:rFonts w:ascii="Calibri" w:hAnsi="Calibri" w:cs="Calibri"/>
+              </w:rPr>
+              <w:t>Campus + Venue + Transit</w:t>
+            </w:r>
+          </w:p>
+        </w:tc>
+      </w:tr>
+      <w:tr>
+        <w:trPr>
+          <w:tblCellSpacing w:w="15" w:type="dxa"/>
+        </w:trPr>
+        <w:tc>
+          <w:tcPr>
+            <w:tcW w:w="0" w:type="auto"/>
+            <w:vAlign w:val="center"/>
+            <w:hideMark/>
+          </w:tcPr>
+          <w:p>
+            <w:pPr>
+              <w:rPr>
+                <w:rFonts w:ascii="Calibri" w:hAnsi="Calibri" w:cs="Calibri"/>
+              </w:rPr>
+            </w:pPr>
+            <w:r>
+              <w:rPr>
+                <w:rFonts w:ascii="Calibri" w:hAnsi="Calibri" w:cs="Calibri"/>
+                <w:b/>
+                <w:bCs/>
+              </w:rPr>
+              <w:t>Zone 4</w:t>
+            </w:r>
+          </w:p>
+        </w:tc>
+        <w:tc>
+          <w:tcPr>
+            <w:tcW w:w="0" w:type="auto"/>
+            <w:vAlign w:val="center"/>
+            <w:hideMark/>
+          </w:tcPr>
+          <w:p>
+            <w:pPr>
+              <w:jc w:val="center"/>
+              <w:rPr>
+                <w:rFonts w:ascii="Calibri" w:hAnsi="Calibri" w:cs="Calibri"/>
+              </w:rPr>
+            </w:pPr>
+            <w:r>
+              <w:rPr>
+                <w:rFonts w:ascii="Calibri" w:hAnsi="Calibri" w:cs="Calibri"/>
+              </w:rPr>
+              <w:t xml:space="preserve">KY, </w:t>
+            </w:r>
+            <w:r>
+              <w:rPr>
+                <w:rFonts w:ascii="Calibri" w:hAnsi="Calibri" w:cs="Calibri"/>
+              </w:rPr>
+              <w:t>MD, VA, CT, DE, RI, OK, MS</w:t>
+            </w:r>
+          </w:p>
+        </w:tc>
+        <w:tc>
+          <w:tcPr>
+            <w:tcW w:w="4177" w:type="dxa"/>
+            <w:vAlign w:val="center"/>
+            <w:hideMark/>
+          </w:tcPr>
+          <w:p>
+            <w:pPr>
+              <w:jc w:val="center"/>
+              <w:rPr>
+                <w:rFonts w:ascii="Calibri" w:hAnsi="Calibri" w:cs="Calibri"/>
+              </w:rPr>
+            </w:pPr>
+            <w:r>
+              <w:rPr>
+                <w:rFonts w:ascii="Calibri" w:hAnsi="Calibri" w:cs="Calibri"/>
+              </w:rPr>
+              <w:t>Campus + Venue + PSAP</w:t>
+            </w:r>
+          </w:p>
+        </w:tc>
+      </w:tr>
+      <w:tr>
+        <w:trPr>
+          <w:tblCellSpacing w:w="15" w:type="dxa"/>
+        </w:trPr>
+        <w:tc>
+          <w:tcPr>
+            <w:tcW w:w="0" w:type="auto"/>
+            <w:vAlign w:val="center"/>
+            <w:hideMark/>
+          </w:tcPr>
+          <w:p>
+            <w:pPr>
+              <w:rPr>
+                <w:rFonts w:ascii="Calibri" w:hAnsi="Calibri" w:cs="Calibri"/>
+              </w:rPr>
+            </w:pPr>
+            <w:r>
+              <w:rPr>
+                <w:rFonts w:ascii="Calibri" w:hAnsi="Calibri" w:cs="Calibri"/>
+                <w:b/>
+                <w:bCs/>
+              </w:rPr>
+              <w:t>Zone 5</w:t>
+            </w:r>
+          </w:p>
+        </w:tc>
+        <w:tc>
+          <w:tcPr>
+            <w:tcW w:w="0" w:type="auto"/>
+            <w:vAlign w:val="center"/>
+            <w:hideMark/>
+          </w:tcPr>
+          <w:p>
+            <w:pPr>
+              <w:jc w:val="center"/>
+              <w:rPr>
+                <w:rFonts w:ascii="Calibri" w:hAnsi="Calibri" w:cs="Calibri"/>
+              </w:rPr>
+            </w:pPr>
+            <w:r>
+              <w:rPr>
+                <w:rFonts w:ascii="Calibri" w:hAnsi="Calibri" w:cs="Calibri"/>
+              </w:rPr>
+              <w:t>PA, NJ, MA, MO, MN, LA, AZ</w:t>
+            </w:r>
+          </w:p>
+        </w:tc>
+        <w:tc>
+          <w:tcPr>
+            <w:tcW w:w="4177" w:type="dxa"/>
+            <w:vAlign w:val="center"/>
+            <w:hideMark/>
+          </w:tcPr>
+          <w:p>
+            <w:pPr>
+              <w:jc w:val="center"/>
+              <w:rPr>
+                <w:rFonts w:ascii="Calibri" w:hAnsi="Calibri" w:cs="Calibri"/>
+              </w:rPr>
+            </w:pPr>
+            <w:r>
+              <w:rPr>
+                <w:rFonts w:ascii="Calibri" w:hAnsi="Calibri" w:cs="Calibri"/>
+              </w:rPr>
+              <w:t>Campus + Venue + PSAP</w:t>
+            </w:r>
+          </w:p>
+        </w:tc>
+      </w:tr>
+      <w:tr>
+        <w:trPr>
+          <w:tblCellSpacing w:w="15" w:type="dxa"/>
+        </w:trPr>
+        <w:tc>
+          <w:tcPr>
+            <w:tcW w:w="0" w:type="auto"/>
+            <w:vAlign w:val="center"/>
+            <w:hideMark/>
+          </w:tcPr>
+          <w:p>
+            <w:pPr>
+              <w:rPr>
+                <w:rFonts w:ascii="Calibri" w:hAnsi="Calibri" w:cs="Calibri"/>
+              </w:rPr>
+            </w:pPr>
+            <w:r>
+              <w:rPr>
+                <w:rFonts w:ascii="Calibri" w:hAnsi="Calibri" w:cs="Calibri"/>
+                <w:b/>
+                <w:bCs/>
+              </w:rPr>
+              <w:t>Zone 6</w:t>
+            </w:r>
+          </w:p>
+        </w:tc>
+        <w:tc>
+          <w:tcPr>
+            <w:tcW w:w="0" w:type="auto"/>
+            <w:vAlign w:val="center"/>
+            <w:hideMark/>
+          </w:tcPr>
+          <w:p>
+            <w:pPr>
+              <w:jc w:val="center"/>
+              <w:rPr>
+                <w:rFonts w:ascii="Calibri" w:hAnsi="Calibri" w:cs="Calibri"/>
+              </w:rPr>
+            </w:pPr>
+            <w:r>
+              <w:rPr>
+                <w:rFonts w:ascii="Calibri" w:hAnsi="Calibri" w:cs="Calibri"/>
+              </w:rPr>
+              <w:t>AK, ID, ME, MT, NH, NM, ND, SD, VT, WV, WY</w:t>
+            </w:r>
+          </w:p>
+        </w:tc>
+        <w:tc>
+          <w:tcPr>
+            <w:tcW w:w="4177" w:type="dxa"/>
+            <w:vAlign w:val="center"/>
+            <w:hideMark/>
+          </w:tcPr>
+          <w:p>
+            <w:pPr>
+              <w:jc w:val="center"/>
+              <w:rPr>
+                <w:rFonts w:ascii="Calibri" w:hAnsi="Calibri" w:cs="Calibri"/>
+              </w:rPr>
+            </w:pPr>
+            <w:r>
+              <w:rPr>
+                <w:rFonts w:ascii="Calibri" w:hAnsi="Calibri" w:cs="Calibri"/>
+              </w:rPr>
+              <w:t>Emerging &amp; Expansion Markets</w:t>
+            </w:r>
+          </w:p>
+        </w:tc>
+      </w:tr>
+    </w:tbl>
+    <w:p>
+      <w:pPr>
+        <w:spacing w:after="100" w:afterAutospacing="1"/>
+        <w:rPr>
+          <w:rFonts w:ascii="Calibri" w:hAnsi="Calibri" w:cs="Calibri"/>
+          <w:color w:val="000000"/>
+        </w:rPr>
+      </w:pPr>
+      <w:r>
+        <w:rPr>
+          <w:rFonts w:ascii="Calibri" w:hAnsi="Calibri" w:cs="Calibri"/>
+          <w:b/>
+          <w:bCs/>
+          <w:color w:val="000000"/>
+        </w:rPr>
+        <w:t>Preferred Sales Zone:</w:t>
+      </w:r>
+      <w:r>
+        <w:rPr>
+          <w:rFonts w:ascii="Calibri" w:hAnsi="Calibri" w:cs="Calibri"/>
+          <w:color w:val="000000"/>
+        </w:rPr>
+        <w:br/>
+      </w:r>
+      <w:r>
+        <w:rPr>
+          <w:rFonts w:ascii="Segoe UI Symbol" w:hAnsi="Segoe UI Symbol" w:cs="Segoe UI Symbol"/>
+          <w:color w:val="000000"/>
+        </w:rPr>
+        <w:t>☐</w:t>
+      </w:r>
+      <w:r>
+        <w:rPr>
+          <w:rFonts w:ascii="Calibri" w:hAnsi="Calibri" w:cs="Calibri"/>
+          <w:color w:val="000000"/>
+        </w:rPr>
+        <w:t xml:space="preserve"> Zone 1</w:t>
+      </w:r>
+      <w:r>
+        <w:rPr>
+          <w:rFonts w:ascii="Calibri" w:hAnsi="Calibri" w:cs="Calibri"/>
+          <w:color w:val="000000"/>
+        </w:rPr>
+        <w:br/>
+      </w:r>
+      <w:r>
+        <w:rPr>
+          <w:rFonts w:ascii="Segoe UI Symbol" w:hAnsi="Segoe UI Symbol" w:cs="Segoe UI Symbol"/>
+          <w:color w:val="000000"/>
+        </w:rPr>
+        <w:t>☐</w:t>
+      </w:r>
+      <w:r>
+        <w:rPr>
+          <w:rFonts w:ascii="Calibri" w:hAnsi="Calibri" w:cs="Calibri"/>
+          <w:color w:val="000000"/>
+        </w:rPr>
+        <w:t xml:space="preserve"> Zone 2</w:t>
+      </w:r>
+      <w:r>
+        <w:rPr>
+          <w:rFonts w:ascii="Calibri" w:hAnsi="Calibri" w:cs="Calibri"/>
+          <w:color w:val="000000"/>
+        </w:rPr>
+        <w:br/>
+      </w:r>
+      <w:r>
+        <w:rPr>
+          <w:rFonts w:ascii="Segoe UI Symbol" w:hAnsi="Segoe UI Symbol" w:cs="Segoe UI Symbol"/>
+          <w:color w:val="000000"/>
+        </w:rPr>
+        <w:t>☐</w:t>
+      </w:r>
+      <w:r>
+        <w:rPr>
+          <w:rFonts w:ascii="Calibri" w:hAnsi="Calibri" w:cs="Calibri"/>
+          <w:color w:val="000000"/>
+        </w:rPr>
+        <w:t xml:space="preserve"> Zone 3</w:t>
+      </w:r>
+      <w:r>
+        <w:rPr>
+          <w:rFonts w:ascii="Calibri" w:hAnsi="Calibri" w:cs="Calibri"/>
+          <w:color w:val="000000"/>
+        </w:rPr>
+        <w:br/>
+      </w:r>
+      <w:r>
+        <w:rPr>
+          <w:rFonts w:ascii="Segoe UI Symbol" w:hAnsi="Segoe UI Symbol" w:cs="Segoe UI Symbol"/>
+          <w:color w:val="000000"/>
+        </w:rPr>
+        <w:t>☐</w:t>
+      </w:r>
+      <w:r>
+        <w:rPr>
+          <w:rFonts w:ascii="Calibri" w:hAnsi="Calibri" w:cs="Calibri"/>
+          <w:color w:val="000000"/>
+        </w:rPr>
+        <w:t xml:space="preserve"> Zone 4</w:t>
+      </w:r>
+      <w:r>
+        <w:rPr>
+          <w:rFonts w:ascii="Calibri" w:hAnsi="Calibri" w:cs="Calibri"/>
+          <w:color w:val="000000"/>
+        </w:rPr>
+        <w:br/>
+      </w:r>
+      <w:r>
+        <w:rPr>
+          <w:rFonts w:ascii="Segoe UI Symbol" w:hAnsi="Segoe UI Symbol" w:cs="Segoe UI Symbol"/>
+          <w:color w:val="000000"/>
+        </w:rPr>
+        <w:t>☐</w:t>
+      </w:r>
+      <w:r>
+        <w:rPr>
+          <w:rFonts w:ascii="Calibri" w:hAnsi="Calibri" w:cs="Calibri"/>
+          <w:color w:val="000000"/>
+        </w:rPr>
+        <w:t xml:space="preserve"> Zone 5</w:t>
+      </w:r>
+      <w:r>
+        <w:rPr>
+          <w:rFonts w:ascii="Calibri" w:hAnsi="Calibri" w:cs="Calibri"/>
+          <w:color w:val="000000"/>
+        </w:rPr>
+        <w:br/>
+      </w:r>
+      <w:r>
+        <w:rPr>
+          <w:rFonts w:ascii="Segoe UI Symbol" w:hAnsi="Segoe UI Symbol" w:cs="Segoe UI Symbol"/>
+          <w:color w:val="000000"/>
+        </w:rPr>
+        <w:t>☐</w:t>
+      </w:r>
+      <w:r>
+        <w:rPr>
+          <w:rFonts w:ascii="Calibri" w:hAnsi="Calibri" w:cs="Calibri"/>
+          <w:color w:val="000000"/>
+        </w:rPr>
+        <w:t xml:space="preserve"> Zone 6</w:t>
+      </w:r>
+      <w:r>
+        <w:rPr>
+          <w:rFonts w:ascii="Calibri" w:hAnsi="Calibri" w:cs="Calibri"/>
+          <w:color w:val="000000"/>
+        </w:rPr>
+        <w:br/>
+      </w:r>
+      <w:r>
+        <w:rPr>
+          <w:rFonts w:ascii="Segoe UI Symbol" w:hAnsi="Segoe UI Symbol" w:cs="Segoe UI Symbol"/>
+          <w:color w:val="000000"/>
+        </w:rPr>
+        <w:t>☐</w:t>
+      </w:r>
+      <w:r>
+        <w:rPr>
+          <w:rFonts w:ascii="Calibri" w:hAnsi="Calibri" w:cs="Calibri"/>
+          <w:color w:val="000000"/>
+        </w:rPr>
+        <w:t xml:space="preserve"> No preference</w:t>
+      </w:r>
+    </w:p>
+    <w:p>
+      <w:pPr>
+        <w:spacing w:after="100" w:afterAutospacing="1"/>
+        <w:rPr>
+          <w:rFonts w:ascii="Calibri" w:hAnsi="Calibri" w:cs="Calibri"/>
+          <w:color w:val="000000"/>
+        </w:rPr>
+      </w:pPr>
+      <w:r>
+        <w:rPr>
+          <w:rFonts w:ascii="Calibri" w:hAnsi="Calibri" w:cs="Calibri"/>
+          <w:b/>
+          <w:bCs/>
+          <w:color w:val="000000"/>
+        </w:rPr>
+        <w:t>Second Choice:</w:t>
+      </w:r>
+      <w:r>
+        <w:rPr>
+          <w:rFonts w:ascii="Calibri" w:hAnsi="Calibri" w:cs="Calibri"/>
+          <w:color w:val="000000"/>
+        </w:rPr>
+        <w:t> ____________________</w:t>
+      </w:r>
     </w:p>
     <w:p>
       <w:pPr>
@@ -3445,8 +5363,59 @@
                 <w:sz w:val="18"/>
                 <w:szCs w:val="18"/>
               </w:rPr>
-              <w:t>Founder &amp; CEO, Apps on Demand LLC  |  NexCort iQ</w:t>
-            </w:r>
+              <w:t xml:space="preserve">Founder &amp; CEO, Apps on Demand </w:t>
+            </w:r>
+            <w:proofErr w:type="gramStart"/>
+            <w:r>
+              <w:rPr>
+                <w:rFonts w:ascii="Calibri" w:eastAsia="Calibri" w:hAnsi="Calibri" w:cs="Calibri"/>
+                <w:color w:val="6B7280"/>
+                <w:sz w:val="18"/>
+                <w:szCs w:val="18"/>
+              </w:rPr>
+              <w:t>LLC  |</w:t>
+            </w:r>
+            <w:proofErr w:type="gramEnd"/>
+            <w:r>
+              <w:rPr>
+                <w:rFonts w:ascii="Calibri" w:eastAsia="Calibri" w:hAnsi="Calibri" w:cs="Calibri"/>
+                <w:color w:val="6B7280"/>
+                <w:sz w:val="18"/>
+                <w:szCs w:val="18"/>
+              </w:rPr>
+              <w:t xml:space="preserve">  </w:t>
+            </w:r>
+            <w:proofErr w:type="spellStart"/>
+            <w:r>
+              <w:rPr>
+                <w:rFonts w:ascii="Calibri" w:eastAsia="Calibri" w:hAnsi="Calibri" w:cs="Calibri"/>
+                <w:color w:val="6B7280"/>
+                <w:sz w:val="18"/>
+                <w:szCs w:val="18"/>
+              </w:rPr>
+              <w:t>NexCort</w:t>
+            </w:r>
+            <w:proofErr w:type="spellEnd"/>
+            <w:r>
+              <w:rPr>
+                <w:rFonts w:ascii="Calibri" w:eastAsia="Calibri" w:hAnsi="Calibri" w:cs="Calibri"/>
+                <w:color w:val="6B7280"/>
+                <w:sz w:val="18"/>
+                <w:szCs w:val="18"/>
+              </w:rPr>
+              <w:t xml:space="preserve"> </w:t>
+            </w:r>
+            <w:proofErr w:type="spellStart"/>
+            <w:r>
+              <w:rPr>
+                <w:rFonts w:ascii="Calibri" w:eastAsia="Calibri" w:hAnsi="Calibri" w:cs="Calibri"/>
+                <w:color w:val="6B7280"/>
+                <w:sz w:val="18"/>
+                <w:szCs w:val="18"/>
+              </w:rPr>
+              <w:t>iQ</w:t>
+            </w:r>
+            <w:proofErr w:type="spellEnd"/>
           </w:p>
           <w:p>
             <w:pPr>
@@ -3500,7 +5469,18 @@
                 <w:sz w:val="18"/>
                 <w:szCs w:val="18"/>
               </w:rPr>
-              <w:t>[Contractor Full Name]</w:t>
+              <w:t>Name</w:t>
+            </w:r>
+            <w:r>
+              <w:rPr>
+                <w:rFonts w:ascii="Calibri" w:eastAsia="Calibri" w:hAnsi="Calibri" w:cs="Calibri"/>
+                <w:i/>
+                <w:iCs/>
+                <w:color w:val="6B7280"/>
+                <w:sz w:val="18"/>
+                <w:szCs w:val="18"/>
+              </w:rPr>
+              <w:t>:</w:t>
             </w:r>
           </w:p>
           <w:p>
@@ -3541,20 +5521,120 @@
     </w:p>
     <w:p>
       <w:pPr>
-        <w:spacing w:before="60"/>
         <w:jc w:val="center"/>
-      </w:pPr>
-      <w:r>
-        <w:rPr>
-          <w:rFonts w:ascii="Calibri" w:eastAsia="Calibri" w:hAnsi="Calibri" w:cs="Calibri"/>
+        <w:rPr>
+          <w:rFonts w:eastAsia="Calibri"/>
           <w:i/>
           <w:iCs/>
-          <w:color w:val="C0C6D4"/>
-          <w:sz w:val="16"/>
-          <w:szCs w:val="16"/>
-        </w:rPr>
-        <w:t>NexCort iQ  ·  Apps on Demand LLC  ·  Confidential  ·  nexcortiq.us</w:t>
-      </w:r>
+        </w:rPr>
+      </w:pPr>
+      <w:proofErr w:type="spellStart"/>
+      <w:r>
+        <w:rPr>
+          <w:rFonts w:eastAsia="Calibri"/>
+          <w:i/>
+          <w:iCs/>
+          <w:color w:val="D9D9D9" w:themeColor="background1" w:themeShade="D9"/>
+        </w:rPr>
+        <w:t>NexCort</w:t>
+      </w:r>
+      <w:proofErr w:type="spellEnd"/>
+      <w:r>
+        <w:rPr>
+          <w:rFonts w:eastAsia="Calibri"/>
+          <w:i/>
+          <w:iCs/>
+          <w:color w:val="D9D9D9" w:themeColor="background1" w:themeShade="D9"/>
+        </w:rPr>
+        <w:t xml:space="preserve"> </w:t>
+      </w:r>
+      <w:proofErr w:type="spellStart"/>
+      <w:proofErr w:type="gramStart"/>
+      <w:r>
+        <w:rPr>
+          <w:rFonts w:eastAsia="Calibri"/>
+          <w:i/>
+          <w:iCs/>
+          <w:color w:val="D9D9D9" w:themeColor="background1" w:themeShade="D9"/>
+        </w:rPr>
+        <w:t>iQ</w:t>
+      </w:r>
+      <w:proofErr w:type="spellEnd"/>
+      <w:r>
+        <w:rPr>
+          <w:rFonts w:eastAsia="Calibri"/>
+          <w:i/>
+          <w:iCs/>
+          <w:color w:val="D9D9D9" w:themeColor="background1" w:themeShade="D9"/>
+        </w:rPr>
+        <w:t xml:space="preserve">  ·</w:t>
+      </w:r>
+      <w:proofErr w:type="gramEnd"/>
+      <w:r>
+        <w:rPr>
+          <w:rFonts w:eastAsia="Calibri"/>
+          <w:i/>
+          <w:iCs/>
+          <w:color w:val="D9D9D9" w:themeColor="background1" w:themeShade="D9"/>
+        </w:rPr>
+        <w:t xml:space="preserve">  Apps on Demand </w:t>
+      </w:r>
+      <w:proofErr w:type="gramStart"/>
+      <w:r>
+        <w:rPr>
+          <w:rFonts w:eastAsia="Calibri"/>
+          <w:i/>
+          <w:iCs/>
+          <w:color w:val="D9D9D9" w:themeColor="background1" w:themeShade="D9"/>
+        </w:rPr>
+        <w:t>LLC  ·</w:t>
+      </w:r>
+      <w:proofErr w:type="gramEnd"/>
+      <w:r>
+        <w:rPr>
+          <w:rFonts w:eastAsia="Calibri"/>
+          <w:i/>
+          <w:iCs/>
+          <w:color w:val="D9D9D9" w:themeColor="background1" w:themeShade="D9"/>
+        </w:rPr>
+        <w:t xml:space="preserve">  </w:t>
+      </w:r>
+      <w:proofErr w:type="gramStart"/>
+      <w:r>
+        <w:rPr>
+          <w:rFonts w:eastAsia="Calibri"/>
+          <w:i/>
+          <w:iCs/>
+          <w:color w:val="D9D9D9" w:themeColor="background1" w:themeShade="D9"/>
+        </w:rPr>
+        <w:t>Confidential  ·</w:t>
+      </w:r>
+      <w:proofErr w:type="gramEnd"/>
+      <w:r>
+        <w:rPr>
+          <w:rFonts w:eastAsia="Calibri"/>
+          <w:i/>
+          <w:iCs/>
+          <w:color w:val="D9D9D9" w:themeColor="background1" w:themeShade="D9"/>
+        </w:rPr>
+        <w:t xml:space="preserve">  nexcortiq.us</w:t>
+      </w:r>
+      <w:r>
+        <w:rPr>
+          <w:rFonts w:eastAsia="Calibri"/>
+          <w:i/>
+          <w:iCs/>
+          <w:color w:val="D9D9D9" w:themeColor="background1" w:themeShade="D9"/>
+        </w:rPr>
+        <w:br/>
+      </w:r>
+    </w:p>
+    <w:p>
+      <w:pPr>
+        <w:rPr>
+          <w:rFonts w:ascii="Calibri" w:hAnsi="Calibri" w:cs="Calibri"/>
+        </w:rPr>
+      </w:pPr>
     </w:p>
     <w:sectPr>
       <w:headerReference w:type="even" r:id="rId7"/>
@@ -3646,40 +5726,6 @@
     <w:pPr>
       <w:pStyle w:val="Header"/>
     </w:pPr>
-    <w:r>
-      <w:rPr>
-        <w:noProof/>
-      </w:rPr>
-      <w:pict w14:anchorId="3841893C">
-        <v:shapetype id="_x0000_t136" coordsize="21600,21600" o:spt="136" adj="10800" path="m@7,l@8,m@5,21600l@6,21600e">
-          <v:formulas>
-            <v:f eqn="sum #0 0 10800"/>
-            <v:f eqn="prod #0 2 1"/>
-            <v:f eqn="sum 21600 0 @1"/>
-            <v:f eqn="sum 0 0 @2"/>
-            <v:f eqn="sum 21600 0 @3"/>
-            <v:f eqn="if @0 @3 0"/>
-            <v:f eqn="if @0 21600 @1"/>
-            <v:f eqn="if @0 0 @2"/>
-            <v:f eqn="if @0 @4 21600"/>
-            <v:f eqn="mid @5 @6"/>
-            <v:f eqn="mid @8 @5"/>
-            <v:f eqn="mid @7 @8"/>
-            <v:f eqn="mid @6 @7"/>
-            <v:f eqn="sum @6 0 @5"/>
-          </v:formulas>
-          <v:path textpathok="t" o:connecttype="custom" o:connectlocs="@9,0;@10,10800;@11,21600;@12,10800" o:connectangles="270,180,90,0"/>
-          <v:textpath on="t" fitshape="t"/>
-          <v:handles>
-            <v:h position="#0,bottomRight" xrange="6629,14971"/>
-          </v:handles>
-          <o:lock v:ext="edit" text="t" shapetype="t"/>
-        </v:shapetype>
-        <v:shape id="PowerPlusWaterMarkObject2176719116" o:spid="_x0000_s1027" type="#_x0000_t136" alt="" style="position:absolute;margin-left:0;margin-top:0;width:473.6pt;height:165.75pt;rotation:315;z-index:-251655168;mso-wrap-edited:f;mso-width-percent:0;mso-height-percent:0;mso-position-horizontal:center;mso-position-horizontal-relative:margin;mso-position-vertical:center;mso-position-vertical-relative:margin;mso-width-percent:0;mso-height-percent:0" o:allowincell="f" fillcolor="#e00" stroked="f">
-          <v:textpath style="font-family:&quot;Times New Roman&quot;;font-size:1pt;font-weight:bold;font-style:italic" string="DRAFT"/>
-        </v:shape>
-      </w:pict>
-    </w:r>
   </w:p>
 </w:hdr>
 </file>
@@ -3690,40 +5736,6 @@
     <w:pPr>
       <w:jc w:val="center"/>
     </w:pPr>
-    <w:r>
-      <w:rPr>
-        <w:noProof/>
-      </w:rPr>
-      <w:pict w14:anchorId="75CD42F8">
-        <v:shapetype id="_x0000_t136" coordsize="21600,21600" o:spt="136" adj="10800" path="m@7,l@8,m@5,21600l@6,21600e">
-          <v:formulas>
-            <v:f eqn="sum #0 0 10800"/>
-            <v:f eqn="prod #0 2 1"/>
-            <v:f eqn="sum 21600 0 @1"/>
-            <v:f eqn="sum 0 0 @2"/>
-            <v:f eqn="sum 21600 0 @3"/>
-            <v:f eqn="if @0 @3 0"/>
-            <v:f eqn="if @0 21600 @1"/>
-            <v:f eqn="if @0 0 @2"/>
-            <v:f eqn="if @0 @4 21600"/>
-            <v:f eqn="mid @5 @6"/>
-            <v:f eqn="mid @8 @5"/>
-            <v:f eqn="mid @7 @8"/>
-            <v:f eqn="mid @6 @7"/>
-            <v:f eqn="sum @6 0 @5"/>
-          </v:formulas>
-          <v:path textpathok="t" o:connecttype="custom" o:connectlocs="@9,0;@10,10800;@11,21600;@12,10800" o:connectangles="270,180,90,0"/>
-          <v:textpath on="t" fitshape="t"/>
-          <v:handles>
-            <v:h position="#0,bottomRight" xrange="6629,14971"/>
-          </v:handles>
-          <o:lock v:ext="edit" text="t" shapetype="t"/>
-        </v:shapetype>
-        <v:shape id="PowerPlusWaterMarkObject2176719117" o:spid="_x0000_s1026" type="#_x0000_t136" alt="" style="position:absolute;left:0;text-align:left;margin-left:0;margin-top:0;width:473.6pt;height:165.75pt;rotation:315;z-index:-251653120;mso-wrap-edited:f;mso-width-percent:0;mso-height-percent:0;mso-position-horizontal:center;mso-position-horizontal-relative:margin;mso-position-vertical:center;mso-position-vertical-relative:margin;mso-width-percent:0;mso-height-percent:0" o:allowincell="f" fillcolor="#e00" stroked="f">
-          <v:textpath style="font-family:&quot;Times New Roman&quot;;font-size:1pt;font-weight:bold;font-style:italic" string="DRAFT"/>
-        </v:shape>
-      </w:pict>
-    </w:r>
     <w:r>
       <w:rPr>
         <w:rFonts w:ascii="Calibri" w:eastAsia="Calibri" w:hAnsi="Calibri" w:cs="Calibri"/>
@@ -3744,8 +5756,21 @@
         <w:sz w:val="52"/>
         <w:szCs w:val="52"/>
       </w:rPr>
-      <w:t xml:space="preserve"> iQ</w:t>
+      <w:t xml:space="preserve"> </w:t>
     </w:r>
+    <w:proofErr w:type="spellStart"/>
+    <w:r>
+      <w:rPr>
+        <w:rFonts w:ascii="Calibri" w:eastAsia="Calibri" w:hAnsi="Calibri" w:cs="Calibri"/>
+        <w:b/>
+        <w:bCs/>
+        <w:color w:val="CC1B2B"/>
+        <w:sz w:val="52"/>
+        <w:szCs w:val="52"/>
+      </w:rPr>
+      <w:t>iQ</w:t>
+    </w:r>
+    <w:proofErr w:type="spellEnd"/>
     <w:r>
       <w:rPr>
         <w:rFonts w:ascii="Calibri" w:eastAsia="Calibri" w:hAnsi="Calibri" w:cs="Calibri"/>
@@ -3787,7 +5812,27 @@
         <w:sz w:val="17"/>
         <w:szCs w:val="17"/>
       </w:rPr>
-      <w:t>Apps on Demand LLC  |  Confidential</w:t>
+      <w:t xml:space="preserve">Apps on Demand </w:t>
+    </w:r>
+    <w:proofErr w:type="gramStart"/>
+    <w:r>
+      <w:rPr>
+        <w:rFonts w:ascii="Calibri" w:eastAsia="Calibri" w:hAnsi="Calibri" w:cs="Calibri"/>
+        <w:color w:val="C0C6D4"/>
+        <w:sz w:val="17"/>
+        <w:szCs w:val="17"/>
+      </w:rPr>
+      <w:t>LLC  |</w:t>
+    </w:r>
+    <w:proofErr w:type="gramEnd"/>
+    <w:r>
+      <w:rPr>
+        <w:rFonts w:ascii="Calibri" w:eastAsia="Calibri" w:hAnsi="Calibri" w:cs="Calibri"/>
+        <w:color w:val="C0C6D4"/>
+        <w:sz w:val="17"/>
+        <w:szCs w:val="17"/>
+      </w:rPr>
+      <w:t xml:space="preserve">  Confidential</w:t>
     </w:r>
   </w:p>
   <w:p>
@@ -3821,40 +5866,6 @@
     <w:pPr>
       <w:pStyle w:val="Header"/>
     </w:pPr>
-    <w:r>
-      <w:rPr>
-        <w:noProof/>
-      </w:rPr>
-      <w:pict w14:anchorId="2C19F633">
-        <v:shapetype id="_x0000_t136" coordsize="21600,21600" o:spt="136" adj="10800" path="m@7,l@8,m@5,21600l@6,21600e">
-          <v:formulas>
-            <v:f eqn="sum #0 0 10800"/>
-            <v:f eqn="prod #0 2 1"/>
-            <v:f eqn="sum 21600 0 @1"/>
-            <v:f eqn="sum 0 0 @2"/>
-            <v:f eqn="sum 21600 0 @3"/>
-            <v:f eqn="if @0 @3 0"/>
-            <v:f eqn="if @0 21600 @1"/>
-            <v:f eqn="if @0 0 @2"/>
-            <v:f eqn="if @0 @4 21600"/>
-            <v:f eqn="mid @5 @6"/>
-            <v:f eqn="mid @8 @5"/>
-            <v:f eqn="mid @7 @8"/>
-            <v:f eqn="mid @6 @7"/>
-            <v:f eqn="sum @6 0 @5"/>
-          </v:formulas>
-          <v:path textpathok="t" o:connecttype="custom" o:connectlocs="@9,0;@10,10800;@11,21600;@12,10800" o:connectangles="270,180,90,0"/>
-          <v:textpath on="t" fitshape="t"/>
-          <v:handles>
-            <v:h position="#0,bottomRight" xrange="6629,14971"/>
-          </v:handles>
-          <o:lock v:ext="edit" text="t" shapetype="t"/>
-        </v:shapetype>
-        <v:shape id="PowerPlusWaterMarkObject2176719115" o:spid="_x0000_s1025" type="#_x0000_t136" alt="" style="position:absolute;margin-left:0;margin-top:0;width:473.6pt;height:165.75pt;rotation:315;z-index:-251657216;mso-wrap-edited:f;mso-width-percent:0;mso-height-percent:0;mso-position-horizontal:center;mso-position-horizontal-relative:margin;mso-position-vertical:center;mso-position-vertical-relative:margin;mso-width-percent:0;mso-height-percent:0" o:allowincell="f" fillcolor="#e00" stroked="f">
-          <v:textpath style="font-family:&quot;Times New Roman&quot;;font-size:1pt;font-weight:bold;font-style:italic" string="DRAFT"/>
-        </v:shape>
-      </w:pict>
-    </w:r>
   </w:p>
 </w:hdr>
 </file>
@@ -4670,6 +6681,21 @@
     <w:basedOn w:val="DefaultParagraphFont"/>
     <w:rsid w:val="008431C6"/>
   </w:style>
+  <w:style w:type="paragraph" w:styleId="NormalWeb">
+    <w:name w:val="Normal (Web)"/>
+    <w:basedOn w:val="Normal"/>
+    <w:uiPriority w:val="99"/>
+    <w:semiHidden/>
+    <w:unhideWhenUsed/>
+    <w:rsid w:val="002013B1"/>
+    <w:pPr>
+      <w:spacing w:before="100" w:beforeAutospacing="1" w:after="100" w:afterAutospacing="1"/>
+    </w:pPr>
+    <w:rPr>
+      <w:sz w:val="24"/>
+      <w:szCs w:val="24"/>
+    </w:rPr>
+  </w:style>
 </w:styles>
 </file>
 
